--- a/zht/docx/192.content.docx
+++ b/zht/docx/192.content.docx
@@ -357,150 +357,108 @@
           <w:lang w:val="zh_TW" w:bidi="zh_TW"/>
         </w:rPr>
       </w:r>
-      <w:hyperlink r:id="rId13">
-        <w:r>
-          <w:rPr>
-            <w:lang w:val="zh_TW" w:bidi="zh_TW"/>
-          </w:rPr>
-          <w:rPr>
-            <w:color w:val="0000EE"/>
-            <w:u w:val="single"/>
-          </w:rPr>
-          <w:t>約翰福音21:1–3</w:t>
-        </w:r>
-      </w:hyperlink>
-    </w:p>
-    <w:p>
-      <w:pPr>
-        <w:pStyle w:val="ListBullet"/>
-        <w:spacing w:line="240" w:lineRule="auto"/>
-        <w:ind w:left="720"/>
-      </w:pPr>
-      <w:r>
-        <w:rPr>
-          <w:lang w:val="zh_TW" w:bidi="zh_TW"/>
-        </w:rPr>
-      </w:r>
-      <w:hyperlink r:id="rId14">
-        <w:r>
-          <w:rPr>
-            <w:lang w:val="zh_TW" w:bidi="zh_TW"/>
-          </w:rPr>
-          <w:rPr>
-            <w:color w:val="0000EE"/>
-            <w:u w:val="single"/>
-          </w:rPr>
-          <w:t>路路加福音:8–11</w:t>
-        </w:r>
-      </w:hyperlink>
-    </w:p>
-    <w:p>
-      <w:pPr>
-        <w:pStyle w:val="ListBullet"/>
-        <w:spacing w:line="240" w:lineRule="auto"/>
-        <w:ind w:left="720"/>
-      </w:pPr>
-      <w:r>
-        <w:rPr>
-          <w:lang w:val="zh_TW" w:bidi="zh_TW"/>
-        </w:rPr>
-      </w:r>
-      <w:hyperlink r:id="rId15">
-        <w:r>
-          <w:rPr>
-            <w:lang w:val="zh_TW" w:bidi="zh_TW"/>
-          </w:rPr>
-          <w:rPr>
-            <w:color w:val="0000EE"/>
-            <w:u w:val="single"/>
-          </w:rPr>
-          <w:t>馬可福音1:19–20</w:t>
-        </w:r>
-      </w:hyperlink>
-    </w:p>
-    <w:p>
-      <w:pPr>
-        <w:pStyle w:val="ListBullet"/>
-        <w:spacing w:line="240" w:lineRule="auto"/>
-        <w:ind w:left="720"/>
-      </w:pPr>
-      <w:r>
-        <w:rPr>
-          <w:lang w:val="zh_TW" w:bidi="zh_TW"/>
-        </w:rPr>
-      </w:r>
-      <w:hyperlink r:id="rId16">
-        <w:r>
-          <w:rPr>
-            <w:lang w:val="zh_TW" w:bidi="zh_TW"/>
-          </w:rPr>
-          <w:rPr>
-            <w:color w:val="0000EE"/>
-            <w:u w:val="single"/>
-          </w:rPr>
-          <w:t>馬太福音4:21–22</w:t>
-        </w:r>
-      </w:hyperlink>
-    </w:p>
-    <w:p>
-      <w:pPr>
-        <w:pStyle w:val="ListBullet"/>
-        <w:spacing w:line="240" w:lineRule="auto"/>
-        <w:ind w:left="720"/>
-      </w:pPr>
-      <w:r>
-        <w:rPr>
-          <w:lang w:val="zh_TW" w:bidi="zh_TW"/>
-        </w:rPr>
-      </w:r>
-      <w:hyperlink r:id="rId16">
-        <w:r>
-          <w:rPr>
-            <w:lang w:val="zh_TW" w:bidi="zh_TW"/>
-          </w:rPr>
-          <w:rPr>
-            <w:color w:val="0000EE"/>
-            <w:u w:val="single"/>
-          </w:rPr>
-          <w:t>馬太福音</w:t>
-        </w:r>
-      </w:hyperlink>
-      <w:hyperlink r:id="rId17">
-        <w:r>
-          <w:rPr>
-            <w:lang w:val="zh_TW" w:bidi="zh_TW"/>
-          </w:rPr>
-          <w:rPr>
-            <w:color w:val="0000EE"/>
-            <w:u w:val="single"/>
-          </w:rPr>
-          <w:t>20:20</w:t>
-        </w:r>
-      </w:hyperlink>
-    </w:p>
-    <w:p>
-      <w:pPr>
-        <w:pStyle w:val="ListBullet"/>
-        <w:spacing w:line="240" w:lineRule="auto"/>
-        <w:ind w:left="720"/>
-      </w:pPr>
-      <w:r>
-        <w:rPr>
-          <w:lang w:val="zh_TW" w:bidi="zh_TW"/>
-        </w:rPr>
-      </w:r>
-      <w:hyperlink r:id="rId18">
-        <w:r>
-          <w:rPr>
-            <w:lang w:val="zh_TW" w:bidi="zh_TW"/>
-          </w:rPr>
-          <w:rPr>
-            <w:color w:val="0000EE"/>
-            <w:u w:val="single"/>
-          </w:rPr>
-          <w:t>馬太福音26:36–38</w:t>
-        </w:r>
-      </w:hyperlink>
+      <w:r>
+        <w:rPr>
+          <w:lang w:val="zh_TW" w:bidi="zh_TW"/>
+        </w:rPr>
+        <w:t>約翰福音21:1–3</w:t>
+      </w:r>
+    </w:p>
+    <w:p>
+      <w:pPr>
+        <w:pStyle w:val="ListBullet"/>
+        <w:spacing w:line="240" w:lineRule="auto"/>
+        <w:ind w:left="720"/>
+      </w:pPr>
+      <w:r>
+        <w:rPr>
+          <w:lang w:val="zh_TW" w:bidi="zh_TW"/>
+        </w:rPr>
+      </w:r>
+      <w:r>
+        <w:rPr>
+          <w:lang w:val="zh_TW" w:bidi="zh_TW"/>
+        </w:rPr>
+        <w:t>路路加福音:8–11</w:t>
+      </w:r>
+    </w:p>
+    <w:p>
+      <w:pPr>
+        <w:pStyle w:val="ListBullet"/>
+        <w:spacing w:line="240" w:lineRule="auto"/>
+        <w:ind w:left="720"/>
+      </w:pPr>
+      <w:r>
+        <w:rPr>
+          <w:lang w:val="zh_TW" w:bidi="zh_TW"/>
+        </w:rPr>
+      </w:r>
+      <w:r>
+        <w:rPr>
+          <w:lang w:val="zh_TW" w:bidi="zh_TW"/>
+        </w:rPr>
+        <w:t>馬可福音1:19–20</w:t>
+      </w:r>
+    </w:p>
+    <w:p>
+      <w:pPr>
+        <w:pStyle w:val="ListBullet"/>
+        <w:spacing w:line="240" w:lineRule="auto"/>
+        <w:ind w:left="720"/>
+      </w:pPr>
+      <w:r>
+        <w:rPr>
+          <w:lang w:val="zh_TW" w:bidi="zh_TW"/>
+        </w:rPr>
+      </w:r>
+      <w:r>
+        <w:rPr>
+          <w:lang w:val="zh_TW" w:bidi="zh_TW"/>
+        </w:rPr>
+        <w:t>馬太福音4:21–22</w:t>
+      </w:r>
+    </w:p>
+    <w:p>
+      <w:pPr>
+        <w:pStyle w:val="ListBullet"/>
+        <w:spacing w:line="240" w:lineRule="auto"/>
+        <w:ind w:left="720"/>
+      </w:pPr>
+      <w:r>
+        <w:rPr>
+          <w:lang w:val="zh_TW" w:bidi="zh_TW"/>
+        </w:rPr>
+      </w:r>
+      <w:r>
+        <w:rPr>
+          <w:lang w:val="zh_TW" w:bidi="zh_TW"/>
+        </w:rPr>
+        <w:t>馬太福音</w:t>
+      </w:r>
+      <w:r>
+        <w:rPr>
+          <w:lang w:val="zh_TW" w:bidi="zh_TW"/>
+        </w:rPr>
+        <w:t>20:20</w:t>
+      </w:r>
+    </w:p>
+    <w:p>
+      <w:pPr>
+        <w:pStyle w:val="ListBullet"/>
+        <w:spacing w:line="240" w:lineRule="auto"/>
+        <w:ind w:left="720"/>
+      </w:pPr>
+      <w:r>
+        <w:rPr>
+          <w:lang w:val="zh_TW" w:bidi="zh_TW"/>
+        </w:rPr>
+      </w:r>
+      <w:r>
+        <w:rPr>
+          <w:lang w:val="zh_TW" w:bidi="zh_TW"/>
+        </w:rPr>
+        <w:t>馬太福音26:36–38</w:t>
+      </w:r>
     </w:p>
     <w:p>
       <w:pPr>
@@ -772,138 +730,102 @@
           <w:lang w:val="zh_TW" w:bidi="zh_TW"/>
         </w:rPr>
       </w:r>
-      <w:hyperlink r:id="rId19">
-        <w:r>
-          <w:rPr>
-            <w:lang w:val="zh_TW" w:bidi="zh_TW"/>
-          </w:rPr>
-          <w:rPr>
-            <w:color w:val="0000EE"/>
-            <w:u w:val="single"/>
-          </w:rPr>
-          <w:t>路加福音9:28–29</w:t>
-        </w:r>
-      </w:hyperlink>
-    </w:p>
-    <w:p>
-      <w:pPr>
-        <w:pStyle w:val="ListBullet"/>
-        <w:spacing w:line="240" w:lineRule="auto"/>
-        <w:ind w:left="720"/>
-      </w:pPr>
-      <w:r>
-        <w:rPr>
-          <w:lang w:val="zh_TW" w:bidi="zh_TW"/>
-        </w:rPr>
-      </w:r>
-      <w:hyperlink r:id="rId15">
-        <w:r>
-          <w:rPr>
-            <w:lang w:val="zh_TW" w:bidi="zh_TW"/>
-          </w:rPr>
-          <w:rPr>
-            <w:color w:val="0000EE"/>
-            <w:u w:val="single"/>
-          </w:rPr>
-          <w:t>馬可福音1:19–20</w:t>
-        </w:r>
-      </w:hyperlink>
-    </w:p>
-    <w:p>
-      <w:pPr>
-        <w:pStyle w:val="ListBullet"/>
-        <w:spacing w:line="240" w:lineRule="auto"/>
-        <w:ind w:left="720"/>
-      </w:pPr>
-      <w:r>
-        <w:rPr>
-          <w:lang w:val="zh_TW" w:bidi="zh_TW"/>
-        </w:rPr>
-      </w:r>
-      <w:hyperlink r:id="rId20">
-        <w:r>
-          <w:rPr>
-            <w:lang w:val="zh_TW" w:bidi="zh_TW"/>
-          </w:rPr>
-          <w:rPr>
-            <w:color w:val="0000EE"/>
-            <w:u w:val="single"/>
-          </w:rPr>
-          <w:t>馬可福音1:29–31</w:t>
-        </w:r>
-      </w:hyperlink>
-    </w:p>
-    <w:p>
-      <w:pPr>
-        <w:pStyle w:val="ListBullet"/>
-        <w:spacing w:line="240" w:lineRule="auto"/>
-        <w:ind w:left="720"/>
-      </w:pPr>
-      <w:r>
-        <w:rPr>
-          <w:lang w:val="zh_TW" w:bidi="zh_TW"/>
-        </w:rPr>
-      </w:r>
-      <w:hyperlink r:id="rId21">
-        <w:r>
-          <w:rPr>
-            <w:lang w:val="zh_TW" w:bidi="zh_TW"/>
-          </w:rPr>
-          <w:rPr>
-            <w:color w:val="0000EE"/>
-            <w:u w:val="single"/>
-          </w:rPr>
-          <w:t>馬可福音3:17</w:t>
-        </w:r>
-      </w:hyperlink>
-    </w:p>
-    <w:p>
-      <w:pPr>
-        <w:pStyle w:val="ListBullet"/>
-        <w:spacing w:line="240" w:lineRule="auto"/>
-        <w:ind w:left="720"/>
-      </w:pPr>
-      <w:r>
-        <w:rPr>
-          <w:lang w:val="zh_TW" w:bidi="zh_TW"/>
-        </w:rPr>
-      </w:r>
-      <w:hyperlink r:id="rId16">
-        <w:r>
-          <w:rPr>
-            <w:lang w:val="zh_TW" w:bidi="zh_TW"/>
-          </w:rPr>
-          <w:rPr>
-            <w:color w:val="0000EE"/>
-            <w:u w:val="single"/>
-          </w:rPr>
-          <w:t>馬太福音4:21–22</w:t>
-        </w:r>
-      </w:hyperlink>
-    </w:p>
-    <w:p>
-      <w:pPr>
-        <w:pStyle w:val="ListBullet"/>
-        <w:spacing w:line="240" w:lineRule="auto"/>
-        <w:ind w:left="720"/>
-      </w:pPr>
-      <w:r>
-        <w:rPr>
-          <w:lang w:val="zh_TW" w:bidi="zh_TW"/>
-        </w:rPr>
-      </w:r>
-      <w:hyperlink r:id="rId22">
-        <w:r>
-          <w:rPr>
-            <w:lang w:val="zh_TW" w:bidi="zh_TW"/>
-          </w:rPr>
-          <w:rPr>
-            <w:color w:val="0000EE"/>
-            <w:u w:val="single"/>
-          </w:rPr>
-          <w:t>馬太福音17:1–2</w:t>
-        </w:r>
-      </w:hyperlink>
+      <w:r>
+        <w:rPr>
+          <w:lang w:val="zh_TW" w:bidi="zh_TW"/>
+        </w:rPr>
+        <w:t>路加福音9:28–29</w:t>
+      </w:r>
+    </w:p>
+    <w:p>
+      <w:pPr>
+        <w:pStyle w:val="ListBullet"/>
+        <w:spacing w:line="240" w:lineRule="auto"/>
+        <w:ind w:left="720"/>
+      </w:pPr>
+      <w:r>
+        <w:rPr>
+          <w:lang w:val="zh_TW" w:bidi="zh_TW"/>
+        </w:rPr>
+      </w:r>
+      <w:r>
+        <w:rPr>
+          <w:lang w:val="zh_TW" w:bidi="zh_TW"/>
+        </w:rPr>
+        <w:t>馬可福音1:19–20</w:t>
+      </w:r>
+    </w:p>
+    <w:p>
+      <w:pPr>
+        <w:pStyle w:val="ListBullet"/>
+        <w:spacing w:line="240" w:lineRule="auto"/>
+        <w:ind w:left="720"/>
+      </w:pPr>
+      <w:r>
+        <w:rPr>
+          <w:lang w:val="zh_TW" w:bidi="zh_TW"/>
+        </w:rPr>
+      </w:r>
+      <w:r>
+        <w:rPr>
+          <w:lang w:val="zh_TW" w:bidi="zh_TW"/>
+        </w:rPr>
+        <w:t>馬可福音1:29–31</w:t>
+      </w:r>
+    </w:p>
+    <w:p>
+      <w:pPr>
+        <w:pStyle w:val="ListBullet"/>
+        <w:spacing w:line="240" w:lineRule="auto"/>
+        <w:ind w:left="720"/>
+      </w:pPr>
+      <w:r>
+        <w:rPr>
+          <w:lang w:val="zh_TW" w:bidi="zh_TW"/>
+        </w:rPr>
+      </w:r>
+      <w:r>
+        <w:rPr>
+          <w:lang w:val="zh_TW" w:bidi="zh_TW"/>
+        </w:rPr>
+        <w:t>馬可福音3:17</w:t>
+      </w:r>
+    </w:p>
+    <w:p>
+      <w:pPr>
+        <w:pStyle w:val="ListBullet"/>
+        <w:spacing w:line="240" w:lineRule="auto"/>
+        <w:ind w:left="720"/>
+      </w:pPr>
+      <w:r>
+        <w:rPr>
+          <w:lang w:val="zh_TW" w:bidi="zh_TW"/>
+        </w:rPr>
+      </w:r>
+      <w:r>
+        <w:rPr>
+          <w:lang w:val="zh_TW" w:bidi="zh_TW"/>
+        </w:rPr>
+        <w:t>馬太福音4:21–22</w:t>
+      </w:r>
+    </w:p>
+    <w:p>
+      <w:pPr>
+        <w:pStyle w:val="ListBullet"/>
+        <w:spacing w:line="240" w:lineRule="auto"/>
+        <w:ind w:left="720"/>
+      </w:pPr>
+      <w:r>
+        <w:rPr>
+          <w:lang w:val="zh_TW" w:bidi="zh_TW"/>
+        </w:rPr>
+      </w:r>
+      <w:r>
+        <w:rPr>
+          <w:lang w:val="zh_TW" w:bidi="zh_TW"/>
+        </w:rPr>
+        <w:t>馬太福音17:1–2</w:t>
+      </w:r>
     </w:p>
     <w:p>
       <w:pPr>
@@ -1133,150 +1055,108 @@
           <w:lang w:val="zh_TW" w:bidi="zh_TW"/>
         </w:rPr>
       </w:r>
-      <w:hyperlink r:id="rId23">
-        <w:r>
-          <w:rPr>
-            <w:lang w:val="zh_TW" w:bidi="zh_TW"/>
-          </w:rPr>
-          <w:rPr>
-            <w:color w:val="0000EE"/>
-            <w:u w:val="single"/>
-          </w:rPr>
-          <w:t>出埃及記1:1–5</w:t>
-        </w:r>
-      </w:hyperlink>
-    </w:p>
-    <w:p>
-      <w:pPr>
-        <w:pStyle w:val="ListBullet"/>
-        <w:spacing w:line="240" w:lineRule="auto"/>
-        <w:ind w:left="720"/>
-      </w:pPr>
-      <w:r>
-        <w:rPr>
-          <w:lang w:val="zh_TW" w:bidi="zh_TW"/>
-        </w:rPr>
-      </w:r>
-      <w:hyperlink r:id="rId24">
-        <w:r>
-          <w:rPr>
-            <w:lang w:val="zh_TW" w:bidi="zh_TW"/>
-          </w:rPr>
-          <w:rPr>
-            <w:color w:val="0000EE"/>
-            <w:u w:val="single"/>
-          </w:rPr>
-          <w:t>創世記30:20</w:t>
-        </w:r>
-      </w:hyperlink>
-    </w:p>
-    <w:p>
-      <w:pPr>
-        <w:pStyle w:val="ListBullet"/>
-        <w:spacing w:line="240" w:lineRule="auto"/>
-        <w:ind w:left="720"/>
-      </w:pPr>
-      <w:r>
-        <w:rPr>
-          <w:lang w:val="zh_TW" w:bidi="zh_TW"/>
-        </w:rPr>
-      </w:r>
-      <w:hyperlink r:id="rId25">
-        <w:r>
-          <w:rPr>
-            <w:lang w:val="zh_TW" w:bidi="zh_TW"/>
-          </w:rPr>
-          <w:rPr>
-            <w:color w:val="0000EE"/>
-            <w:u w:val="single"/>
-          </w:rPr>
-          <w:t>以賽亞書9:1</w:t>
-        </w:r>
-      </w:hyperlink>
-    </w:p>
-    <w:p>
-      <w:pPr>
-        <w:pStyle w:val="ListBullet"/>
-        <w:spacing w:line="240" w:lineRule="auto"/>
-        <w:ind w:left="720"/>
-      </w:pPr>
-      <w:r>
-        <w:rPr>
-          <w:lang w:val="zh_TW" w:bidi="zh_TW"/>
-        </w:rPr>
-      </w:r>
-      <w:hyperlink r:id="rId26">
-        <w:r>
-          <w:rPr>
-            <w:lang w:val="zh_TW" w:bidi="zh_TW"/>
-          </w:rPr>
-          <w:rPr>
-            <w:color w:val="0000EE"/>
-            <w:u w:val="single"/>
-          </w:rPr>
-          <w:t>士師記4:10</w:t>
-        </w:r>
-      </w:hyperlink>
-    </w:p>
-    <w:p>
-      <w:pPr>
-        <w:pStyle w:val="ListBullet"/>
-        <w:spacing w:line="240" w:lineRule="auto"/>
-        <w:ind w:left="720"/>
-      </w:pPr>
-      <w:r>
-        <w:rPr>
-          <w:lang w:val="zh_TW" w:bidi="zh_TW"/>
-        </w:rPr>
-      </w:r>
-      <w:hyperlink r:id="rId27">
-        <w:r>
-          <w:rPr>
-            <w:lang w:val="zh_TW" w:bidi="zh_TW"/>
-          </w:rPr>
-          <w:rPr>
-            <w:color w:val="0000EE"/>
-            <w:u w:val="single"/>
-          </w:rPr>
-          <w:t>馬太福音4:13</w:t>
-        </w:r>
-      </w:hyperlink>
-    </w:p>
-    <w:p>
-      <w:pPr>
-        <w:pStyle w:val="ListBullet"/>
-        <w:spacing w:line="240" w:lineRule="auto"/>
-        <w:ind w:left="720"/>
-      </w:pPr>
-      <w:r>
-        <w:rPr>
-          <w:lang w:val="zh_TW" w:bidi="zh_TW"/>
-        </w:rPr>
-      </w:r>
-      <w:hyperlink r:id="rId27">
-        <w:r>
-          <w:rPr>
-            <w:lang w:val="zh_TW" w:bidi="zh_TW"/>
-          </w:rPr>
-          <w:rPr>
-            <w:color w:val="0000EE"/>
-            <w:u w:val="single"/>
-          </w:rPr>
-          <w:t>馬太福音</w:t>
-        </w:r>
-      </w:hyperlink>
-      <w:hyperlink r:id="rId28">
-        <w:r>
-          <w:rPr>
-            <w:lang w:val="zh_TW" w:bidi="zh_TW"/>
-          </w:rPr>
-          <w:rPr>
-            <w:color w:val="0000EE"/>
-            <w:u w:val="single"/>
-          </w:rPr>
-          <w:t>4:16</w:t>
-        </w:r>
-      </w:hyperlink>
+      <w:r>
+        <w:rPr>
+          <w:lang w:val="zh_TW" w:bidi="zh_TW"/>
+        </w:rPr>
+        <w:t>出埃及記1:1–5</w:t>
+      </w:r>
+    </w:p>
+    <w:p>
+      <w:pPr>
+        <w:pStyle w:val="ListBullet"/>
+        <w:spacing w:line="240" w:lineRule="auto"/>
+        <w:ind w:left="720"/>
+      </w:pPr>
+      <w:r>
+        <w:rPr>
+          <w:lang w:val="zh_TW" w:bidi="zh_TW"/>
+        </w:rPr>
+      </w:r>
+      <w:r>
+        <w:rPr>
+          <w:lang w:val="zh_TW" w:bidi="zh_TW"/>
+        </w:rPr>
+        <w:t>創世記30:20</w:t>
+      </w:r>
+    </w:p>
+    <w:p>
+      <w:pPr>
+        <w:pStyle w:val="ListBullet"/>
+        <w:spacing w:line="240" w:lineRule="auto"/>
+        <w:ind w:left="720"/>
+      </w:pPr>
+      <w:r>
+        <w:rPr>
+          <w:lang w:val="zh_TW" w:bidi="zh_TW"/>
+        </w:rPr>
+      </w:r>
+      <w:r>
+        <w:rPr>
+          <w:lang w:val="zh_TW" w:bidi="zh_TW"/>
+        </w:rPr>
+        <w:t>以賽亞書9:1</w:t>
+      </w:r>
+    </w:p>
+    <w:p>
+      <w:pPr>
+        <w:pStyle w:val="ListBullet"/>
+        <w:spacing w:line="240" w:lineRule="auto"/>
+        <w:ind w:left="720"/>
+      </w:pPr>
+      <w:r>
+        <w:rPr>
+          <w:lang w:val="zh_TW" w:bidi="zh_TW"/>
+        </w:rPr>
+      </w:r>
+      <w:r>
+        <w:rPr>
+          <w:lang w:val="zh_TW" w:bidi="zh_TW"/>
+        </w:rPr>
+        <w:t>士師記4:10</w:t>
+      </w:r>
+    </w:p>
+    <w:p>
+      <w:pPr>
+        <w:pStyle w:val="ListBullet"/>
+        <w:spacing w:line="240" w:lineRule="auto"/>
+        <w:ind w:left="720"/>
+      </w:pPr>
+      <w:r>
+        <w:rPr>
+          <w:lang w:val="zh_TW" w:bidi="zh_TW"/>
+        </w:rPr>
+      </w:r>
+      <w:r>
+        <w:rPr>
+          <w:lang w:val="zh_TW" w:bidi="zh_TW"/>
+        </w:rPr>
+        <w:t>馬太福音4:13</w:t>
+      </w:r>
+    </w:p>
+    <w:p>
+      <w:pPr>
+        <w:pStyle w:val="ListBullet"/>
+        <w:spacing w:line="240" w:lineRule="auto"/>
+        <w:ind w:left="720"/>
+      </w:pPr>
+      <w:r>
+        <w:rPr>
+          <w:lang w:val="zh_TW" w:bidi="zh_TW"/>
+        </w:rPr>
+      </w:r>
+      <w:r>
+        <w:rPr>
+          <w:lang w:val="zh_TW" w:bidi="zh_TW"/>
+        </w:rPr>
+        <w:t>馬太福音</w:t>
+      </w:r>
+      <w:r>
+        <w:rPr>
+          <w:lang w:val="zh_TW" w:bidi="zh_TW"/>
+        </w:rPr>
+        <w:t>4:16</w:t>
+      </w:r>
     </w:p>
     <w:p>
       <w:pPr>
@@ -1548,66 +1428,48 @@
           <w:lang w:val="zh_TW" w:bidi="zh_TW"/>
         </w:rPr>
       </w:r>
-      <w:hyperlink r:id="rId29">
-        <w:r>
-          <w:rPr>
-            <w:lang w:val="zh_TW" w:bidi="zh_TW"/>
-          </w:rPr>
-          <w:rPr>
-            <w:color w:val="0000EE"/>
-            <w:u w:val="single"/>
-          </w:rPr>
-          <w:t>歷代志上3:15–16</w:t>
-        </w:r>
-      </w:hyperlink>
-    </w:p>
-    <w:p>
-      <w:pPr>
-        <w:pStyle w:val="ListBullet"/>
-        <w:spacing w:line="240" w:lineRule="auto"/>
-        <w:ind w:left="720"/>
-      </w:pPr>
-      <w:r>
-        <w:rPr>
-          <w:lang w:val="zh_TW" w:bidi="zh_TW"/>
-        </w:rPr>
-      </w:r>
-      <w:hyperlink r:id="rId30">
-        <w:r>
-          <w:rPr>
-            <w:lang w:val="zh_TW" w:bidi="zh_TW"/>
-          </w:rPr>
-          <w:rPr>
-            <w:color w:val="0000EE"/>
-            <w:u w:val="single"/>
-          </w:rPr>
-          <w:t>耶利米書37:1–2</w:t>
-        </w:r>
-      </w:hyperlink>
-    </w:p>
-    <w:p>
-      <w:pPr>
-        <w:pStyle w:val="ListBullet"/>
-        <w:spacing w:line="240" w:lineRule="auto"/>
-        <w:ind w:left="720"/>
-      </w:pPr>
-      <w:r>
-        <w:rPr>
-          <w:lang w:val="zh_TW" w:bidi="zh_TW"/>
-        </w:rPr>
-      </w:r>
-      <w:hyperlink r:id="rId31">
-        <w:r>
-          <w:rPr>
-            <w:lang w:val="zh_TW" w:bidi="zh_TW"/>
-          </w:rPr>
-          <w:rPr>
-            <w:color w:val="0000EE"/>
-            <w:u w:val="single"/>
-          </w:rPr>
-          <w:t>耶利米書39:2</w:t>
-        </w:r>
-      </w:hyperlink>
+      <w:r>
+        <w:rPr>
+          <w:lang w:val="zh_TW" w:bidi="zh_TW"/>
+        </w:rPr>
+        <w:t>歷代志上3:15–16</w:t>
+      </w:r>
+    </w:p>
+    <w:p>
+      <w:pPr>
+        <w:pStyle w:val="ListBullet"/>
+        <w:spacing w:line="240" w:lineRule="auto"/>
+        <w:ind w:left="720"/>
+      </w:pPr>
+      <w:r>
+        <w:rPr>
+          <w:lang w:val="zh_TW" w:bidi="zh_TW"/>
+        </w:rPr>
+      </w:r>
+      <w:r>
+        <w:rPr>
+          <w:lang w:val="zh_TW" w:bidi="zh_TW"/>
+        </w:rPr>
+        <w:t>耶利米書37:1–2</w:t>
+      </w:r>
+    </w:p>
+    <w:p>
+      <w:pPr>
+        <w:pStyle w:val="ListBullet"/>
+        <w:spacing w:line="240" w:lineRule="auto"/>
+        <w:ind w:left="720"/>
+      </w:pPr>
+      <w:r>
+        <w:rPr>
+          <w:lang w:val="zh_TW" w:bidi="zh_TW"/>
+        </w:rPr>
+      </w:r>
+      <w:r>
+        <w:rPr>
+          <w:lang w:val="zh_TW" w:bidi="zh_TW"/>
+        </w:rPr>
+        <w:t>耶利米書39:2</w:t>
+      </w:r>
     </w:p>
     <w:p>
       <w:pPr>
@@ -1861,162 +1723,120 @@
           <w:lang w:val="zh_TW" w:bidi="zh_TW"/>
         </w:rPr>
       </w:r>
-      <w:hyperlink r:id="rId32">
-        <w:r>
-          <w:rPr>
-            <w:lang w:val="zh_TW" w:bidi="zh_TW"/>
-          </w:rPr>
-          <w:rPr>
-            <w:color w:val="0000EE"/>
-            <w:u w:val="single"/>
-          </w:rPr>
-          <w:t>使徒行傳12:20</w:t>
-        </w:r>
-      </w:hyperlink>
-    </w:p>
-    <w:p>
-      <w:pPr>
-        <w:pStyle w:val="ListBullet"/>
-        <w:spacing w:line="240" w:lineRule="auto"/>
-        <w:ind w:left="720"/>
-      </w:pPr>
-      <w:r>
-        <w:rPr>
-          <w:lang w:val="zh_TW" w:bidi="zh_TW"/>
-        </w:rPr>
-      </w:r>
-      <w:hyperlink r:id="rId33">
-        <w:r>
-          <w:rPr>
-            <w:lang w:val="zh_TW" w:bidi="zh_TW"/>
-          </w:rPr>
-          <w:rPr>
-            <w:color w:val="0000EE"/>
-            <w:u w:val="single"/>
-          </w:rPr>
-          <w:t>使徒行傳27:3–6</w:t>
-        </w:r>
-      </w:hyperlink>
-    </w:p>
-    <w:p>
-      <w:pPr>
-        <w:pStyle w:val="ListBullet"/>
-        <w:spacing w:line="240" w:lineRule="auto"/>
-        <w:ind w:left="720"/>
-      </w:pPr>
-      <w:r>
-        <w:rPr>
-          <w:lang w:val="zh_TW" w:bidi="zh_TW"/>
-        </w:rPr>
-      </w:r>
-      <w:hyperlink r:id="rId34">
-        <w:r>
-          <w:rPr>
-            <w:lang w:val="zh_TW" w:bidi="zh_TW"/>
-          </w:rPr>
-          <w:rPr>
-            <w:color w:val="0000EE"/>
-            <w:u w:val="single"/>
-          </w:rPr>
-          <w:t>創世記10:15–18</w:t>
-        </w:r>
-      </w:hyperlink>
-    </w:p>
-    <w:p>
-      <w:pPr>
-        <w:pStyle w:val="ListBullet"/>
-        <w:spacing w:line="240" w:lineRule="auto"/>
-        <w:ind w:left="720"/>
-      </w:pPr>
-      <w:r>
-        <w:rPr>
-          <w:lang w:val="zh_TW" w:bidi="zh_TW"/>
-        </w:rPr>
-      </w:r>
-      <w:hyperlink r:id="rId35">
-        <w:r>
-          <w:rPr>
-            <w:lang w:val="zh_TW" w:bidi="zh_TW"/>
-          </w:rPr>
-          <w:rPr>
-            <w:color w:val="0000EE"/>
-            <w:u w:val="single"/>
-          </w:rPr>
-          <w:t>創世記10:19</w:t>
-        </w:r>
-      </w:hyperlink>
-    </w:p>
-    <w:p>
-      <w:pPr>
-        <w:pStyle w:val="ListBullet"/>
-        <w:spacing w:line="240" w:lineRule="auto"/>
-        <w:ind w:left="720"/>
-      </w:pPr>
-      <w:r>
-        <w:rPr>
-          <w:lang w:val="zh_TW" w:bidi="zh_TW"/>
-        </w:rPr>
-      </w:r>
-      <w:hyperlink r:id="rId36">
-        <w:r>
-          <w:rPr>
-            <w:lang w:val="zh_TW" w:bidi="zh_TW"/>
-          </w:rPr>
-          <w:rPr>
-            <w:color w:val="0000EE"/>
-            <w:u w:val="single"/>
-          </w:rPr>
-          <w:t>馬可福音3:7–8</w:t>
-        </w:r>
-      </w:hyperlink>
-    </w:p>
-    <w:p>
-      <w:pPr>
-        <w:pStyle w:val="ListBullet"/>
-        <w:spacing w:line="240" w:lineRule="auto"/>
-        <w:ind w:left="720"/>
-      </w:pPr>
-      <w:r>
-        <w:rPr>
-          <w:lang w:val="zh_TW" w:bidi="zh_TW"/>
-        </w:rPr>
-      </w:r>
-      <w:hyperlink r:id="rId37">
-        <w:r>
-          <w:rPr>
-            <w:lang w:val="zh_TW" w:bidi="zh_TW"/>
-          </w:rPr>
-          <w:rPr>
-            <w:color w:val="0000EE"/>
-            <w:u w:val="single"/>
-          </w:rPr>
-          <w:t>馬太福音11:22</w:t>
-        </w:r>
-      </w:hyperlink>
-    </w:p>
-    <w:p>
-      <w:pPr>
-        <w:pStyle w:val="ListBullet"/>
-        <w:spacing w:line="240" w:lineRule="auto"/>
-        <w:ind w:left="720"/>
-      </w:pPr>
-      <w:r>
-        <w:rPr>
-          <w:lang w:val="zh_TW" w:bidi="zh_TW"/>
-        </w:rPr>
-      </w:r>
-      <w:hyperlink r:id="rId38">
-        <w:r>
-          <w:rPr>
-            <w:lang w:val="zh_TW" w:bidi="zh_TW"/>
-          </w:rPr>
-          <w:rPr>
-            <w:color w:val="0000EE"/>
-            <w:u w:val="single"/>
-          </w:rPr>
-          <w:t>馬太福音15:22</w:t>
-        </w:r>
-      </w:hyperlink>
+      <w:r>
+        <w:rPr>
+          <w:lang w:val="zh_TW" w:bidi="zh_TW"/>
+        </w:rPr>
+        <w:t>使徒行傳12:20</w:t>
+      </w:r>
+    </w:p>
+    <w:p>
+      <w:pPr>
+        <w:pStyle w:val="ListBullet"/>
+        <w:spacing w:line="240" w:lineRule="auto"/>
+        <w:ind w:left="720"/>
+      </w:pPr>
+      <w:r>
+        <w:rPr>
+          <w:lang w:val="zh_TW" w:bidi="zh_TW"/>
+        </w:rPr>
+      </w:r>
+      <w:r>
+        <w:rPr>
+          <w:lang w:val="zh_TW" w:bidi="zh_TW"/>
+        </w:rPr>
+        <w:t>使徒行傳27:3–6</w:t>
+      </w:r>
+    </w:p>
+    <w:p>
+      <w:pPr>
+        <w:pStyle w:val="ListBullet"/>
+        <w:spacing w:line="240" w:lineRule="auto"/>
+        <w:ind w:left="720"/>
+      </w:pPr>
+      <w:r>
+        <w:rPr>
+          <w:lang w:val="zh_TW" w:bidi="zh_TW"/>
+        </w:rPr>
+      </w:r>
+      <w:r>
+        <w:rPr>
+          <w:lang w:val="zh_TW" w:bidi="zh_TW"/>
+        </w:rPr>
+        <w:t>創世記10:15–18</w:t>
+      </w:r>
+    </w:p>
+    <w:p>
+      <w:pPr>
+        <w:pStyle w:val="ListBullet"/>
+        <w:spacing w:line="240" w:lineRule="auto"/>
+        <w:ind w:left="720"/>
+      </w:pPr>
+      <w:r>
+        <w:rPr>
+          <w:lang w:val="zh_TW" w:bidi="zh_TW"/>
+        </w:rPr>
+      </w:r>
+      <w:r>
+        <w:rPr>
+          <w:lang w:val="zh_TW" w:bidi="zh_TW"/>
+        </w:rPr>
+        <w:t>創世記10:19</w:t>
+      </w:r>
+    </w:p>
+    <w:p>
+      <w:pPr>
+        <w:pStyle w:val="ListBullet"/>
+        <w:spacing w:line="240" w:lineRule="auto"/>
+        <w:ind w:left="720"/>
+      </w:pPr>
+      <w:r>
+        <w:rPr>
+          <w:lang w:val="zh_TW" w:bidi="zh_TW"/>
+        </w:rPr>
+      </w:r>
+      <w:r>
+        <w:rPr>
+          <w:lang w:val="zh_TW" w:bidi="zh_TW"/>
+        </w:rPr>
+        <w:t>馬可福音3:7–8</w:t>
+      </w:r>
+    </w:p>
+    <w:p>
+      <w:pPr>
+        <w:pStyle w:val="ListBullet"/>
+        <w:spacing w:line="240" w:lineRule="auto"/>
+        <w:ind w:left="720"/>
+      </w:pPr>
+      <w:r>
+        <w:rPr>
+          <w:lang w:val="zh_TW" w:bidi="zh_TW"/>
+        </w:rPr>
+      </w:r>
+      <w:r>
+        <w:rPr>
+          <w:lang w:val="zh_TW" w:bidi="zh_TW"/>
+        </w:rPr>
+        <w:t>馬太福音11:22</w:t>
+      </w:r>
+    </w:p>
+    <w:p>
+      <w:pPr>
+        <w:pStyle w:val="ListBullet"/>
+        <w:spacing w:line="240" w:lineRule="auto"/>
+        <w:ind w:left="720"/>
+      </w:pPr>
+      <w:r>
+        <w:rPr>
+          <w:lang w:val="zh_TW" w:bidi="zh_TW"/>
+        </w:rPr>
+      </w:r>
+      <w:r>
+        <w:rPr>
+          <w:lang w:val="zh_TW" w:bidi="zh_TW"/>
+        </w:rPr>
+        <w:t>馬太福音15:22</w:t>
+      </w:r>
     </w:p>
     <w:p>
       <w:pPr>
@@ -2423,90 +2243,66 @@
           <w:lang w:val="zh_TW" w:bidi="zh_TW"/>
         </w:rPr>
       </w:r>
-      <w:hyperlink r:id="rId39">
-        <w:r>
-          <w:rPr>
-            <w:lang w:val="zh_TW" w:bidi="zh_TW"/>
-          </w:rPr>
-          <w:rPr>
-            <w:color w:val="0000EE"/>
-            <w:u w:val="single"/>
-          </w:rPr>
-          <w:t>列王紀下25:18</w:t>
-        </w:r>
-      </w:hyperlink>
-    </w:p>
-    <w:p>
-      <w:pPr>
-        <w:pStyle w:val="ListBullet"/>
-        <w:spacing w:line="240" w:lineRule="auto"/>
-        <w:ind w:left="720"/>
-      </w:pPr>
-      <w:r>
-        <w:rPr>
-          <w:lang w:val="zh_TW" w:bidi="zh_TW"/>
-        </w:rPr>
-      </w:r>
-      <w:hyperlink r:id="rId40">
-        <w:r>
-          <w:rPr>
-            <w:lang w:val="zh_TW" w:bidi="zh_TW"/>
-          </w:rPr>
-          <w:rPr>
-            <w:color w:val="0000EE"/>
-            <w:u w:val="single"/>
-          </w:rPr>
-          <w:t>耶利米書52:24–25</w:t>
-        </w:r>
-      </w:hyperlink>
-    </w:p>
-    <w:p>
-      <w:pPr>
-        <w:pStyle w:val="ListBullet"/>
-        <w:spacing w:line="240" w:lineRule="auto"/>
-        <w:ind w:left="720"/>
-      </w:pPr>
-      <w:r>
-        <w:rPr>
-          <w:lang w:val="zh_TW" w:bidi="zh_TW"/>
-        </w:rPr>
-      </w:r>
-      <w:hyperlink r:id="rId41">
-        <w:r>
-          <w:rPr>
-            <w:lang w:val="zh_TW" w:bidi="zh_TW"/>
-          </w:rPr>
-          <w:rPr>
-            <w:color w:val="0000EE"/>
-            <w:u w:val="single"/>
-          </w:rPr>
-          <w:t>撒迦利亞書6:9–11</w:t>
-        </w:r>
-      </w:hyperlink>
-    </w:p>
-    <w:p>
-      <w:pPr>
-        <w:pStyle w:val="ListBullet"/>
-        <w:spacing w:line="240" w:lineRule="auto"/>
-        <w:ind w:left="720"/>
-      </w:pPr>
-      <w:r>
-        <w:rPr>
-          <w:lang w:val="zh_TW" w:bidi="zh_TW"/>
-        </w:rPr>
-      </w:r>
-      <w:hyperlink r:id="rId42">
-        <w:r>
-          <w:rPr>
-            <w:lang w:val="zh_TW" w:bidi="zh_TW"/>
-          </w:rPr>
-          <w:rPr>
-            <w:color w:val="0000EE"/>
-            <w:u w:val="single"/>
-          </w:rPr>
-          <w:t>西番雅書1:3</w:t>
-        </w:r>
-      </w:hyperlink>
+      <w:r>
+        <w:rPr>
+          <w:lang w:val="zh_TW" w:bidi="zh_TW"/>
+        </w:rPr>
+        <w:t>列王紀下25:18</w:t>
+      </w:r>
+    </w:p>
+    <w:p>
+      <w:pPr>
+        <w:pStyle w:val="ListBullet"/>
+        <w:spacing w:line="240" w:lineRule="auto"/>
+        <w:ind w:left="720"/>
+      </w:pPr>
+      <w:r>
+        <w:rPr>
+          <w:lang w:val="zh_TW" w:bidi="zh_TW"/>
+        </w:rPr>
+      </w:r>
+      <w:r>
+        <w:rPr>
+          <w:lang w:val="zh_TW" w:bidi="zh_TW"/>
+        </w:rPr>
+        <w:t>耶利米書52:24–25</w:t>
+      </w:r>
+    </w:p>
+    <w:p>
+      <w:pPr>
+        <w:pStyle w:val="ListBullet"/>
+        <w:spacing w:line="240" w:lineRule="auto"/>
+        <w:ind w:left="720"/>
+      </w:pPr>
+      <w:r>
+        <w:rPr>
+          <w:lang w:val="zh_TW" w:bidi="zh_TW"/>
+        </w:rPr>
+      </w:r>
+      <w:r>
+        <w:rPr>
+          <w:lang w:val="zh_TW" w:bidi="zh_TW"/>
+        </w:rPr>
+        <w:t>撒迦利亞書6:9–11</w:t>
+      </w:r>
+    </w:p>
+    <w:p>
+      <w:pPr>
+        <w:pStyle w:val="ListBullet"/>
+        <w:spacing w:line="240" w:lineRule="auto"/>
+        <w:ind w:left="720"/>
+      </w:pPr>
+      <w:r>
+        <w:rPr>
+          <w:lang w:val="zh_TW" w:bidi="zh_TW"/>
+        </w:rPr>
+      </w:r>
+      <w:r>
+        <w:rPr>
+          <w:lang w:val="zh_TW" w:bidi="zh_TW"/>
+        </w:rPr>
+        <w:t>西番雅書1:3</w:t>
+      </w:r>
     </w:p>
     <w:p>
       <w:pPr>
@@ -2902,90 +2698,66 @@
           <w:lang w:val="zh_TW" w:bidi="zh_TW"/>
         </w:rPr>
       </w:r>
-      <w:hyperlink r:id="rId43">
-        <w:r>
-          <w:rPr>
-            <w:lang w:val="zh_TW" w:bidi="zh_TW"/>
-          </w:rPr>
-          <w:rPr>
-            <w:color w:val="0000EE"/>
-            <w:u w:val="single"/>
-          </w:rPr>
-          <w:t>彼得前書5:12</w:t>
-        </w:r>
-      </w:hyperlink>
-    </w:p>
-    <w:p>
-      <w:pPr>
-        <w:pStyle w:val="ListBullet"/>
-        <w:spacing w:line="240" w:lineRule="auto"/>
-        <w:ind w:left="720"/>
-      </w:pPr>
-      <w:r>
-        <w:rPr>
-          <w:lang w:val="zh_TW" w:bidi="zh_TW"/>
-        </w:rPr>
-      </w:r>
-      <w:hyperlink r:id="rId44">
-        <w:r>
-          <w:rPr>
-            <w:lang w:val="zh_TW" w:bidi="zh_TW"/>
-          </w:rPr>
-          <w:rPr>
-            <w:color w:val="0000EE"/>
-            <w:u w:val="single"/>
-          </w:rPr>
-          <w:t>帖撒羅尼迦前書1:1</w:t>
-        </w:r>
-      </w:hyperlink>
-    </w:p>
-    <w:p>
-      <w:pPr>
-        <w:pStyle w:val="ListBullet"/>
-        <w:spacing w:line="240" w:lineRule="auto"/>
-        <w:ind w:left="720"/>
-      </w:pPr>
-      <w:r>
-        <w:rPr>
-          <w:lang w:val="zh_TW" w:bidi="zh_TW"/>
-        </w:rPr>
-      </w:r>
-      <w:hyperlink r:id="rId45">
-        <w:r>
-          <w:rPr>
-            <w:lang w:val="zh_TW" w:bidi="zh_TW"/>
-          </w:rPr>
-          <w:rPr>
-            <w:color w:val="0000EE"/>
-            <w:u w:val="single"/>
-          </w:rPr>
-          <w:t>帖撒羅尼迦後書1:1</w:t>
-        </w:r>
-      </w:hyperlink>
-    </w:p>
-    <w:p>
-      <w:pPr>
-        <w:pStyle w:val="ListBullet"/>
-        <w:spacing w:line="240" w:lineRule="auto"/>
-        <w:ind w:left="720"/>
-      </w:pPr>
-      <w:r>
-        <w:rPr>
-          <w:lang w:val="zh_TW" w:bidi="zh_TW"/>
-        </w:rPr>
-      </w:r>
-      <w:hyperlink r:id="rId46">
-        <w:r>
-          <w:rPr>
-            <w:lang w:val="zh_TW" w:bidi="zh_TW"/>
-          </w:rPr>
-          <w:rPr>
-            <w:color w:val="0000EE"/>
-            <w:u w:val="single"/>
-          </w:rPr>
-          <w:t>使徒行傳15:22</w:t>
-        </w:r>
-      </w:hyperlink>
+      <w:r>
+        <w:rPr>
+          <w:lang w:val="zh_TW" w:bidi="zh_TW"/>
+        </w:rPr>
+        <w:t>彼得前書5:12</w:t>
+      </w:r>
+    </w:p>
+    <w:p>
+      <w:pPr>
+        <w:pStyle w:val="ListBullet"/>
+        <w:spacing w:line="240" w:lineRule="auto"/>
+        <w:ind w:left="720"/>
+      </w:pPr>
+      <w:r>
+        <w:rPr>
+          <w:lang w:val="zh_TW" w:bidi="zh_TW"/>
+        </w:rPr>
+      </w:r>
+      <w:r>
+        <w:rPr>
+          <w:lang w:val="zh_TW" w:bidi="zh_TW"/>
+        </w:rPr>
+        <w:t>帖撒羅尼迦前書1:1</w:t>
+      </w:r>
+    </w:p>
+    <w:p>
+      <w:pPr>
+        <w:pStyle w:val="ListBullet"/>
+        <w:spacing w:line="240" w:lineRule="auto"/>
+        <w:ind w:left="720"/>
+      </w:pPr>
+      <w:r>
+        <w:rPr>
+          <w:lang w:val="zh_TW" w:bidi="zh_TW"/>
+        </w:rPr>
+      </w:r>
+      <w:r>
+        <w:rPr>
+          <w:lang w:val="zh_TW" w:bidi="zh_TW"/>
+        </w:rPr>
+        <w:t>帖撒羅尼迦後書1:1</w:t>
+      </w:r>
+    </w:p>
+    <w:p>
+      <w:pPr>
+        <w:pStyle w:val="ListBullet"/>
+        <w:spacing w:line="240" w:lineRule="auto"/>
+        <w:ind w:left="720"/>
+      </w:pPr>
+      <w:r>
+        <w:rPr>
+          <w:lang w:val="zh_TW" w:bidi="zh_TW"/>
+        </w:rPr>
+      </w:r>
+      <w:r>
+        <w:rPr>
+          <w:lang w:val="zh_TW" w:bidi="zh_TW"/>
+        </w:rPr>
+        <w:t>使徒行傳15:22</w:t>
+      </w:r>
     </w:p>
     <w:p>
       <w:pPr>
@@ -3612,114 +3384,84 @@
           <w:lang w:val="zh_TW" w:bidi="zh_TW"/>
         </w:rPr>
       </w:r>
-      <w:hyperlink r:id="rId47">
-        <w:r>
-          <w:rPr>
-            <w:lang w:val="zh_TW" w:bidi="zh_TW"/>
-          </w:rPr>
-          <w:rPr>
-            <w:color w:val="0000EE"/>
-            <w:u w:val="single"/>
-          </w:rPr>
-          <w:t>創世記29:33</w:t>
-        </w:r>
-      </w:hyperlink>
-    </w:p>
-    <w:p>
-      <w:pPr>
-        <w:pStyle w:val="ListBullet"/>
-        <w:spacing w:line="240" w:lineRule="auto"/>
-        <w:ind w:left="720"/>
-      </w:pPr>
-      <w:r>
-        <w:rPr>
-          <w:lang w:val="zh_TW" w:bidi="zh_TW"/>
-        </w:rPr>
-      </w:r>
-      <w:hyperlink r:id="rId48">
-        <w:r>
-          <w:rPr>
-            <w:lang w:val="zh_TW" w:bidi="zh_TW"/>
-          </w:rPr>
-          <w:rPr>
-            <w:color w:val="0000EE"/>
-            <w:u w:val="single"/>
-          </w:rPr>
-          <w:t>創世記34:25</w:t>
-        </w:r>
-      </w:hyperlink>
-    </w:p>
-    <w:p>
-      <w:pPr>
-        <w:pStyle w:val="ListBullet"/>
-        <w:spacing w:line="240" w:lineRule="auto"/>
-        <w:ind w:left="720"/>
-      </w:pPr>
-      <w:r>
-        <w:rPr>
-          <w:lang w:val="zh_TW" w:bidi="zh_TW"/>
-        </w:rPr>
-      </w:r>
-      <w:hyperlink r:id="rId49">
-        <w:r>
-          <w:rPr>
-            <w:lang w:val="zh_TW" w:bidi="zh_TW"/>
-          </w:rPr>
-          <w:rPr>
-            <w:color w:val="0000EE"/>
-            <w:u w:val="single"/>
-          </w:rPr>
-          <w:t>創世記42:35–36</w:t>
-        </w:r>
-      </w:hyperlink>
-    </w:p>
-    <w:p>
-      <w:pPr>
-        <w:pStyle w:val="ListBullet"/>
-        <w:spacing w:line="240" w:lineRule="auto"/>
-        <w:ind w:left="720"/>
-      </w:pPr>
-      <w:r>
-        <w:rPr>
-          <w:lang w:val="zh_TW" w:bidi="zh_TW"/>
-        </w:rPr>
-      </w:r>
-      <w:hyperlink r:id="rId50">
-        <w:r>
-          <w:rPr>
-            <w:lang w:val="zh_TW" w:bidi="zh_TW"/>
-          </w:rPr>
-          <w:rPr>
-            <w:color w:val="0000EE"/>
-            <w:u w:val="single"/>
-          </w:rPr>
-          <w:t>創世記43:21–23</w:t>
-        </w:r>
-      </w:hyperlink>
-    </w:p>
-    <w:p>
-      <w:pPr>
-        <w:pStyle w:val="ListBullet"/>
-        <w:spacing w:line="240" w:lineRule="auto"/>
-        <w:ind w:left="720"/>
-      </w:pPr>
-      <w:r>
-        <w:rPr>
-          <w:lang w:val="zh_TW" w:bidi="zh_TW"/>
-        </w:rPr>
-      </w:r>
-      <w:hyperlink r:id="rId51">
-        <w:r>
-          <w:rPr>
-            <w:lang w:val="zh_TW" w:bidi="zh_TW"/>
-          </w:rPr>
-          <w:rPr>
-            <w:color w:val="0000EE"/>
-            <w:u w:val="single"/>
-          </w:rPr>
-          <w:t>路加福音2:25</w:t>
-        </w:r>
-      </w:hyperlink>
+      <w:r>
+        <w:rPr>
+          <w:lang w:val="zh_TW" w:bidi="zh_TW"/>
+        </w:rPr>
+        <w:t>創世記29:33</w:t>
+      </w:r>
+    </w:p>
+    <w:p>
+      <w:pPr>
+        <w:pStyle w:val="ListBullet"/>
+        <w:spacing w:line="240" w:lineRule="auto"/>
+        <w:ind w:left="720"/>
+      </w:pPr>
+      <w:r>
+        <w:rPr>
+          <w:lang w:val="zh_TW" w:bidi="zh_TW"/>
+        </w:rPr>
+      </w:r>
+      <w:r>
+        <w:rPr>
+          <w:lang w:val="zh_TW" w:bidi="zh_TW"/>
+        </w:rPr>
+        <w:t>創世記34:25</w:t>
+      </w:r>
+    </w:p>
+    <w:p>
+      <w:pPr>
+        <w:pStyle w:val="ListBullet"/>
+        <w:spacing w:line="240" w:lineRule="auto"/>
+        <w:ind w:left="720"/>
+      </w:pPr>
+      <w:r>
+        <w:rPr>
+          <w:lang w:val="zh_TW" w:bidi="zh_TW"/>
+        </w:rPr>
+      </w:r>
+      <w:r>
+        <w:rPr>
+          <w:lang w:val="zh_TW" w:bidi="zh_TW"/>
+        </w:rPr>
+        <w:t>創世記42:35–36</w:t>
+      </w:r>
+    </w:p>
+    <w:p>
+      <w:pPr>
+        <w:pStyle w:val="ListBullet"/>
+        <w:spacing w:line="240" w:lineRule="auto"/>
+        <w:ind w:left="720"/>
+      </w:pPr>
+      <w:r>
+        <w:rPr>
+          <w:lang w:val="zh_TW" w:bidi="zh_TW"/>
+        </w:rPr>
+      </w:r>
+      <w:r>
+        <w:rPr>
+          <w:lang w:val="zh_TW" w:bidi="zh_TW"/>
+        </w:rPr>
+        <w:t>創世記43:21–23</w:t>
+      </w:r>
+    </w:p>
+    <w:p>
+      <w:pPr>
+        <w:pStyle w:val="ListBullet"/>
+        <w:spacing w:line="240" w:lineRule="auto"/>
+        <w:ind w:left="720"/>
+      </w:pPr>
+      <w:r>
+        <w:rPr>
+          <w:lang w:val="zh_TW" w:bidi="zh_TW"/>
+        </w:rPr>
+      </w:r>
+      <w:r>
+        <w:rPr>
+          <w:lang w:val="zh_TW" w:bidi="zh_TW"/>
+        </w:rPr>
+        <w:t>路加福音2:25</w:t>
+      </w:r>
     </w:p>
     <w:p>
       <w:pPr>
@@ -4033,66 +3775,48 @@
           <w:lang w:val="zh_TW" w:bidi="zh_TW"/>
         </w:rPr>
       </w:r>
-      <w:hyperlink r:id="rId52">
-        <w:r>
-          <w:rPr>
-            <w:lang w:val="zh_TW" w:bidi="zh_TW"/>
-          </w:rPr>
-          <w:rPr>
-            <w:color w:val="0000EE"/>
-            <w:u w:val="single"/>
-          </w:rPr>
-          <w:t>歷代志下32:1</w:t>
-        </w:r>
-      </w:hyperlink>
-    </w:p>
-    <w:p>
-      <w:pPr>
-        <w:pStyle w:val="ListBullet"/>
-        <w:spacing w:line="240" w:lineRule="auto"/>
-        <w:ind w:left="720"/>
-      </w:pPr>
-      <w:r>
-        <w:rPr>
-          <w:lang w:val="zh_TW" w:bidi="zh_TW"/>
-        </w:rPr>
-      </w:r>
-      <w:hyperlink r:id="rId53">
-        <w:r>
-          <w:rPr>
-            <w:lang w:val="zh_TW" w:bidi="zh_TW"/>
-          </w:rPr>
-          <w:rPr>
-            <w:color w:val="0000EE"/>
-            <w:u w:val="single"/>
-          </w:rPr>
-          <w:t>歷代志下32:16–17</w:t>
-        </w:r>
-      </w:hyperlink>
-    </w:p>
-    <w:p>
-      <w:pPr>
-        <w:pStyle w:val="ListBullet"/>
-        <w:spacing w:line="240" w:lineRule="auto"/>
-        <w:ind w:left="720"/>
-      </w:pPr>
-      <w:r>
-        <w:rPr>
-          <w:lang w:val="zh_TW" w:bidi="zh_TW"/>
-        </w:rPr>
-      </w:r>
-      <w:hyperlink r:id="rId54">
-        <w:r>
-          <w:rPr>
-            <w:lang w:val="zh_TW" w:bidi="zh_TW"/>
-          </w:rPr>
-          <w:rPr>
-            <w:color w:val="0000EE"/>
-            <w:u w:val="single"/>
-          </w:rPr>
-          <w:t>列王紀下18:13</w:t>
-        </w:r>
-      </w:hyperlink>
+      <w:r>
+        <w:rPr>
+          <w:lang w:val="zh_TW" w:bidi="zh_TW"/>
+        </w:rPr>
+        <w:t>歷代志下32:1</w:t>
+      </w:r>
+    </w:p>
+    <w:p>
+      <w:pPr>
+        <w:pStyle w:val="ListBullet"/>
+        <w:spacing w:line="240" w:lineRule="auto"/>
+        <w:ind w:left="720"/>
+      </w:pPr>
+      <w:r>
+        <w:rPr>
+          <w:lang w:val="zh_TW" w:bidi="zh_TW"/>
+        </w:rPr>
+      </w:r>
+      <w:r>
+        <w:rPr>
+          <w:lang w:val="zh_TW" w:bidi="zh_TW"/>
+        </w:rPr>
+        <w:t>歷代志下32:16–17</w:t>
+      </w:r>
+    </w:p>
+    <w:p>
+      <w:pPr>
+        <w:pStyle w:val="ListBullet"/>
+        <w:spacing w:line="240" w:lineRule="auto"/>
+        <w:ind w:left="720"/>
+      </w:pPr>
+      <w:r>
+        <w:rPr>
+          <w:lang w:val="zh_TW" w:bidi="zh_TW"/>
+        </w:rPr>
+      </w:r>
+      <w:r>
+        <w:rPr>
+          <w:lang w:val="zh_TW" w:bidi="zh_TW"/>
+        </w:rPr>
+        <w:t>列王紀下18:13</w:t>
+      </w:r>
     </w:p>
     <w:p>
       <w:pPr>
@@ -4380,234 +4104,174 @@
           <w:lang w:val="zh_TW" w:bidi="zh_TW"/>
         </w:rPr>
       </w:r>
-      <w:hyperlink r:id="rId55">
-        <w:r>
-          <w:rPr>
-            <w:lang w:val="zh_TW" w:bidi="zh_TW"/>
-          </w:rPr>
-          <w:rPr>
-            <w:color w:val="0000EE"/>
-            <w:u w:val="single"/>
-          </w:rPr>
-          <w:t>使徒行傳7:29–30</w:t>
-        </w:r>
-      </w:hyperlink>
-    </w:p>
-    <w:p>
-      <w:pPr>
-        <w:pStyle w:val="ListBullet"/>
-        <w:spacing w:line="240" w:lineRule="auto"/>
-        <w:ind w:left="720"/>
-      </w:pPr>
-      <w:r>
-        <w:rPr>
-          <w:lang w:val="zh_TW" w:bidi="zh_TW"/>
-        </w:rPr>
-      </w:r>
-      <w:hyperlink r:id="rId56">
-        <w:r>
-          <w:rPr>
-            <w:lang w:val="zh_TW" w:bidi="zh_TW"/>
-          </w:rPr>
-          <w:rPr>
-            <w:color w:val="0000EE"/>
-            <w:u w:val="single"/>
-          </w:rPr>
-          <w:t>出埃及記16:1–3</w:t>
-        </w:r>
-      </w:hyperlink>
-    </w:p>
-    <w:p>
-      <w:pPr>
-        <w:pStyle w:val="ListBullet"/>
-        <w:spacing w:line="240" w:lineRule="auto"/>
-        <w:ind w:left="720"/>
-      </w:pPr>
-      <w:r>
-        <w:rPr>
-          <w:lang w:val="zh_TW" w:bidi="zh_TW"/>
-        </w:rPr>
-      </w:r>
-      <w:hyperlink r:id="rId57">
-        <w:r>
-          <w:rPr>
-            <w:lang w:val="zh_TW" w:bidi="zh_TW"/>
-          </w:rPr>
-          <w:rPr>
-            <w:color w:val="0000EE"/>
-            <w:u w:val="single"/>
-          </w:rPr>
-          <w:t>加拉太書4:24</w:t>
-        </w:r>
-      </w:hyperlink>
-    </w:p>
-    <w:p>
-      <w:pPr>
-        <w:pStyle w:val="ListBullet"/>
-        <w:spacing w:line="240" w:lineRule="auto"/>
-        <w:ind w:left="720"/>
-      </w:pPr>
-      <w:r>
-        <w:rPr>
-          <w:lang w:val="zh_TW" w:bidi="zh_TW"/>
-        </w:rPr>
-      </w:r>
-      <w:hyperlink r:id="rId58">
-        <w:r>
-          <w:rPr>
-            <w:lang w:val="zh_TW" w:bidi="zh_TW"/>
-          </w:rPr>
-          <w:rPr>
-            <w:color w:val="0000EE"/>
-            <w:u w:val="single"/>
-          </w:rPr>
-          <w:t>利未記27:34</w:t>
-        </w:r>
-      </w:hyperlink>
-    </w:p>
-    <w:p>
-      <w:pPr>
-        <w:pStyle w:val="ListBullet"/>
-        <w:spacing w:line="240" w:lineRule="auto"/>
-        <w:ind w:left="720"/>
-      </w:pPr>
-      <w:r>
-        <w:rPr>
-          <w:lang w:val="zh_TW" w:bidi="zh_TW"/>
-        </w:rPr>
-      </w:r>
-      <w:hyperlink r:id="rId59">
-        <w:r>
-          <w:rPr>
-            <w:lang w:val="zh_TW" w:bidi="zh_TW"/>
-          </w:rPr>
-          <w:rPr>
-            <w:color w:val="0000EE"/>
-            <w:u w:val="single"/>
-          </w:rPr>
-          <w:t>民數記1:17–19</w:t>
-        </w:r>
-      </w:hyperlink>
-    </w:p>
-    <w:p>
-      <w:pPr>
-        <w:pStyle w:val="ListBullet"/>
-        <w:spacing w:line="240" w:lineRule="auto"/>
-        <w:ind w:left="720"/>
-      </w:pPr>
-      <w:r>
-        <w:rPr>
-          <w:lang w:val="zh_TW" w:bidi="zh_TW"/>
-        </w:rPr>
-      </w:r>
-      <w:hyperlink r:id="rId60">
-        <w:r>
-          <w:rPr>
-            <w:lang w:val="zh_TW" w:bidi="zh_TW"/>
-          </w:rPr>
-          <w:rPr>
-            <w:color w:val="0000EE"/>
-            <w:u w:val="single"/>
-          </w:rPr>
-          <w:t>列王紀上8:9–11</w:t>
-        </w:r>
-      </w:hyperlink>
-    </w:p>
-    <w:p>
-      <w:pPr>
-        <w:pStyle w:val="ListBullet"/>
-        <w:spacing w:line="240" w:lineRule="auto"/>
-        <w:ind w:left="720"/>
-      </w:pPr>
-      <w:r>
-        <w:rPr>
-          <w:lang w:val="zh_TW" w:bidi="zh_TW"/>
-        </w:rPr>
-      </w:r>
-      <w:hyperlink r:id="rId61">
-        <w:r>
-          <w:rPr>
-            <w:lang w:val="zh_TW" w:bidi="zh_TW"/>
-          </w:rPr>
-          <w:rPr>
-            <w:color w:val="0000EE"/>
-            <w:u w:val="single"/>
-          </w:rPr>
-          <w:t>歷代志下5:9–10</w:t>
-        </w:r>
-      </w:hyperlink>
-    </w:p>
-    <w:p>
-      <w:pPr>
-        <w:pStyle w:val="ListBullet"/>
-        <w:spacing w:line="240" w:lineRule="auto"/>
-        <w:ind w:left="720"/>
-      </w:pPr>
-      <w:r>
-        <w:rPr>
-          <w:lang w:val="zh_TW" w:bidi="zh_TW"/>
-        </w:rPr>
-      </w:r>
-      <w:hyperlink r:id="rId62">
-        <w:r>
-          <w:rPr>
-            <w:lang w:val="zh_TW" w:bidi="zh_TW"/>
-          </w:rPr>
-          <w:rPr>
-            <w:color w:val="0000EE"/>
-            <w:u w:val="single"/>
-          </w:rPr>
-          <w:t>申命記1:2</w:t>
-        </w:r>
-      </w:hyperlink>
-    </w:p>
-    <w:p>
-      <w:pPr>
-        <w:pStyle w:val="ListBullet"/>
-        <w:spacing w:line="240" w:lineRule="auto"/>
-        <w:ind w:left="720"/>
-      </w:pPr>
-      <w:r>
-        <w:rPr>
-          <w:lang w:val="zh_TW" w:bidi="zh_TW"/>
-        </w:rPr>
-      </w:r>
-      <w:hyperlink r:id="rId63">
-        <w:r>
-          <w:rPr>
-            <w:lang w:val="zh_TW" w:bidi="zh_TW"/>
-          </w:rPr>
-          <w:rPr>
-            <w:color w:val="0000EE"/>
-            <w:u w:val="single"/>
-          </w:rPr>
-          <w:t>出埃及記3:1–3</w:t>
-        </w:r>
-      </w:hyperlink>
-    </w:p>
-    <w:p>
-      <w:pPr>
-        <w:pStyle w:val="ListBullet"/>
-        <w:spacing w:line="240" w:lineRule="auto"/>
-        <w:ind w:left="720"/>
-      </w:pPr>
-      <w:r>
-        <w:rPr>
-          <w:lang w:val="zh_TW" w:bidi="zh_TW"/>
-        </w:rPr>
-      </w:r>
-      <w:hyperlink r:id="rId64">
-        <w:r>
-          <w:rPr>
-            <w:lang w:val="zh_TW" w:bidi="zh_TW"/>
-          </w:rPr>
-          <w:rPr>
-            <w:color w:val="0000EE"/>
-            <w:u w:val="single"/>
-          </w:rPr>
-          <w:t>詩篇106:19</w:t>
-        </w:r>
-      </w:hyperlink>
+      <w:r>
+        <w:rPr>
+          <w:lang w:val="zh_TW" w:bidi="zh_TW"/>
+        </w:rPr>
+        <w:t>使徒行傳7:29–30</w:t>
+      </w:r>
+    </w:p>
+    <w:p>
+      <w:pPr>
+        <w:pStyle w:val="ListBullet"/>
+        <w:spacing w:line="240" w:lineRule="auto"/>
+        <w:ind w:left="720"/>
+      </w:pPr>
+      <w:r>
+        <w:rPr>
+          <w:lang w:val="zh_TW" w:bidi="zh_TW"/>
+        </w:rPr>
+      </w:r>
+      <w:r>
+        <w:rPr>
+          <w:lang w:val="zh_TW" w:bidi="zh_TW"/>
+        </w:rPr>
+        <w:t>出埃及記16:1–3</w:t>
+      </w:r>
+    </w:p>
+    <w:p>
+      <w:pPr>
+        <w:pStyle w:val="ListBullet"/>
+        <w:spacing w:line="240" w:lineRule="auto"/>
+        <w:ind w:left="720"/>
+      </w:pPr>
+      <w:r>
+        <w:rPr>
+          <w:lang w:val="zh_TW" w:bidi="zh_TW"/>
+        </w:rPr>
+      </w:r>
+      <w:r>
+        <w:rPr>
+          <w:lang w:val="zh_TW" w:bidi="zh_TW"/>
+        </w:rPr>
+        <w:t>加拉太書4:24</w:t>
+      </w:r>
+    </w:p>
+    <w:p>
+      <w:pPr>
+        <w:pStyle w:val="ListBullet"/>
+        <w:spacing w:line="240" w:lineRule="auto"/>
+        <w:ind w:left="720"/>
+      </w:pPr>
+      <w:r>
+        <w:rPr>
+          <w:lang w:val="zh_TW" w:bidi="zh_TW"/>
+        </w:rPr>
+      </w:r>
+      <w:r>
+        <w:rPr>
+          <w:lang w:val="zh_TW" w:bidi="zh_TW"/>
+        </w:rPr>
+        <w:t>利未記27:34</w:t>
+      </w:r>
+    </w:p>
+    <w:p>
+      <w:pPr>
+        <w:pStyle w:val="ListBullet"/>
+        <w:spacing w:line="240" w:lineRule="auto"/>
+        <w:ind w:left="720"/>
+      </w:pPr>
+      <w:r>
+        <w:rPr>
+          <w:lang w:val="zh_TW" w:bidi="zh_TW"/>
+        </w:rPr>
+      </w:r>
+      <w:r>
+        <w:rPr>
+          <w:lang w:val="zh_TW" w:bidi="zh_TW"/>
+        </w:rPr>
+        <w:t>民數記1:17–19</w:t>
+      </w:r>
+    </w:p>
+    <w:p>
+      <w:pPr>
+        <w:pStyle w:val="ListBullet"/>
+        <w:spacing w:line="240" w:lineRule="auto"/>
+        <w:ind w:left="720"/>
+      </w:pPr>
+      <w:r>
+        <w:rPr>
+          <w:lang w:val="zh_TW" w:bidi="zh_TW"/>
+        </w:rPr>
+      </w:r>
+      <w:r>
+        <w:rPr>
+          <w:lang w:val="zh_TW" w:bidi="zh_TW"/>
+        </w:rPr>
+        <w:t>列王紀上8:9–11</w:t>
+      </w:r>
+    </w:p>
+    <w:p>
+      <w:pPr>
+        <w:pStyle w:val="ListBullet"/>
+        <w:spacing w:line="240" w:lineRule="auto"/>
+        <w:ind w:left="720"/>
+      </w:pPr>
+      <w:r>
+        <w:rPr>
+          <w:lang w:val="zh_TW" w:bidi="zh_TW"/>
+        </w:rPr>
+      </w:r>
+      <w:r>
+        <w:rPr>
+          <w:lang w:val="zh_TW" w:bidi="zh_TW"/>
+        </w:rPr>
+        <w:t>歷代志下5:9–10</w:t>
+      </w:r>
+    </w:p>
+    <w:p>
+      <w:pPr>
+        <w:pStyle w:val="ListBullet"/>
+        <w:spacing w:line="240" w:lineRule="auto"/>
+        <w:ind w:left="720"/>
+      </w:pPr>
+      <w:r>
+        <w:rPr>
+          <w:lang w:val="zh_TW" w:bidi="zh_TW"/>
+        </w:rPr>
+      </w:r>
+      <w:r>
+        <w:rPr>
+          <w:lang w:val="zh_TW" w:bidi="zh_TW"/>
+        </w:rPr>
+        <w:t>申命記1:2</w:t>
+      </w:r>
+    </w:p>
+    <w:p>
+      <w:pPr>
+        <w:pStyle w:val="ListBullet"/>
+        <w:spacing w:line="240" w:lineRule="auto"/>
+        <w:ind w:left="720"/>
+      </w:pPr>
+      <w:r>
+        <w:rPr>
+          <w:lang w:val="zh_TW" w:bidi="zh_TW"/>
+        </w:rPr>
+      </w:r>
+      <w:r>
+        <w:rPr>
+          <w:lang w:val="zh_TW" w:bidi="zh_TW"/>
+        </w:rPr>
+        <w:t>出埃及記3:1–3</w:t>
+      </w:r>
+    </w:p>
+    <w:p>
+      <w:pPr>
+        <w:pStyle w:val="ListBullet"/>
+        <w:spacing w:line="240" w:lineRule="auto"/>
+        <w:ind w:left="720"/>
+      </w:pPr>
+      <w:r>
+        <w:rPr>
+          <w:lang w:val="zh_TW" w:bidi="zh_TW"/>
+        </w:rPr>
+      </w:r>
+      <w:r>
+        <w:rPr>
+          <w:lang w:val="zh_TW" w:bidi="zh_TW"/>
+        </w:rPr>
+        <w:t>詩篇106:19</w:t>
+      </w:r>
     </w:p>
     <w:p>
       <w:pPr>
@@ -5048,186 +4712,138 @@
           <w:lang w:val="zh_TW" w:bidi="zh_TW"/>
         </w:rPr>
       </w:r>
-      <w:hyperlink r:id="rId65">
-        <w:r>
-          <w:rPr>
-            <w:lang w:val="zh_TW" w:bidi="zh_TW"/>
-          </w:rPr>
-          <w:rPr>
-            <w:color w:val="0000EE"/>
-            <w:u w:val="single"/>
-          </w:rPr>
-          <w:t>使徒行傳26:12–14</w:t>
-        </w:r>
-      </w:hyperlink>
-    </w:p>
-    <w:p>
-      <w:pPr>
-        <w:pStyle w:val="ListBullet"/>
-        <w:spacing w:line="240" w:lineRule="auto"/>
-        <w:ind w:left="720"/>
-      </w:pPr>
-      <w:r>
-        <w:rPr>
-          <w:lang w:val="zh_TW" w:bidi="zh_TW"/>
-        </w:rPr>
-      </w:r>
-      <w:hyperlink r:id="rId66">
-        <w:r>
-          <w:rPr>
-            <w:lang w:val="zh_TW" w:bidi="zh_TW"/>
-          </w:rPr>
-          <w:rPr>
-            <w:color w:val="0000EE"/>
-            <w:u w:val="single"/>
-          </w:rPr>
-          <w:t>創世記39:13–15</w:t>
-        </w:r>
-      </w:hyperlink>
-    </w:p>
-    <w:p>
-      <w:pPr>
-        <w:pStyle w:val="ListBullet"/>
-        <w:spacing w:line="240" w:lineRule="auto"/>
-        <w:ind w:left="720"/>
-      </w:pPr>
-      <w:r>
-        <w:rPr>
-          <w:lang w:val="zh_TW" w:bidi="zh_TW"/>
-        </w:rPr>
-      </w:r>
-      <w:hyperlink r:id="rId67">
-        <w:r>
-          <w:rPr>
-            <w:lang w:val="zh_TW" w:bidi="zh_TW"/>
-          </w:rPr>
-          <w:rPr>
-            <w:color w:val="0000EE"/>
-            <w:u w:val="single"/>
-          </w:rPr>
-          <w:t>創世記40:15</w:t>
-        </w:r>
-      </w:hyperlink>
-    </w:p>
-    <w:p>
-      <w:pPr>
-        <w:pStyle w:val="ListBullet"/>
-        <w:spacing w:line="240" w:lineRule="auto"/>
-        <w:ind w:left="720"/>
-      </w:pPr>
-      <w:r>
-        <w:rPr>
-          <w:lang w:val="zh_TW" w:bidi="zh_TW"/>
-        </w:rPr>
-      </w:r>
-      <w:hyperlink r:id="rId68">
-        <w:r>
-          <w:rPr>
-            <w:lang w:val="zh_TW" w:bidi="zh_TW"/>
-          </w:rPr>
-          <w:rPr>
-            <w:color w:val="0000EE"/>
-            <w:u w:val="single"/>
-          </w:rPr>
-          <w:t>創世記41:12–13</w:t>
-        </w:r>
-      </w:hyperlink>
-    </w:p>
-    <w:p>
-      <w:pPr>
-        <w:pStyle w:val="ListBullet"/>
-        <w:spacing w:line="240" w:lineRule="auto"/>
-        <w:ind w:left="720"/>
-      </w:pPr>
-      <w:r>
-        <w:rPr>
-          <w:lang w:val="zh_TW" w:bidi="zh_TW"/>
-        </w:rPr>
-      </w:r>
-      <w:hyperlink r:id="rId69">
-        <w:r>
-          <w:rPr>
-            <w:lang w:val="zh_TW" w:bidi="zh_TW"/>
-          </w:rPr>
-          <w:rPr>
-            <w:color w:val="0000EE"/>
-            <w:u w:val="single"/>
-          </w:rPr>
-          <w:t>約翰福音5:1–4</w:t>
-        </w:r>
-      </w:hyperlink>
-    </w:p>
-    <w:p>
-      <w:pPr>
-        <w:pStyle w:val="ListBullet"/>
-        <w:spacing w:line="240" w:lineRule="auto"/>
-        <w:ind w:left="720"/>
-      </w:pPr>
-      <w:r>
-        <w:rPr>
-          <w:lang w:val="zh_TW" w:bidi="zh_TW"/>
-        </w:rPr>
-      </w:r>
-      <w:hyperlink r:id="rId70">
-        <w:r>
-          <w:rPr>
-            <w:lang w:val="zh_TW" w:bidi="zh_TW"/>
-          </w:rPr>
-          <w:rPr>
-            <w:color w:val="0000EE"/>
-            <w:u w:val="single"/>
-          </w:rPr>
-          <w:t>約翰福音19:13</w:t>
-        </w:r>
-      </w:hyperlink>
-    </w:p>
-    <w:p>
-      <w:pPr>
-        <w:pStyle w:val="ListBullet"/>
-        <w:spacing w:line="240" w:lineRule="auto"/>
-        <w:ind w:left="720"/>
-      </w:pPr>
-      <w:r>
-        <w:rPr>
-          <w:lang w:val="zh_TW" w:bidi="zh_TW"/>
-        </w:rPr>
-      </w:r>
-      <w:hyperlink r:id="rId71">
-        <w:r>
-          <w:rPr>
-            <w:lang w:val="zh_TW" w:bidi="zh_TW"/>
-          </w:rPr>
-          <w:rPr>
-            <w:color w:val="0000EE"/>
-            <w:u w:val="single"/>
-          </w:rPr>
-          <w:t>約拿書1:8–10</w:t>
-        </w:r>
-      </w:hyperlink>
-    </w:p>
-    <w:p>
-      <w:pPr>
-        <w:pStyle w:val="ListBullet"/>
-        <w:spacing w:line="240" w:lineRule="auto"/>
-        <w:ind w:left="720"/>
-      </w:pPr>
-      <w:r>
-        <w:rPr>
-          <w:lang w:val="zh_TW" w:bidi="zh_TW"/>
-        </w:rPr>
-      </w:r>
-      <w:hyperlink r:id="rId72">
-        <w:r>
-          <w:rPr>
-            <w:lang w:val="zh_TW" w:bidi="zh_TW"/>
-          </w:rPr>
-          <w:rPr>
-            <w:color w:val="0000EE"/>
-            <w:u w:val="single"/>
-          </w:rPr>
-          <w:t>腓立比書3:5</w:t>
-        </w:r>
-      </w:hyperlink>
+      <w:r>
+        <w:rPr>
+          <w:lang w:val="zh_TW" w:bidi="zh_TW"/>
+        </w:rPr>
+        <w:t>使徒行傳26:12–14</w:t>
+      </w:r>
+    </w:p>
+    <w:p>
+      <w:pPr>
+        <w:pStyle w:val="ListBullet"/>
+        <w:spacing w:line="240" w:lineRule="auto"/>
+        <w:ind w:left="720"/>
+      </w:pPr>
+      <w:r>
+        <w:rPr>
+          <w:lang w:val="zh_TW" w:bidi="zh_TW"/>
+        </w:rPr>
+      </w:r>
+      <w:r>
+        <w:rPr>
+          <w:lang w:val="zh_TW" w:bidi="zh_TW"/>
+        </w:rPr>
+        <w:t>創世記39:13–15</w:t>
+      </w:r>
+    </w:p>
+    <w:p>
+      <w:pPr>
+        <w:pStyle w:val="ListBullet"/>
+        <w:spacing w:line="240" w:lineRule="auto"/>
+        <w:ind w:left="720"/>
+      </w:pPr>
+      <w:r>
+        <w:rPr>
+          <w:lang w:val="zh_TW" w:bidi="zh_TW"/>
+        </w:rPr>
+      </w:r>
+      <w:r>
+        <w:rPr>
+          <w:lang w:val="zh_TW" w:bidi="zh_TW"/>
+        </w:rPr>
+        <w:t>創世記40:15</w:t>
+      </w:r>
+    </w:p>
+    <w:p>
+      <w:pPr>
+        <w:pStyle w:val="ListBullet"/>
+        <w:spacing w:line="240" w:lineRule="auto"/>
+        <w:ind w:left="720"/>
+      </w:pPr>
+      <w:r>
+        <w:rPr>
+          <w:lang w:val="zh_TW" w:bidi="zh_TW"/>
+        </w:rPr>
+      </w:r>
+      <w:r>
+        <w:rPr>
+          <w:lang w:val="zh_TW" w:bidi="zh_TW"/>
+        </w:rPr>
+        <w:t>創世記41:12–13</w:t>
+      </w:r>
+    </w:p>
+    <w:p>
+      <w:pPr>
+        <w:pStyle w:val="ListBullet"/>
+        <w:spacing w:line="240" w:lineRule="auto"/>
+        <w:ind w:left="720"/>
+      </w:pPr>
+      <w:r>
+        <w:rPr>
+          <w:lang w:val="zh_TW" w:bidi="zh_TW"/>
+        </w:rPr>
+      </w:r>
+      <w:r>
+        <w:rPr>
+          <w:lang w:val="zh_TW" w:bidi="zh_TW"/>
+        </w:rPr>
+        <w:t>約翰福音5:1–4</w:t>
+      </w:r>
+    </w:p>
+    <w:p>
+      <w:pPr>
+        <w:pStyle w:val="ListBullet"/>
+        <w:spacing w:line="240" w:lineRule="auto"/>
+        <w:ind w:left="720"/>
+      </w:pPr>
+      <w:r>
+        <w:rPr>
+          <w:lang w:val="zh_TW" w:bidi="zh_TW"/>
+        </w:rPr>
+      </w:r>
+      <w:r>
+        <w:rPr>
+          <w:lang w:val="zh_TW" w:bidi="zh_TW"/>
+        </w:rPr>
+        <w:t>約翰福音19:13</w:t>
+      </w:r>
+    </w:p>
+    <w:p>
+      <w:pPr>
+        <w:pStyle w:val="ListBullet"/>
+        <w:spacing w:line="240" w:lineRule="auto"/>
+        <w:ind w:left="720"/>
+      </w:pPr>
+      <w:r>
+        <w:rPr>
+          <w:lang w:val="zh_TW" w:bidi="zh_TW"/>
+        </w:rPr>
+      </w:r>
+      <w:r>
+        <w:rPr>
+          <w:lang w:val="zh_TW" w:bidi="zh_TW"/>
+        </w:rPr>
+        <w:t>約拿書1:8–10</w:t>
+      </w:r>
+    </w:p>
+    <w:p>
+      <w:pPr>
+        <w:pStyle w:val="ListBullet"/>
+        <w:spacing w:line="240" w:lineRule="auto"/>
+        <w:ind w:left="720"/>
+      </w:pPr>
+      <w:r>
+        <w:rPr>
+          <w:lang w:val="zh_TW" w:bidi="zh_TW"/>
+        </w:rPr>
+      </w:r>
+      <w:r>
+        <w:rPr>
+          <w:lang w:val="zh_TW" w:bidi="zh_TW"/>
+        </w:rPr>
+        <w:t>腓立比書3:5</w:t>
+      </w:r>
     </w:p>
     <w:p>
       <w:pPr>
@@ -5523,162 +5139,120 @@
           <w:lang w:val="zh_TW" w:bidi="zh_TW"/>
         </w:rPr>
       </w:r>
-      <w:hyperlink r:id="rId73">
-        <w:r>
-          <w:rPr>
-            <w:lang w:val="zh_TW" w:bidi="zh_TW"/>
-          </w:rPr>
-          <w:rPr>
-            <w:color w:val="0000EE"/>
-            <w:u w:val="single"/>
-          </w:rPr>
-          <w:t>撒母耳記下2:10–11</w:t>
-        </w:r>
-      </w:hyperlink>
-    </w:p>
-    <w:p>
-      <w:pPr>
-        <w:pStyle w:val="ListBullet"/>
-        <w:spacing w:line="240" w:lineRule="auto"/>
-        <w:ind w:left="720"/>
-      </w:pPr>
-      <w:r>
-        <w:rPr>
-          <w:lang w:val="zh_TW" w:bidi="zh_TW"/>
-        </w:rPr>
-      </w:r>
-      <w:hyperlink r:id="rId74">
-        <w:r>
-          <w:rPr>
-            <w:lang w:val="zh_TW" w:bidi="zh_TW"/>
-          </w:rPr>
-          <w:rPr>
-            <w:color w:val="0000EE"/>
-            <w:u w:val="single"/>
-          </w:rPr>
-          <w:t>創世記13:18</w:t>
-        </w:r>
-      </w:hyperlink>
-    </w:p>
-    <w:p>
-      <w:pPr>
-        <w:pStyle w:val="ListBullet"/>
-        <w:spacing w:line="240" w:lineRule="auto"/>
-        <w:ind w:left="720"/>
-      </w:pPr>
-      <w:r>
-        <w:rPr>
-          <w:lang w:val="zh_TW" w:bidi="zh_TW"/>
-        </w:rPr>
-      </w:r>
-      <w:hyperlink r:id="rId75">
-        <w:r>
-          <w:rPr>
-            <w:lang w:val="zh_TW" w:bidi="zh_TW"/>
-          </w:rPr>
-          <w:rPr>
-            <w:color w:val="0000EE"/>
-            <w:u w:val="single"/>
-          </w:rPr>
-          <w:t>創世記23:1–2</w:t>
-        </w:r>
-      </w:hyperlink>
-    </w:p>
-    <w:p>
-      <w:pPr>
-        <w:pStyle w:val="ListBullet"/>
-        <w:spacing w:line="240" w:lineRule="auto"/>
-        <w:ind w:left="720"/>
-      </w:pPr>
-      <w:r>
-        <w:rPr>
-          <w:lang w:val="zh_TW" w:bidi="zh_TW"/>
-        </w:rPr>
-      </w:r>
-      <w:hyperlink r:id="rId76">
-        <w:r>
-          <w:rPr>
-            <w:lang w:val="zh_TW" w:bidi="zh_TW"/>
-          </w:rPr>
-          <w:rPr>
-            <w:color w:val="0000EE"/>
-            <w:u w:val="single"/>
-          </w:rPr>
-          <w:t>創世記35:27</w:t>
-        </w:r>
-      </w:hyperlink>
-    </w:p>
-    <w:p>
-      <w:pPr>
-        <w:pStyle w:val="ListBullet"/>
-        <w:spacing w:line="240" w:lineRule="auto"/>
-        <w:ind w:left="720"/>
-      </w:pPr>
-      <w:r>
-        <w:rPr>
-          <w:lang w:val="zh_TW" w:bidi="zh_TW"/>
-        </w:rPr>
-      </w:r>
-      <w:hyperlink r:id="rId77">
-        <w:r>
-          <w:rPr>
-            <w:lang w:val="zh_TW" w:bidi="zh_TW"/>
-          </w:rPr>
-          <w:rPr>
-            <w:color w:val="0000EE"/>
-            <w:u w:val="single"/>
-          </w:rPr>
-          <w:t>創世記37:12–14</w:t>
-        </w:r>
-      </w:hyperlink>
-    </w:p>
-    <w:p>
-      <w:pPr>
-        <w:pStyle w:val="ListBullet"/>
-        <w:spacing w:line="240" w:lineRule="auto"/>
-        <w:ind w:left="720"/>
-      </w:pPr>
-      <w:r>
-        <w:rPr>
-          <w:lang w:val="zh_TW" w:bidi="zh_TW"/>
-        </w:rPr>
-      </w:r>
-      <w:hyperlink r:id="rId78">
-        <w:r>
-          <w:rPr>
-            <w:lang w:val="zh_TW" w:bidi="zh_TW"/>
-          </w:rPr>
-          <w:rPr>
-            <w:color w:val="0000EE"/>
-            <w:u w:val="single"/>
-          </w:rPr>
-          <w:t>士師記1:10</w:t>
-        </w:r>
-      </w:hyperlink>
-    </w:p>
-    <w:p>
-      <w:pPr>
-        <w:pStyle w:val="ListBullet"/>
-        <w:spacing w:line="240" w:lineRule="auto"/>
-        <w:ind w:left="720"/>
-      </w:pPr>
-      <w:r>
-        <w:rPr>
-          <w:lang w:val="zh_TW" w:bidi="zh_TW"/>
-        </w:rPr>
-      </w:r>
-      <w:hyperlink r:id="rId79">
-        <w:r>
-          <w:rPr>
-            <w:lang w:val="zh_TW" w:bidi="zh_TW"/>
-          </w:rPr>
-          <w:rPr>
-            <w:color w:val="0000EE"/>
-            <w:u w:val="single"/>
-          </w:rPr>
-          <w:t>民數記13:22</w:t>
-        </w:r>
-      </w:hyperlink>
+      <w:r>
+        <w:rPr>
+          <w:lang w:val="zh_TW" w:bidi="zh_TW"/>
+        </w:rPr>
+        <w:t>撒母耳記下2:10–11</w:t>
+      </w:r>
+    </w:p>
+    <w:p>
+      <w:pPr>
+        <w:pStyle w:val="ListBullet"/>
+        <w:spacing w:line="240" w:lineRule="auto"/>
+        <w:ind w:left="720"/>
+      </w:pPr>
+      <w:r>
+        <w:rPr>
+          <w:lang w:val="zh_TW" w:bidi="zh_TW"/>
+        </w:rPr>
+      </w:r>
+      <w:r>
+        <w:rPr>
+          <w:lang w:val="zh_TW" w:bidi="zh_TW"/>
+        </w:rPr>
+        <w:t>創世記13:18</w:t>
+      </w:r>
+    </w:p>
+    <w:p>
+      <w:pPr>
+        <w:pStyle w:val="ListBullet"/>
+        <w:spacing w:line="240" w:lineRule="auto"/>
+        <w:ind w:left="720"/>
+      </w:pPr>
+      <w:r>
+        <w:rPr>
+          <w:lang w:val="zh_TW" w:bidi="zh_TW"/>
+        </w:rPr>
+      </w:r>
+      <w:r>
+        <w:rPr>
+          <w:lang w:val="zh_TW" w:bidi="zh_TW"/>
+        </w:rPr>
+        <w:t>創世記23:1–2</w:t>
+      </w:r>
+    </w:p>
+    <w:p>
+      <w:pPr>
+        <w:pStyle w:val="ListBullet"/>
+        <w:spacing w:line="240" w:lineRule="auto"/>
+        <w:ind w:left="720"/>
+      </w:pPr>
+      <w:r>
+        <w:rPr>
+          <w:lang w:val="zh_TW" w:bidi="zh_TW"/>
+        </w:rPr>
+      </w:r>
+      <w:r>
+        <w:rPr>
+          <w:lang w:val="zh_TW" w:bidi="zh_TW"/>
+        </w:rPr>
+        <w:t>創世記35:27</w:t>
+      </w:r>
+    </w:p>
+    <w:p>
+      <w:pPr>
+        <w:pStyle w:val="ListBullet"/>
+        <w:spacing w:line="240" w:lineRule="auto"/>
+        <w:ind w:left="720"/>
+      </w:pPr>
+      <w:r>
+        <w:rPr>
+          <w:lang w:val="zh_TW" w:bidi="zh_TW"/>
+        </w:rPr>
+      </w:r>
+      <w:r>
+        <w:rPr>
+          <w:lang w:val="zh_TW" w:bidi="zh_TW"/>
+        </w:rPr>
+        <w:t>創世記37:12–14</w:t>
+      </w:r>
+    </w:p>
+    <w:p>
+      <w:pPr>
+        <w:pStyle w:val="ListBullet"/>
+        <w:spacing w:line="240" w:lineRule="auto"/>
+        <w:ind w:left="720"/>
+      </w:pPr>
+      <w:r>
+        <w:rPr>
+          <w:lang w:val="zh_TW" w:bidi="zh_TW"/>
+        </w:rPr>
+      </w:r>
+      <w:r>
+        <w:rPr>
+          <w:lang w:val="zh_TW" w:bidi="zh_TW"/>
+        </w:rPr>
+        <w:t>士師記1:10</w:t>
+      </w:r>
+    </w:p>
+    <w:p>
+      <w:pPr>
+        <w:pStyle w:val="ListBullet"/>
+        <w:spacing w:line="240" w:lineRule="auto"/>
+        <w:ind w:left="720"/>
+      </w:pPr>
+      <w:r>
+        <w:rPr>
+          <w:lang w:val="zh_TW" w:bidi="zh_TW"/>
+        </w:rPr>
+      </w:r>
+      <w:r>
+        <w:rPr>
+          <w:lang w:val="zh_TW" w:bidi="zh_TW"/>
+        </w:rPr>
+        <w:t>民數記13:22</w:t>
+      </w:r>
     </w:p>
     <w:p>
       <w:pPr>
@@ -5938,90 +5512,66 @@
           <w:lang w:val="zh_TW" w:bidi="zh_TW"/>
         </w:rPr>
       </w:r>
-      <w:hyperlink r:id="rId80">
-        <w:r>
-          <w:rPr>
-            <w:lang w:val="zh_TW" w:bidi="zh_TW"/>
-          </w:rPr>
-          <w:rPr>
-            <w:color w:val="0000EE"/>
-            <w:u w:val="single"/>
-          </w:rPr>
-          <w:t>但以理書8:21</w:t>
-        </w:r>
-      </w:hyperlink>
-    </w:p>
-    <w:p>
-      <w:pPr>
-        <w:pStyle w:val="ListBullet"/>
-        <w:spacing w:line="240" w:lineRule="auto"/>
-        <w:ind w:left="720"/>
-      </w:pPr>
-      <w:r>
-        <w:rPr>
-          <w:lang w:val="zh_TW" w:bidi="zh_TW"/>
-        </w:rPr>
-      </w:r>
-      <w:hyperlink r:id="rId81">
-        <w:r>
-          <w:rPr>
-            <w:lang w:val="zh_TW" w:bidi="zh_TW"/>
-          </w:rPr>
-          <w:rPr>
-            <w:color w:val="0000EE"/>
-            <w:u w:val="single"/>
-          </w:rPr>
-          <w:t>但以理書10:20–21</w:t>
-        </w:r>
-      </w:hyperlink>
-    </w:p>
-    <w:p>
-      <w:pPr>
-        <w:pStyle w:val="ListBullet"/>
-        <w:spacing w:line="240" w:lineRule="auto"/>
-        <w:ind w:left="720"/>
-      </w:pPr>
-      <w:r>
-        <w:rPr>
-          <w:lang w:val="zh_TW" w:bidi="zh_TW"/>
-        </w:rPr>
-      </w:r>
-      <w:hyperlink r:id="rId82">
-        <w:r>
-          <w:rPr>
-            <w:lang w:val="zh_TW" w:bidi="zh_TW"/>
-          </w:rPr>
-          <w:rPr>
-            <w:color w:val="0000EE"/>
-            <w:u w:val="single"/>
-          </w:rPr>
-          <w:t>但以理書11:1–2</w:t>
-        </w:r>
-      </w:hyperlink>
-    </w:p>
-    <w:p>
-      <w:pPr>
-        <w:pStyle w:val="ListBullet"/>
-        <w:spacing w:line="240" w:lineRule="auto"/>
-        <w:ind w:left="720"/>
-      </w:pPr>
-      <w:r>
-        <w:rPr>
-          <w:lang w:val="zh_TW" w:bidi="zh_TW"/>
-        </w:rPr>
-      </w:r>
-      <w:hyperlink r:id="rId83">
-        <w:r>
-          <w:rPr>
-            <w:lang w:val="zh_TW" w:bidi="zh_TW"/>
-          </w:rPr>
-          <w:rPr>
-            <w:color w:val="0000EE"/>
-            <w:u w:val="single"/>
-          </w:rPr>
-          <w:t>撒迦利亞書9:13</w:t>
-        </w:r>
-      </w:hyperlink>
+      <w:r>
+        <w:rPr>
+          <w:lang w:val="zh_TW" w:bidi="zh_TW"/>
+        </w:rPr>
+        <w:t>但以理書8:21</w:t>
+      </w:r>
+    </w:p>
+    <w:p>
+      <w:pPr>
+        <w:pStyle w:val="ListBullet"/>
+        <w:spacing w:line="240" w:lineRule="auto"/>
+        <w:ind w:left="720"/>
+      </w:pPr>
+      <w:r>
+        <w:rPr>
+          <w:lang w:val="zh_TW" w:bidi="zh_TW"/>
+        </w:rPr>
+      </w:r>
+      <w:r>
+        <w:rPr>
+          <w:lang w:val="zh_TW" w:bidi="zh_TW"/>
+        </w:rPr>
+        <w:t>但以理書10:20–21</w:t>
+      </w:r>
+    </w:p>
+    <w:p>
+      <w:pPr>
+        <w:pStyle w:val="ListBullet"/>
+        <w:spacing w:line="240" w:lineRule="auto"/>
+        <w:ind w:left="720"/>
+      </w:pPr>
+      <w:r>
+        <w:rPr>
+          <w:lang w:val="zh_TW" w:bidi="zh_TW"/>
+        </w:rPr>
+      </w:r>
+      <w:r>
+        <w:rPr>
+          <w:lang w:val="zh_TW" w:bidi="zh_TW"/>
+        </w:rPr>
+        <w:t>但以理書11:1–2</w:t>
+      </w:r>
+    </w:p>
+    <w:p>
+      <w:pPr>
+        <w:pStyle w:val="ListBullet"/>
+        <w:spacing w:line="240" w:lineRule="auto"/>
+        <w:ind w:left="720"/>
+      </w:pPr>
+      <w:r>
+        <w:rPr>
+          <w:lang w:val="zh_TW" w:bidi="zh_TW"/>
+        </w:rPr>
+      </w:r>
+      <w:r>
+        <w:rPr>
+          <w:lang w:val="zh_TW" w:bidi="zh_TW"/>
+        </w:rPr>
+        <w:t>撒迦利亞書9:13</w:t>
+      </w:r>
     </w:p>
     <w:p>
       <w:pPr>
@@ -6293,162 +5843,120 @@
           <w:lang w:val="zh_TW" w:bidi="zh_TW"/>
         </w:rPr>
       </w:r>
-      <w:hyperlink r:id="rId84">
-        <w:r>
-          <w:rPr>
-            <w:lang w:val="zh_TW" w:bidi="zh_TW"/>
-          </w:rPr>
-          <w:rPr>
-            <w:color w:val="0000EE"/>
-            <w:u w:val="single"/>
-          </w:rPr>
-          <w:t>使徒行傳6:1</w:t>
-        </w:r>
-      </w:hyperlink>
-    </w:p>
-    <w:p>
-      <w:pPr>
-        <w:pStyle w:val="ListBullet"/>
-        <w:spacing w:line="240" w:lineRule="auto"/>
-        <w:ind w:left="720"/>
-      </w:pPr>
-      <w:r>
-        <w:rPr>
-          <w:lang w:val="zh_TW" w:bidi="zh_TW"/>
-        </w:rPr>
-      </w:r>
-      <w:hyperlink r:id="rId85">
-        <w:r>
-          <w:rPr>
-            <w:lang w:val="zh_TW" w:bidi="zh_TW"/>
-          </w:rPr>
-          <w:rPr>
-            <w:color w:val="0000EE"/>
-            <w:u w:val="single"/>
-          </w:rPr>
-          <w:t>使徒行傳9:29</w:t>
-        </w:r>
-      </w:hyperlink>
-    </w:p>
-    <w:p>
-      <w:pPr>
-        <w:pStyle w:val="ListBullet"/>
-        <w:spacing w:line="240" w:lineRule="auto"/>
-        <w:ind w:left="720"/>
-      </w:pPr>
-      <w:r>
-        <w:rPr>
-          <w:lang w:val="zh_TW" w:bidi="zh_TW"/>
-        </w:rPr>
-      </w:r>
-      <w:hyperlink r:id="rId86">
-        <w:r>
-          <w:rPr>
-            <w:lang w:val="zh_TW" w:bidi="zh_TW"/>
-          </w:rPr>
-          <w:rPr>
-            <w:color w:val="0000EE"/>
-            <w:u w:val="single"/>
-          </w:rPr>
-          <w:t>使徒行傳11:20</w:t>
-        </w:r>
-      </w:hyperlink>
-    </w:p>
-    <w:p>
-      <w:pPr>
-        <w:pStyle w:val="ListBullet"/>
-        <w:spacing w:line="240" w:lineRule="auto"/>
-        <w:ind w:left="720"/>
-      </w:pPr>
-      <w:r>
-        <w:rPr>
-          <w:lang w:val="zh_TW" w:bidi="zh_TW"/>
-        </w:rPr>
-      </w:r>
-      <w:hyperlink r:id="rId87">
-        <w:r>
-          <w:rPr>
-            <w:lang w:val="zh_TW" w:bidi="zh_TW"/>
-          </w:rPr>
-          <w:rPr>
-            <w:color w:val="0000EE"/>
-            <w:u w:val="single"/>
-          </w:rPr>
-          <w:t>使徒行傳14:1–2</w:t>
-        </w:r>
-      </w:hyperlink>
-    </w:p>
-    <w:p>
-      <w:pPr>
-        <w:pStyle w:val="ListBullet"/>
-        <w:spacing w:line="240" w:lineRule="auto"/>
-        <w:ind w:left="720"/>
-      </w:pPr>
-      <w:r>
-        <w:rPr>
-          <w:lang w:val="zh_TW" w:bidi="zh_TW"/>
-        </w:rPr>
-      </w:r>
-      <w:hyperlink r:id="rId88">
-        <w:r>
-          <w:rPr>
-            <w:lang w:val="zh_TW" w:bidi="zh_TW"/>
-          </w:rPr>
-          <w:rPr>
-            <w:color w:val="0000EE"/>
-            <w:u w:val="single"/>
-          </w:rPr>
-          <w:t>歌羅西書3:11</w:t>
-        </w:r>
-      </w:hyperlink>
-    </w:p>
-    <w:p>
-      <w:pPr>
-        <w:pStyle w:val="ListBullet"/>
-        <w:spacing w:line="240" w:lineRule="auto"/>
-        <w:ind w:left="720"/>
-      </w:pPr>
-      <w:r>
-        <w:rPr>
-          <w:lang w:val="zh_TW" w:bidi="zh_TW"/>
-        </w:rPr>
-      </w:r>
-      <w:hyperlink r:id="rId89">
-        <w:r>
-          <w:rPr>
-            <w:lang w:val="zh_TW" w:bidi="zh_TW"/>
-          </w:rPr>
-          <w:rPr>
-            <w:color w:val="0000EE"/>
-            <w:u w:val="single"/>
-          </w:rPr>
-          <w:t>加拉太書2:3–5</w:t>
-        </w:r>
-      </w:hyperlink>
-    </w:p>
-    <w:p>
-      <w:pPr>
-        <w:pStyle w:val="ListBullet"/>
-        <w:spacing w:line="240" w:lineRule="auto"/>
-        <w:ind w:left="720"/>
-      </w:pPr>
-      <w:r>
-        <w:rPr>
-          <w:lang w:val="zh_TW" w:bidi="zh_TW"/>
-        </w:rPr>
-      </w:r>
-      <w:hyperlink r:id="rId90">
-        <w:r>
-          <w:rPr>
-            <w:lang w:val="zh_TW" w:bidi="zh_TW"/>
-          </w:rPr>
-          <w:rPr>
-            <w:color w:val="0000EE"/>
-            <w:u w:val="single"/>
-          </w:rPr>
-          <w:t>約翰福音7:35</w:t>
-        </w:r>
-      </w:hyperlink>
+      <w:r>
+        <w:rPr>
+          <w:lang w:val="zh_TW" w:bidi="zh_TW"/>
+        </w:rPr>
+        <w:t>使徒行傳6:1</w:t>
+      </w:r>
+    </w:p>
+    <w:p>
+      <w:pPr>
+        <w:pStyle w:val="ListBullet"/>
+        <w:spacing w:line="240" w:lineRule="auto"/>
+        <w:ind w:left="720"/>
+      </w:pPr>
+      <w:r>
+        <w:rPr>
+          <w:lang w:val="zh_TW" w:bidi="zh_TW"/>
+        </w:rPr>
+      </w:r>
+      <w:r>
+        <w:rPr>
+          <w:lang w:val="zh_TW" w:bidi="zh_TW"/>
+        </w:rPr>
+        <w:t>使徒行傳9:29</w:t>
+      </w:r>
+    </w:p>
+    <w:p>
+      <w:pPr>
+        <w:pStyle w:val="ListBullet"/>
+        <w:spacing w:line="240" w:lineRule="auto"/>
+        <w:ind w:left="720"/>
+      </w:pPr>
+      <w:r>
+        <w:rPr>
+          <w:lang w:val="zh_TW" w:bidi="zh_TW"/>
+        </w:rPr>
+      </w:r>
+      <w:r>
+        <w:rPr>
+          <w:lang w:val="zh_TW" w:bidi="zh_TW"/>
+        </w:rPr>
+        <w:t>使徒行傳11:20</w:t>
+      </w:r>
+    </w:p>
+    <w:p>
+      <w:pPr>
+        <w:pStyle w:val="ListBullet"/>
+        <w:spacing w:line="240" w:lineRule="auto"/>
+        <w:ind w:left="720"/>
+      </w:pPr>
+      <w:r>
+        <w:rPr>
+          <w:lang w:val="zh_TW" w:bidi="zh_TW"/>
+        </w:rPr>
+      </w:r>
+      <w:r>
+        <w:rPr>
+          <w:lang w:val="zh_TW" w:bidi="zh_TW"/>
+        </w:rPr>
+        <w:t>使徒行傳14:1–2</w:t>
+      </w:r>
+    </w:p>
+    <w:p>
+      <w:pPr>
+        <w:pStyle w:val="ListBullet"/>
+        <w:spacing w:line="240" w:lineRule="auto"/>
+        <w:ind w:left="720"/>
+      </w:pPr>
+      <w:r>
+        <w:rPr>
+          <w:lang w:val="zh_TW" w:bidi="zh_TW"/>
+        </w:rPr>
+      </w:r>
+      <w:r>
+        <w:rPr>
+          <w:lang w:val="zh_TW" w:bidi="zh_TW"/>
+        </w:rPr>
+        <w:t>歌羅西書3:11</w:t>
+      </w:r>
+    </w:p>
+    <w:p>
+      <w:pPr>
+        <w:pStyle w:val="ListBullet"/>
+        <w:spacing w:line="240" w:lineRule="auto"/>
+        <w:ind w:left="720"/>
+      </w:pPr>
+      <w:r>
+        <w:rPr>
+          <w:lang w:val="zh_TW" w:bidi="zh_TW"/>
+        </w:rPr>
+      </w:r>
+      <w:r>
+        <w:rPr>
+          <w:lang w:val="zh_TW" w:bidi="zh_TW"/>
+        </w:rPr>
+        <w:t>加拉太書2:3–5</w:t>
+      </w:r>
+    </w:p>
+    <w:p>
+      <w:pPr>
+        <w:pStyle w:val="ListBullet"/>
+        <w:spacing w:line="240" w:lineRule="auto"/>
+        <w:ind w:left="720"/>
+      </w:pPr>
+      <w:r>
+        <w:rPr>
+          <w:lang w:val="zh_TW" w:bidi="zh_TW"/>
+        </w:rPr>
+      </w:r>
+      <w:r>
+        <w:rPr>
+          <w:lang w:val="zh_TW" w:bidi="zh_TW"/>
+        </w:rPr>
+        <w:t>約翰福音7:35</w:t>
+      </w:r>
     </w:p>
     <w:p>
       <w:pPr>
@@ -6738,18 +6246,12 @@
           <w:lang w:val="zh_TW" w:bidi="zh_TW"/>
         </w:rPr>
       </w:r>
-      <w:hyperlink r:id="rId91">
-        <w:r>
-          <w:rPr>
-            <w:lang w:val="zh_TW" w:bidi="zh_TW"/>
-          </w:rPr>
-          <w:rPr>
-            <w:color w:val="0000EE"/>
-            <w:u w:val="single"/>
-          </w:rPr>
-          <w:t>列王紀下18:18</w:t>
-        </w:r>
-      </w:hyperlink>
+      <w:r>
+        <w:rPr>
+          <w:lang w:val="zh_TW" w:bidi="zh_TW"/>
+        </w:rPr>
+        <w:t>列王紀下18:18</w:t>
+      </w:r>
     </w:p>
     <w:p>
       <w:pPr>
@@ -7039,162 +6541,120 @@
           <w:lang w:val="zh_TW" w:bidi="zh_TW"/>
         </w:rPr>
       </w:r>
-      <w:hyperlink r:id="rId92">
-        <w:r>
-          <w:rPr>
-            <w:lang w:val="zh_TW" w:bidi="zh_TW"/>
-          </w:rPr>
-          <w:rPr>
-            <w:color w:val="0000EE"/>
-            <w:u w:val="single"/>
-          </w:rPr>
-          <w:t>路加福音3:1–2</w:t>
-        </w:r>
-      </w:hyperlink>
-    </w:p>
-    <w:p>
-      <w:pPr>
-        <w:pStyle w:val="ListBullet"/>
-        <w:spacing w:line="240" w:lineRule="auto"/>
-        <w:ind w:left="720"/>
-      </w:pPr>
-      <w:r>
-        <w:rPr>
-          <w:lang w:val="zh_TW" w:bidi="zh_TW"/>
-        </w:rPr>
-      </w:r>
-      <w:hyperlink r:id="rId93">
-        <w:r>
-          <w:rPr>
-            <w:lang w:val="zh_TW" w:bidi="zh_TW"/>
-          </w:rPr>
-          <w:rPr>
-            <w:color w:val="0000EE"/>
-            <w:u w:val="single"/>
-          </w:rPr>
-          <w:t>路加福音3:20</w:t>
-        </w:r>
-      </w:hyperlink>
-    </w:p>
-    <w:p>
-      <w:pPr>
-        <w:pStyle w:val="ListBullet"/>
-        <w:spacing w:line="240" w:lineRule="auto"/>
-        <w:ind w:left="720"/>
-      </w:pPr>
-      <w:r>
-        <w:rPr>
-          <w:lang w:val="zh_TW" w:bidi="zh_TW"/>
-        </w:rPr>
-      </w:r>
-      <w:hyperlink r:id="rId94">
-        <w:r>
-          <w:rPr>
-            <w:lang w:val="zh_TW" w:bidi="zh_TW"/>
-          </w:rPr>
-          <w:rPr>
-            <w:color w:val="0000EE"/>
-            <w:u w:val="single"/>
-          </w:rPr>
-          <w:t>路加福音9:9</w:t>
-        </w:r>
-      </w:hyperlink>
-    </w:p>
-    <w:p>
-      <w:pPr>
-        <w:pStyle w:val="ListBullet"/>
-        <w:spacing w:line="240" w:lineRule="auto"/>
-        <w:ind w:left="720"/>
-      </w:pPr>
-      <w:r>
-        <w:rPr>
-          <w:lang w:val="zh_TW" w:bidi="zh_TW"/>
-        </w:rPr>
-      </w:r>
-      <w:hyperlink r:id="rId95">
-        <w:r>
-          <w:rPr>
-            <w:lang w:val="zh_TW" w:bidi="zh_TW"/>
-          </w:rPr>
-          <w:rPr>
-            <w:color w:val="0000EE"/>
-            <w:u w:val="single"/>
-          </w:rPr>
-          <w:t>路加福音13:32</w:t>
-        </w:r>
-      </w:hyperlink>
-    </w:p>
-    <w:p>
-      <w:pPr>
-        <w:pStyle w:val="ListBullet"/>
-        <w:spacing w:line="240" w:lineRule="auto"/>
-        <w:ind w:left="720"/>
-      </w:pPr>
-      <w:r>
-        <w:rPr>
-          <w:lang w:val="zh_TW" w:bidi="zh_TW"/>
-        </w:rPr>
-      </w:r>
-      <w:hyperlink r:id="rId96">
-        <w:r>
-          <w:rPr>
-            <w:lang w:val="zh_TW" w:bidi="zh_TW"/>
-          </w:rPr>
-          <w:rPr>
-            <w:color w:val="0000EE"/>
-            <w:u w:val="single"/>
-          </w:rPr>
-          <w:t>路加福音23:9</w:t>
-        </w:r>
-      </w:hyperlink>
-    </w:p>
-    <w:p>
-      <w:pPr>
-        <w:pStyle w:val="ListBullet"/>
-        <w:spacing w:line="240" w:lineRule="auto"/>
-        <w:ind w:left="720"/>
-      </w:pPr>
-      <w:r>
-        <w:rPr>
-          <w:lang w:val="zh_TW" w:bidi="zh_TW"/>
-        </w:rPr>
-      </w:r>
-      <w:hyperlink r:id="rId97">
-        <w:r>
-          <w:rPr>
-            <w:lang w:val="zh_TW" w:bidi="zh_TW"/>
-          </w:rPr>
-          <w:rPr>
-            <w:color w:val="0000EE"/>
-            <w:u w:val="single"/>
-          </w:rPr>
-          <w:t>馬可福音6:20</w:t>
-        </w:r>
-      </w:hyperlink>
-    </w:p>
-    <w:p>
-      <w:pPr>
-        <w:pStyle w:val="ListBullet"/>
-        <w:spacing w:line="240" w:lineRule="auto"/>
-        <w:ind w:left="720"/>
-      </w:pPr>
-      <w:r>
-        <w:rPr>
-          <w:lang w:val="zh_TW" w:bidi="zh_TW"/>
-        </w:rPr>
-      </w:r>
-      <w:hyperlink r:id="rId98">
-        <w:r>
-          <w:rPr>
-            <w:lang w:val="zh_TW" w:bidi="zh_TW"/>
-          </w:rPr>
-          <w:rPr>
-            <w:color w:val="0000EE"/>
-            <w:u w:val="single"/>
-          </w:rPr>
-          <w:t>馬太福音14:2</w:t>
-        </w:r>
-      </w:hyperlink>
+      <w:r>
+        <w:rPr>
+          <w:lang w:val="zh_TW" w:bidi="zh_TW"/>
+        </w:rPr>
+        <w:t>路加福音3:1–2</w:t>
+      </w:r>
+    </w:p>
+    <w:p>
+      <w:pPr>
+        <w:pStyle w:val="ListBullet"/>
+        <w:spacing w:line="240" w:lineRule="auto"/>
+        <w:ind w:left="720"/>
+      </w:pPr>
+      <w:r>
+        <w:rPr>
+          <w:lang w:val="zh_TW" w:bidi="zh_TW"/>
+        </w:rPr>
+      </w:r>
+      <w:r>
+        <w:rPr>
+          <w:lang w:val="zh_TW" w:bidi="zh_TW"/>
+        </w:rPr>
+        <w:t>路加福音3:20</w:t>
+      </w:r>
+    </w:p>
+    <w:p>
+      <w:pPr>
+        <w:pStyle w:val="ListBullet"/>
+        <w:spacing w:line="240" w:lineRule="auto"/>
+        <w:ind w:left="720"/>
+      </w:pPr>
+      <w:r>
+        <w:rPr>
+          <w:lang w:val="zh_TW" w:bidi="zh_TW"/>
+        </w:rPr>
+      </w:r>
+      <w:r>
+        <w:rPr>
+          <w:lang w:val="zh_TW" w:bidi="zh_TW"/>
+        </w:rPr>
+        <w:t>路加福音9:9</w:t>
+      </w:r>
+    </w:p>
+    <w:p>
+      <w:pPr>
+        <w:pStyle w:val="ListBullet"/>
+        <w:spacing w:line="240" w:lineRule="auto"/>
+        <w:ind w:left="720"/>
+      </w:pPr>
+      <w:r>
+        <w:rPr>
+          <w:lang w:val="zh_TW" w:bidi="zh_TW"/>
+        </w:rPr>
+      </w:r>
+      <w:r>
+        <w:rPr>
+          <w:lang w:val="zh_TW" w:bidi="zh_TW"/>
+        </w:rPr>
+        <w:t>路加福音13:32</w:t>
+      </w:r>
+    </w:p>
+    <w:p>
+      <w:pPr>
+        <w:pStyle w:val="ListBullet"/>
+        <w:spacing w:line="240" w:lineRule="auto"/>
+        <w:ind w:left="720"/>
+      </w:pPr>
+      <w:r>
+        <w:rPr>
+          <w:lang w:val="zh_TW" w:bidi="zh_TW"/>
+        </w:rPr>
+      </w:r>
+      <w:r>
+        <w:rPr>
+          <w:lang w:val="zh_TW" w:bidi="zh_TW"/>
+        </w:rPr>
+        <w:t>路加福音23:9</w:t>
+      </w:r>
+    </w:p>
+    <w:p>
+      <w:pPr>
+        <w:pStyle w:val="ListBullet"/>
+        <w:spacing w:line="240" w:lineRule="auto"/>
+        <w:ind w:left="720"/>
+      </w:pPr>
+      <w:r>
+        <w:rPr>
+          <w:lang w:val="zh_TW" w:bidi="zh_TW"/>
+        </w:rPr>
+      </w:r>
+      <w:r>
+        <w:rPr>
+          <w:lang w:val="zh_TW" w:bidi="zh_TW"/>
+        </w:rPr>
+        <w:t>馬可福音6:20</w:t>
+      </w:r>
+    </w:p>
+    <w:p>
+      <w:pPr>
+        <w:pStyle w:val="ListBullet"/>
+        <w:spacing w:line="240" w:lineRule="auto"/>
+        <w:ind w:left="720"/>
+      </w:pPr>
+      <w:r>
+        <w:rPr>
+          <w:lang w:val="zh_TW" w:bidi="zh_TW"/>
+        </w:rPr>
+      </w:r>
+      <w:r>
+        <w:rPr>
+          <w:lang w:val="zh_TW" w:bidi="zh_TW"/>
+        </w:rPr>
+        <w:t>馬太福音14:2</w:t>
+      </w:r>
     </w:p>
     <w:p>
       <w:pPr>
@@ -7394,90 +6854,66 @@
           <w:lang w:val="zh_TW" w:bidi="zh_TW"/>
         </w:rPr>
       </w:r>
-      <w:hyperlink r:id="rId99">
-        <w:r>
-          <w:rPr>
-            <w:lang w:val="zh_TW" w:bidi="zh_TW"/>
-          </w:rPr>
-          <w:rPr>
-            <w:color w:val="0000EE"/>
-            <w:u w:val="single"/>
-          </w:rPr>
-          <w:t>路加福音3:19</w:t>
-        </w:r>
-      </w:hyperlink>
-    </w:p>
-    <w:p>
-      <w:pPr>
-        <w:pStyle w:val="ListBullet"/>
-        <w:spacing w:line="240" w:lineRule="auto"/>
-        <w:ind w:left="720"/>
-      </w:pPr>
-      <w:r>
-        <w:rPr>
-          <w:lang w:val="zh_TW" w:bidi="zh_TW"/>
-        </w:rPr>
-      </w:r>
-      <w:hyperlink r:id="rId100">
-        <w:r>
-          <w:rPr>
-            <w:lang w:val="zh_TW" w:bidi="zh_TW"/>
-          </w:rPr>
-          <w:rPr>
-            <w:color w:val="0000EE"/>
-            <w:u w:val="single"/>
-          </w:rPr>
-          <w:t>馬可福音6:17</w:t>
-        </w:r>
-      </w:hyperlink>
-    </w:p>
-    <w:p>
-      <w:pPr>
-        <w:pStyle w:val="ListBullet"/>
-        <w:spacing w:line="240" w:lineRule="auto"/>
-        <w:ind w:left="720"/>
-      </w:pPr>
-      <w:r>
-        <w:rPr>
-          <w:lang w:val="zh_TW" w:bidi="zh_TW"/>
-        </w:rPr>
-      </w:r>
-      <w:hyperlink r:id="rId101">
-        <w:r>
-          <w:rPr>
-            <w:lang w:val="zh_TW" w:bidi="zh_TW"/>
-          </w:rPr>
-          <w:rPr>
-            <w:color w:val="0000EE"/>
-            <w:u w:val="single"/>
-          </w:rPr>
-          <w:t>馬可福音6:22</w:t>
-        </w:r>
-      </w:hyperlink>
-    </w:p>
-    <w:p>
-      <w:pPr>
-        <w:pStyle w:val="ListBullet"/>
-        <w:spacing w:line="240" w:lineRule="auto"/>
-        <w:ind w:left="720"/>
-      </w:pPr>
-      <w:r>
-        <w:rPr>
-          <w:lang w:val="zh_TW" w:bidi="zh_TW"/>
-        </w:rPr>
-      </w:r>
-      <w:hyperlink r:id="rId102">
-        <w:r>
-          <w:rPr>
-            <w:lang w:val="zh_TW" w:bidi="zh_TW"/>
-          </w:rPr>
-          <w:rPr>
-            <w:color w:val="0000EE"/>
-            <w:u w:val="single"/>
-          </w:rPr>
-          <w:t>馬太福音14:4</w:t>
-        </w:r>
-      </w:hyperlink>
+      <w:r>
+        <w:rPr>
+          <w:lang w:val="zh_TW" w:bidi="zh_TW"/>
+        </w:rPr>
+        <w:t>路加福音3:19</w:t>
+      </w:r>
+    </w:p>
+    <w:p>
+      <w:pPr>
+        <w:pStyle w:val="ListBullet"/>
+        <w:spacing w:line="240" w:lineRule="auto"/>
+        <w:ind w:left="720"/>
+      </w:pPr>
+      <w:r>
+        <w:rPr>
+          <w:lang w:val="zh_TW" w:bidi="zh_TW"/>
+        </w:rPr>
+      </w:r>
+      <w:r>
+        <w:rPr>
+          <w:lang w:val="zh_TW" w:bidi="zh_TW"/>
+        </w:rPr>
+        <w:t>馬可福音6:17</w:t>
+      </w:r>
+    </w:p>
+    <w:p>
+      <w:pPr>
+        <w:pStyle w:val="ListBullet"/>
+        <w:spacing w:line="240" w:lineRule="auto"/>
+        <w:ind w:left="720"/>
+      </w:pPr>
+      <w:r>
+        <w:rPr>
+          <w:lang w:val="zh_TW" w:bidi="zh_TW"/>
+        </w:rPr>
+      </w:r>
+      <w:r>
+        <w:rPr>
+          <w:lang w:val="zh_TW" w:bidi="zh_TW"/>
+        </w:rPr>
+        <w:t>馬可福音6:22</w:t>
+      </w:r>
+    </w:p>
+    <w:p>
+      <w:pPr>
+        <w:pStyle w:val="ListBullet"/>
+        <w:spacing w:line="240" w:lineRule="auto"/>
+        <w:ind w:left="720"/>
+      </w:pPr>
+      <w:r>
+        <w:rPr>
+          <w:lang w:val="zh_TW" w:bidi="zh_TW"/>
+        </w:rPr>
+      </w:r>
+      <w:r>
+        <w:rPr>
+          <w:lang w:val="zh_TW" w:bidi="zh_TW"/>
+        </w:rPr>
+        <w:t>馬太福音14:4</w:t>
+      </w:r>
     </w:p>
     <w:p>
       <w:pPr>
@@ -7830,114 +7266,84 @@
           <w:lang w:val="zh_TW" w:bidi="zh_TW"/>
         </w:rPr>
       </w:r>
-      <w:hyperlink r:id="rId103">
-        <w:r>
-          <w:rPr>
-            <w:lang w:val="zh_TW" w:bidi="zh_TW"/>
-          </w:rPr>
-          <w:rPr>
-            <w:color w:val="0000EE"/>
-            <w:u w:val="single"/>
-          </w:rPr>
-          <w:t>歷代志下8:7–8</w:t>
-        </w:r>
-      </w:hyperlink>
-    </w:p>
-    <w:p>
-      <w:pPr>
-        <w:pStyle w:val="ListBullet"/>
-        <w:spacing w:line="240" w:lineRule="auto"/>
-        <w:ind w:left="720"/>
-      </w:pPr>
-      <w:r>
-        <w:rPr>
-          <w:lang w:val="zh_TW" w:bidi="zh_TW"/>
-        </w:rPr>
-      </w:r>
-      <w:hyperlink r:id="rId104">
-        <w:r>
-          <w:rPr>
-            <w:lang w:val="zh_TW" w:bidi="zh_TW"/>
-          </w:rPr>
-          <w:rPr>
-            <w:color w:val="0000EE"/>
-            <w:u w:val="single"/>
-          </w:rPr>
-          <w:t>出埃及記3:7–8</w:t>
-        </w:r>
-      </w:hyperlink>
-    </w:p>
-    <w:p>
-      <w:pPr>
-        <w:pStyle w:val="ListBullet"/>
-        <w:spacing w:line="240" w:lineRule="auto"/>
-        <w:ind w:left="720"/>
-      </w:pPr>
-      <w:r>
-        <w:rPr>
-          <w:lang w:val="zh_TW" w:bidi="zh_TW"/>
-        </w:rPr>
-      </w:r>
-      <w:hyperlink r:id="rId105">
-        <w:r>
-          <w:rPr>
-            <w:lang w:val="zh_TW" w:bidi="zh_TW"/>
-          </w:rPr>
-          <w:rPr>
-            <w:color w:val="0000EE"/>
-            <w:u w:val="single"/>
-          </w:rPr>
-          <w:t>創世記34:2</w:t>
-        </w:r>
-      </w:hyperlink>
-    </w:p>
-    <w:p>
-      <w:pPr>
-        <w:pStyle w:val="ListBullet"/>
-        <w:spacing w:line="240" w:lineRule="auto"/>
-        <w:ind w:left="720"/>
-      </w:pPr>
-      <w:r>
-        <w:rPr>
-          <w:lang w:val="zh_TW" w:bidi="zh_TW"/>
-        </w:rPr>
-      </w:r>
-      <w:hyperlink r:id="rId106">
-        <w:r>
-          <w:rPr>
-            <w:lang w:val="zh_TW" w:bidi="zh_TW"/>
-          </w:rPr>
-          <w:rPr>
-            <w:color w:val="0000EE"/>
-            <w:u w:val="single"/>
-          </w:rPr>
-          <w:t>約書亞記9:1–2</w:t>
-        </w:r>
-      </w:hyperlink>
-    </w:p>
-    <w:p>
-      <w:pPr>
-        <w:pStyle w:val="ListBullet"/>
-        <w:spacing w:line="240" w:lineRule="auto"/>
-        <w:ind w:left="720"/>
-      </w:pPr>
-      <w:r>
-        <w:rPr>
-          <w:lang w:val="zh_TW" w:bidi="zh_TW"/>
-        </w:rPr>
-      </w:r>
-      <w:hyperlink r:id="rId107">
-        <w:r>
-          <w:rPr>
-            <w:lang w:val="zh_TW" w:bidi="zh_TW"/>
-          </w:rPr>
-          <w:rPr>
-            <w:color w:val="0000EE"/>
-            <w:u w:val="single"/>
-          </w:rPr>
-          <w:t>士師記3:1–3</w:t>
-        </w:r>
-      </w:hyperlink>
+      <w:r>
+        <w:rPr>
+          <w:lang w:val="zh_TW" w:bidi="zh_TW"/>
+        </w:rPr>
+        <w:t>歷代志下8:7–8</w:t>
+      </w:r>
+    </w:p>
+    <w:p>
+      <w:pPr>
+        <w:pStyle w:val="ListBullet"/>
+        <w:spacing w:line="240" w:lineRule="auto"/>
+        <w:ind w:left="720"/>
+      </w:pPr>
+      <w:r>
+        <w:rPr>
+          <w:lang w:val="zh_TW" w:bidi="zh_TW"/>
+        </w:rPr>
+      </w:r>
+      <w:r>
+        <w:rPr>
+          <w:lang w:val="zh_TW" w:bidi="zh_TW"/>
+        </w:rPr>
+        <w:t>出埃及記3:7–8</w:t>
+      </w:r>
+    </w:p>
+    <w:p>
+      <w:pPr>
+        <w:pStyle w:val="ListBullet"/>
+        <w:spacing w:line="240" w:lineRule="auto"/>
+        <w:ind w:left="720"/>
+      </w:pPr>
+      <w:r>
+        <w:rPr>
+          <w:lang w:val="zh_TW" w:bidi="zh_TW"/>
+        </w:rPr>
+      </w:r>
+      <w:r>
+        <w:rPr>
+          <w:lang w:val="zh_TW" w:bidi="zh_TW"/>
+        </w:rPr>
+        <w:t>創世記34:2</w:t>
+      </w:r>
+    </w:p>
+    <w:p>
+      <w:pPr>
+        <w:pStyle w:val="ListBullet"/>
+        <w:spacing w:line="240" w:lineRule="auto"/>
+        <w:ind w:left="720"/>
+      </w:pPr>
+      <w:r>
+        <w:rPr>
+          <w:lang w:val="zh_TW" w:bidi="zh_TW"/>
+        </w:rPr>
+      </w:r>
+      <w:r>
+        <w:rPr>
+          <w:lang w:val="zh_TW" w:bidi="zh_TW"/>
+        </w:rPr>
+        <w:t>約書亞記9:1–2</w:t>
+      </w:r>
+    </w:p>
+    <w:p>
+      <w:pPr>
+        <w:pStyle w:val="ListBullet"/>
+        <w:spacing w:line="240" w:lineRule="auto"/>
+        <w:ind w:left="720"/>
+      </w:pPr>
+      <w:r>
+        <w:rPr>
+          <w:lang w:val="zh_TW" w:bidi="zh_TW"/>
+        </w:rPr>
+      </w:r>
+      <w:r>
+        <w:rPr>
+          <w:lang w:val="zh_TW" w:bidi="zh_TW"/>
+        </w:rPr>
+        <w:t>士師記3:1–3</w:t>
+      </w:r>
     </w:p>
     <w:p>
       <w:pPr>
@@ -8195,114 +7601,84 @@
           <w:lang w:val="zh_TW" w:bidi="zh_TW"/>
         </w:rPr>
       </w:r>
-      <w:hyperlink r:id="rId108">
-        <w:r>
-          <w:rPr>
-            <w:lang w:val="zh_TW" w:bidi="zh_TW"/>
-          </w:rPr>
-          <w:rPr>
-            <w:color w:val="0000EE"/>
-            <w:u w:val="single"/>
-          </w:rPr>
-          <w:t>歷代志上3:13–14</w:t>
-        </w:r>
-      </w:hyperlink>
-    </w:p>
-    <w:p>
-      <w:pPr>
-        <w:pStyle w:val="ListBullet"/>
-        <w:spacing w:line="240" w:lineRule="auto"/>
-        <w:ind w:left="720"/>
-      </w:pPr>
-      <w:r>
-        <w:rPr>
-          <w:lang w:val="zh_TW" w:bidi="zh_TW"/>
-        </w:rPr>
-      </w:r>
-      <w:hyperlink r:id="rId109">
-        <w:r>
-          <w:rPr>
-            <w:lang w:val="zh_TW" w:bidi="zh_TW"/>
-          </w:rPr>
-          <w:rPr>
-            <w:color w:val="0000EE"/>
-            <w:u w:val="single"/>
-          </w:rPr>
-          <w:t>列王紀下16:19–20</w:t>
-        </w:r>
-      </w:hyperlink>
-    </w:p>
-    <w:p>
-      <w:pPr>
-        <w:pStyle w:val="ListBullet"/>
-        <w:spacing w:line="240" w:lineRule="auto"/>
-        <w:ind w:left="720"/>
-      </w:pPr>
-      <w:r>
-        <w:rPr>
-          <w:lang w:val="zh_TW" w:bidi="zh_TW"/>
-        </w:rPr>
-      </w:r>
-      <w:hyperlink r:id="rId110">
-        <w:r>
-          <w:rPr>
-            <w:lang w:val="zh_TW" w:bidi="zh_TW"/>
-          </w:rPr>
-          <w:rPr>
-            <w:color w:val="0000EE"/>
-            <w:u w:val="single"/>
-          </w:rPr>
-          <w:t>何西阿書1:1</w:t>
-        </w:r>
-      </w:hyperlink>
-    </w:p>
-    <w:p>
-      <w:pPr>
-        <w:pStyle w:val="ListBullet"/>
-        <w:spacing w:line="240" w:lineRule="auto"/>
-        <w:ind w:left="720"/>
-      </w:pPr>
-      <w:r>
-        <w:rPr>
-          <w:lang w:val="zh_TW" w:bidi="zh_TW"/>
-        </w:rPr>
-      </w:r>
-      <w:hyperlink r:id="rId111">
-        <w:r>
-          <w:rPr>
-            <w:lang w:val="zh_TW" w:bidi="zh_TW"/>
-          </w:rPr>
-          <w:rPr>
-            <w:color w:val="0000EE"/>
-            <w:u w:val="single"/>
-          </w:rPr>
-          <w:t>馬太福音1:9–11</w:t>
-        </w:r>
-      </w:hyperlink>
-    </w:p>
-    <w:p>
-      <w:pPr>
-        <w:pStyle w:val="ListBullet"/>
-        <w:spacing w:line="240" w:lineRule="auto"/>
-        <w:ind w:left="720"/>
-      </w:pPr>
-      <w:r>
-        <w:rPr>
-          <w:lang w:val="zh_TW" w:bidi="zh_TW"/>
-        </w:rPr>
-      </w:r>
-      <w:hyperlink r:id="rId112">
-        <w:r>
-          <w:rPr>
-            <w:lang w:val="zh_TW" w:bidi="zh_TW"/>
-          </w:rPr>
-          <w:rPr>
-            <w:color w:val="0000EE"/>
-            <w:u w:val="single"/>
-          </w:rPr>
-          <w:t>箴言25:1–3</w:t>
-        </w:r>
-      </w:hyperlink>
+      <w:r>
+        <w:rPr>
+          <w:lang w:val="zh_TW" w:bidi="zh_TW"/>
+        </w:rPr>
+        <w:t>歷代志上3:13–14</w:t>
+      </w:r>
+    </w:p>
+    <w:p>
+      <w:pPr>
+        <w:pStyle w:val="ListBullet"/>
+        <w:spacing w:line="240" w:lineRule="auto"/>
+        <w:ind w:left="720"/>
+      </w:pPr>
+      <w:r>
+        <w:rPr>
+          <w:lang w:val="zh_TW" w:bidi="zh_TW"/>
+        </w:rPr>
+      </w:r>
+      <w:r>
+        <w:rPr>
+          <w:lang w:val="zh_TW" w:bidi="zh_TW"/>
+        </w:rPr>
+        <w:t>列王紀下16:19–20</w:t>
+      </w:r>
+    </w:p>
+    <w:p>
+      <w:pPr>
+        <w:pStyle w:val="ListBullet"/>
+        <w:spacing w:line="240" w:lineRule="auto"/>
+        <w:ind w:left="720"/>
+      </w:pPr>
+      <w:r>
+        <w:rPr>
+          <w:lang w:val="zh_TW" w:bidi="zh_TW"/>
+        </w:rPr>
+      </w:r>
+      <w:r>
+        <w:rPr>
+          <w:lang w:val="zh_TW" w:bidi="zh_TW"/>
+        </w:rPr>
+        <w:t>何西阿書1:1</w:t>
+      </w:r>
+    </w:p>
+    <w:p>
+      <w:pPr>
+        <w:pStyle w:val="ListBullet"/>
+        <w:spacing w:line="240" w:lineRule="auto"/>
+        <w:ind w:left="720"/>
+      </w:pPr>
+      <w:r>
+        <w:rPr>
+          <w:lang w:val="zh_TW" w:bidi="zh_TW"/>
+        </w:rPr>
+      </w:r>
+      <w:r>
+        <w:rPr>
+          <w:lang w:val="zh_TW" w:bidi="zh_TW"/>
+        </w:rPr>
+        <w:t>馬太福音1:9–11</w:t>
+      </w:r>
+    </w:p>
+    <w:p>
+      <w:pPr>
+        <w:pStyle w:val="ListBullet"/>
+        <w:spacing w:line="240" w:lineRule="auto"/>
+        <w:ind w:left="720"/>
+      </w:pPr>
+      <w:r>
+        <w:rPr>
+          <w:lang w:val="zh_TW" w:bidi="zh_TW"/>
+        </w:rPr>
+      </w:r>
+      <w:r>
+        <w:rPr>
+          <w:lang w:val="zh_TW" w:bidi="zh_TW"/>
+        </w:rPr>
+        <w:t>箴言25:1–3</w:t>
+      </w:r>
     </w:p>
     <w:p>
       <w:pPr>
@@ -8508,42 +7884,30 @@
           <w:lang w:val="zh_TW" w:bidi="zh_TW"/>
         </w:rPr>
       </w:r>
-      <w:hyperlink r:id="rId113">
-        <w:r>
-          <w:rPr>
-            <w:lang w:val="zh_TW" w:bidi="zh_TW"/>
-          </w:rPr>
-          <w:rPr>
-            <w:color w:val="0000EE"/>
-            <w:u w:val="single"/>
-          </w:rPr>
-          <w:t>創世記29:23</w:t>
-        </w:r>
-      </w:hyperlink>
-    </w:p>
-    <w:p>
-      <w:pPr>
-        <w:pStyle w:val="ListBullet"/>
-        <w:spacing w:line="240" w:lineRule="auto"/>
-        <w:ind w:left="720"/>
-      </w:pPr>
-      <w:r>
-        <w:rPr>
-          <w:lang w:val="zh_TW" w:bidi="zh_TW"/>
-        </w:rPr>
-      </w:r>
-      <w:hyperlink r:id="rId114">
-        <w:r>
-          <w:rPr>
-            <w:lang w:val="zh_TW" w:bidi="zh_TW"/>
-          </w:rPr>
-          <w:rPr>
-            <w:color w:val="0000EE"/>
-            <w:u w:val="single"/>
-          </w:rPr>
-          <w:t>創世記30:9</w:t>
-        </w:r>
-      </w:hyperlink>
+      <w:r>
+        <w:rPr>
+          <w:lang w:val="zh_TW" w:bidi="zh_TW"/>
+        </w:rPr>
+        <w:t>創世記29:23</w:t>
+      </w:r>
+    </w:p>
+    <w:p>
+      <w:pPr>
+        <w:pStyle w:val="ListBullet"/>
+        <w:spacing w:line="240" w:lineRule="auto"/>
+        <w:ind w:left="720"/>
+      </w:pPr>
+      <w:r>
+        <w:rPr>
+          <w:lang w:val="zh_TW" w:bidi="zh_TW"/>
+        </w:rPr>
+      </w:r>
+      <w:r>
+        <w:rPr>
+          <w:lang w:val="zh_TW" w:bidi="zh_TW"/>
+        </w:rPr>
+        <w:t>創世記30:9</w:t>
+      </w:r>
     </w:p>
     <w:p>
       <w:pPr>
@@ -8883,114 +8247,84 @@
           <w:lang w:val="zh_TW" w:bidi="zh_TW"/>
         </w:rPr>
       </w:r>
-      <w:hyperlink r:id="rId115">
-        <w:r>
-          <w:rPr>
-            <w:lang w:val="zh_TW" w:bidi="zh_TW"/>
-          </w:rPr>
-          <w:rPr>
-            <w:color w:val="0000EE"/>
-            <w:u w:val="single"/>
-          </w:rPr>
-          <w:t>歷代志上11:5</w:t>
-        </w:r>
-      </w:hyperlink>
-    </w:p>
-    <w:p>
-      <w:pPr>
-        <w:pStyle w:val="ListBullet"/>
-        <w:spacing w:line="240" w:lineRule="auto"/>
-        <w:ind w:left="720"/>
-      </w:pPr>
-      <w:r>
-        <w:rPr>
-          <w:lang w:val="zh_TW" w:bidi="zh_TW"/>
-        </w:rPr>
-      </w:r>
-      <w:hyperlink r:id="rId116">
-        <w:r>
-          <w:rPr>
-            <w:lang w:val="zh_TW" w:bidi="zh_TW"/>
-          </w:rPr>
-          <w:rPr>
-            <w:color w:val="0000EE"/>
-            <w:u w:val="single"/>
-          </w:rPr>
-          <w:t>阿摩司書1:2</w:t>
-        </w:r>
-      </w:hyperlink>
-    </w:p>
-    <w:p>
-      <w:pPr>
-        <w:pStyle w:val="ListBullet"/>
-        <w:spacing w:line="240" w:lineRule="auto"/>
-        <w:ind w:left="720"/>
-      </w:pPr>
-      <w:r>
-        <w:rPr>
-          <w:lang w:val="zh_TW" w:bidi="zh_TW"/>
-        </w:rPr>
-      </w:r>
-      <w:hyperlink r:id="rId117">
-        <w:r>
-          <w:rPr>
-            <w:lang w:val="zh_TW" w:bidi="zh_TW"/>
-          </w:rPr>
-          <w:rPr>
-            <w:color w:val="0000EE"/>
-            <w:u w:val="single"/>
-          </w:rPr>
-          <w:t>耶利米書51:35</w:t>
-        </w:r>
-      </w:hyperlink>
-    </w:p>
-    <w:p>
-      <w:pPr>
-        <w:pStyle w:val="ListBullet"/>
-        <w:spacing w:line="240" w:lineRule="auto"/>
-        <w:ind w:left="720"/>
-      </w:pPr>
-      <w:r>
-        <w:rPr>
-          <w:lang w:val="zh_TW" w:bidi="zh_TW"/>
-        </w:rPr>
-      </w:r>
-      <w:hyperlink r:id="rId118">
-        <w:r>
-          <w:rPr>
-            <w:lang w:val="zh_TW" w:bidi="zh_TW"/>
-          </w:rPr>
-          <w:rPr>
-            <w:color w:val="0000EE"/>
-            <w:u w:val="single"/>
-          </w:rPr>
-          <w:t>詩篇76:1–3</w:t>
-        </w:r>
-      </w:hyperlink>
-    </w:p>
-    <w:p>
-      <w:pPr>
-        <w:pStyle w:val="ListBullet"/>
-        <w:spacing w:line="240" w:lineRule="auto"/>
-        <w:ind w:left="720"/>
-      </w:pPr>
-      <w:r>
-        <w:rPr>
-          <w:lang w:val="zh_TW" w:bidi="zh_TW"/>
-        </w:rPr>
-      </w:r>
-      <w:hyperlink r:id="rId119">
-        <w:r>
-          <w:rPr>
-            <w:lang w:val="zh_TW" w:bidi="zh_TW"/>
-          </w:rPr>
-          <w:rPr>
-            <w:color w:val="0000EE"/>
-            <w:u w:val="single"/>
-          </w:rPr>
-          <w:t>羅馬書11:26</w:t>
-        </w:r>
-      </w:hyperlink>
+      <w:r>
+        <w:rPr>
+          <w:lang w:val="zh_TW" w:bidi="zh_TW"/>
+        </w:rPr>
+        <w:t>歷代志上11:5</w:t>
+      </w:r>
+    </w:p>
+    <w:p>
+      <w:pPr>
+        <w:pStyle w:val="ListBullet"/>
+        <w:spacing w:line="240" w:lineRule="auto"/>
+        <w:ind w:left="720"/>
+      </w:pPr>
+      <w:r>
+        <w:rPr>
+          <w:lang w:val="zh_TW" w:bidi="zh_TW"/>
+        </w:rPr>
+      </w:r>
+      <w:r>
+        <w:rPr>
+          <w:lang w:val="zh_TW" w:bidi="zh_TW"/>
+        </w:rPr>
+        <w:t>阿摩司書1:2</w:t>
+      </w:r>
+    </w:p>
+    <w:p>
+      <w:pPr>
+        <w:pStyle w:val="ListBullet"/>
+        <w:spacing w:line="240" w:lineRule="auto"/>
+        <w:ind w:left="720"/>
+      </w:pPr>
+      <w:r>
+        <w:rPr>
+          <w:lang w:val="zh_TW" w:bidi="zh_TW"/>
+        </w:rPr>
+      </w:r>
+      <w:r>
+        <w:rPr>
+          <w:lang w:val="zh_TW" w:bidi="zh_TW"/>
+        </w:rPr>
+        <w:t>耶利米書51:35</w:t>
+      </w:r>
+    </w:p>
+    <w:p>
+      <w:pPr>
+        <w:pStyle w:val="ListBullet"/>
+        <w:spacing w:line="240" w:lineRule="auto"/>
+        <w:ind w:left="720"/>
+      </w:pPr>
+      <w:r>
+        <w:rPr>
+          <w:lang w:val="zh_TW" w:bidi="zh_TW"/>
+        </w:rPr>
+      </w:r>
+      <w:r>
+        <w:rPr>
+          <w:lang w:val="zh_TW" w:bidi="zh_TW"/>
+        </w:rPr>
+        <w:t>詩篇76:1–3</w:t>
+      </w:r>
+    </w:p>
+    <w:p>
+      <w:pPr>
+        <w:pStyle w:val="ListBullet"/>
+        <w:spacing w:line="240" w:lineRule="auto"/>
+        <w:ind w:left="720"/>
+      </w:pPr>
+      <w:r>
+        <w:rPr>
+          <w:lang w:val="zh_TW" w:bidi="zh_TW"/>
+        </w:rPr>
+      </w:r>
+      <w:r>
+        <w:rPr>
+          <w:lang w:val="zh_TW" w:bidi="zh_TW"/>
+        </w:rPr>
+        <w:t>羅馬書11:26</w:t>
+      </w:r>
     </w:p>
     <w:p>
       <w:pPr>
@@ -9271,66 +8605,48 @@
           <w:lang w:val="zh_TW" w:bidi="zh_TW"/>
         </w:rPr>
       </w:r>
-      <w:hyperlink r:id="rId120">
-        <w:r>
-          <w:rPr>
-            <w:lang w:val="zh_TW" w:bidi="zh_TW"/>
-          </w:rPr>
-          <w:rPr>
-            <w:color w:val="0000EE"/>
-            <w:u w:val="single"/>
-          </w:rPr>
-          <w:t>耶利米書6:2</w:t>
-        </w:r>
-      </w:hyperlink>
-    </w:p>
-    <w:p>
-      <w:pPr>
-        <w:pStyle w:val="ListBullet"/>
-        <w:spacing w:line="240" w:lineRule="auto"/>
-        <w:ind w:left="720"/>
-      </w:pPr>
-      <w:r>
-        <w:rPr>
-          <w:lang w:val="zh_TW" w:bidi="zh_TW"/>
-        </w:rPr>
-      </w:r>
-      <w:hyperlink r:id="rId121">
-        <w:r>
-          <w:rPr>
-            <w:lang w:val="zh_TW" w:bidi="zh_TW"/>
-          </w:rPr>
-          <w:rPr>
-            <w:color w:val="0000EE"/>
-            <w:u w:val="single"/>
-          </w:rPr>
-          <w:t>約翰福音12:15</w:t>
-        </w:r>
-      </w:hyperlink>
-    </w:p>
-    <w:p>
-      <w:pPr>
-        <w:pStyle w:val="ListBullet"/>
-        <w:spacing w:line="240" w:lineRule="auto"/>
-        <w:ind w:left="720"/>
-      </w:pPr>
-      <w:r>
-        <w:rPr>
-          <w:lang w:val="zh_TW" w:bidi="zh_TW"/>
-        </w:rPr>
-      </w:r>
-      <w:hyperlink r:id="rId122">
-        <w:r>
-          <w:rPr>
-            <w:lang w:val="zh_TW" w:bidi="zh_TW"/>
-          </w:rPr>
-          <w:rPr>
-            <w:color w:val="0000EE"/>
-            <w:u w:val="single"/>
-          </w:rPr>
-          <w:t>馬太福音21:5</w:t>
-        </w:r>
-      </w:hyperlink>
+      <w:r>
+        <w:rPr>
+          <w:lang w:val="zh_TW" w:bidi="zh_TW"/>
+        </w:rPr>
+        <w:t>耶利米書6:2</w:t>
+      </w:r>
+    </w:p>
+    <w:p>
+      <w:pPr>
+        <w:pStyle w:val="ListBullet"/>
+        <w:spacing w:line="240" w:lineRule="auto"/>
+        <w:ind w:left="720"/>
+      </w:pPr>
+      <w:r>
+        <w:rPr>
+          <w:lang w:val="zh_TW" w:bidi="zh_TW"/>
+        </w:rPr>
+      </w:r>
+      <w:r>
+        <w:rPr>
+          <w:lang w:val="zh_TW" w:bidi="zh_TW"/>
+        </w:rPr>
+        <w:t>約翰福音12:15</w:t>
+      </w:r>
+    </w:p>
+    <w:p>
+      <w:pPr>
+        <w:pStyle w:val="ListBullet"/>
+        <w:spacing w:line="240" w:lineRule="auto"/>
+        <w:ind w:left="720"/>
+      </w:pPr>
+      <w:r>
+        <w:rPr>
+          <w:lang w:val="zh_TW" w:bidi="zh_TW"/>
+        </w:rPr>
+      </w:r>
+      <w:r>
+        <w:rPr>
+          <w:lang w:val="zh_TW" w:bidi="zh_TW"/>
+        </w:rPr>
+        <w:t>馬太福音21:5</w:t>
+      </w:r>
     </w:p>
     <w:p>
       <w:pPr>
@@ -9705,426 +9021,318 @@
           <w:lang w:val="zh_TW" w:bidi="zh_TW"/>
         </w:rPr>
       </w:r>
-      <w:hyperlink r:id="rId123">
-        <w:r>
-          <w:rPr>
-            <w:lang w:val="zh_TW" w:bidi="zh_TW"/>
-          </w:rPr>
-          <w:rPr>
-            <w:color w:val="0000EE"/>
-            <w:u w:val="single"/>
-          </w:rPr>
-          <w:t>尼希米記8:10</w:t>
-        </w:r>
-      </w:hyperlink>
-    </w:p>
-    <w:p>
-      <w:pPr>
-        <w:pStyle w:val="ListBullet"/>
-        <w:spacing w:line="240" w:lineRule="auto"/>
-        <w:ind w:left="720"/>
-      </w:pPr>
-      <w:r>
-        <w:rPr>
-          <w:lang w:val="zh_TW" w:bidi="zh_TW"/>
-        </w:rPr>
-      </w:r>
-      <w:hyperlink r:id="rId124">
-        <w:r>
-          <w:rPr>
-            <w:lang w:val="zh_TW" w:bidi="zh_TW"/>
-          </w:rPr>
-          <w:rPr>
-            <w:color w:val="0000EE"/>
-            <w:u w:val="single"/>
-          </w:rPr>
-          <w:t>詩篇48:2</w:t>
-        </w:r>
-      </w:hyperlink>
-    </w:p>
-    <w:p>
-      <w:pPr>
-        <w:pStyle w:val="ListBullet"/>
-        <w:spacing w:line="240" w:lineRule="auto"/>
-        <w:ind w:left="720"/>
-      </w:pPr>
-      <w:r>
-        <w:rPr>
-          <w:lang w:val="zh_TW" w:bidi="zh_TW"/>
-        </w:rPr>
-      </w:r>
-      <w:hyperlink r:id="rId125">
-        <w:r>
-          <w:rPr>
-            <w:lang w:val="zh_TW" w:bidi="zh_TW"/>
-          </w:rPr>
-          <w:rPr>
-            <w:color w:val="0000EE"/>
-            <w:u w:val="single"/>
-          </w:rPr>
-          <w:t>以賽亞書56:6–7</w:t>
-        </w:r>
-      </w:hyperlink>
-    </w:p>
-    <w:p>
-      <w:pPr>
-        <w:pStyle w:val="ListBullet"/>
-        <w:spacing w:line="240" w:lineRule="auto"/>
-        <w:ind w:left="720"/>
-      </w:pPr>
-      <w:r>
-        <w:rPr>
-          <w:lang w:val="zh_TW" w:bidi="zh_TW"/>
-        </w:rPr>
-      </w:r>
-      <w:hyperlink r:id="rId126">
-        <w:r>
-          <w:rPr>
-            <w:lang w:val="zh_TW" w:bidi="zh_TW"/>
-          </w:rPr>
-          <w:rPr>
-            <w:color w:val="0000EE"/>
-            <w:u w:val="single"/>
-          </w:rPr>
-          <w:t>耶利米書15:15–16</w:t>
-        </w:r>
-      </w:hyperlink>
-    </w:p>
-    <w:p>
-      <w:pPr>
-        <w:pStyle w:val="ListBullet"/>
-        <w:spacing w:line="240" w:lineRule="auto"/>
-        <w:ind w:left="720"/>
-      </w:pPr>
-      <w:r>
-        <w:rPr>
-          <w:lang w:val="zh_TW" w:bidi="zh_TW"/>
-        </w:rPr>
-      </w:r>
-      <w:hyperlink r:id="rId127">
-        <w:r>
-          <w:rPr>
-            <w:lang w:val="zh_TW" w:bidi="zh_TW"/>
-          </w:rPr>
-          <w:rPr>
-            <w:color w:val="0000EE"/>
-            <w:u w:val="single"/>
-          </w:rPr>
-          <w:t>馬太福音2:9–10</w:t>
-        </w:r>
-      </w:hyperlink>
-    </w:p>
-    <w:p>
-      <w:pPr>
-        <w:pStyle w:val="ListBullet"/>
-        <w:spacing w:line="240" w:lineRule="auto"/>
-        <w:ind w:left="720"/>
-      </w:pPr>
-      <w:r>
-        <w:rPr>
-          <w:lang w:val="zh_TW" w:bidi="zh_TW"/>
-        </w:rPr>
-      </w:r>
-      <w:hyperlink r:id="rId128">
-        <w:r>
-          <w:rPr>
-            <w:lang w:val="zh_TW" w:bidi="zh_TW"/>
-          </w:rPr>
-          <w:rPr>
-            <w:color w:val="0000EE"/>
-            <w:u w:val="single"/>
-          </w:rPr>
-          <w:t>路加福音15:7</w:t>
-        </w:r>
-      </w:hyperlink>
-    </w:p>
-    <w:p>
-      <w:pPr>
-        <w:pStyle w:val="ListBullet"/>
-        <w:spacing w:line="240" w:lineRule="auto"/>
-        <w:ind w:left="720"/>
-      </w:pPr>
-      <w:r>
-        <w:rPr>
-          <w:lang w:val="zh_TW" w:bidi="zh_TW"/>
-        </w:rPr>
-      </w:r>
-      <w:hyperlink r:id="rId129">
-        <w:r>
-          <w:rPr>
-            <w:lang w:val="zh_TW" w:bidi="zh_TW"/>
-          </w:rPr>
-          <w:rPr>
-            <w:color w:val="0000EE"/>
-            <w:u w:val="single"/>
-          </w:rPr>
-          <w:t>路加福音19:37–38</w:t>
-        </w:r>
-      </w:hyperlink>
-    </w:p>
-    <w:p>
-      <w:pPr>
-        <w:pStyle w:val="ListBullet"/>
-        <w:spacing w:line="240" w:lineRule="auto"/>
-        <w:ind w:left="720"/>
-      </w:pPr>
-      <w:r>
-        <w:rPr>
-          <w:lang w:val="zh_TW" w:bidi="zh_TW"/>
-        </w:rPr>
-      </w:r>
-      <w:hyperlink r:id="rId130">
-        <w:r>
-          <w:rPr>
-            <w:lang w:val="zh_TW" w:bidi="zh_TW"/>
-          </w:rPr>
-          <w:rPr>
-            <w:color w:val="0000EE"/>
-            <w:u w:val="single"/>
-          </w:rPr>
-          <w:t>約翰福音3:29</w:t>
-        </w:r>
-      </w:hyperlink>
-    </w:p>
-    <w:p>
-      <w:pPr>
-        <w:pStyle w:val="ListBullet"/>
-        <w:spacing w:line="240" w:lineRule="auto"/>
-        <w:ind w:left="720"/>
-      </w:pPr>
-      <w:r>
-        <w:rPr>
-          <w:lang w:val="zh_TW" w:bidi="zh_TW"/>
-        </w:rPr>
-      </w:r>
-      <w:hyperlink r:id="rId131">
-        <w:r>
-          <w:rPr>
-            <w:lang w:val="zh_TW" w:bidi="zh_TW"/>
-          </w:rPr>
-          <w:rPr>
-            <w:color w:val="0000EE"/>
-            <w:u w:val="single"/>
-          </w:rPr>
-          <w:t>使徒行傳16:32–34</w:t>
-        </w:r>
-      </w:hyperlink>
-    </w:p>
-    <w:p>
-      <w:pPr>
-        <w:pStyle w:val="ListBullet"/>
-        <w:spacing w:line="240" w:lineRule="auto"/>
-        <w:ind w:left="720"/>
-      </w:pPr>
-      <w:r>
-        <w:rPr>
-          <w:lang w:val="zh_TW" w:bidi="zh_TW"/>
-        </w:rPr>
-      </w:r>
-      <w:hyperlink r:id="rId132">
-        <w:r>
-          <w:rPr>
-            <w:lang w:val="zh_TW" w:bidi="zh_TW"/>
-          </w:rPr>
-          <w:rPr>
-            <w:color w:val="0000EE"/>
-            <w:u w:val="single"/>
-          </w:rPr>
-          <w:t>羅馬書5:1–2</w:t>
-        </w:r>
-      </w:hyperlink>
-    </w:p>
-    <w:p>
-      <w:pPr>
-        <w:pStyle w:val="ListBullet"/>
-        <w:spacing w:line="240" w:lineRule="auto"/>
-        <w:ind w:left="720"/>
-      </w:pPr>
-      <w:r>
-        <w:rPr>
-          <w:lang w:val="zh_TW" w:bidi="zh_TW"/>
-        </w:rPr>
-      </w:r>
-      <w:hyperlink r:id="rId133">
-        <w:r>
-          <w:rPr>
-            <w:lang w:val="zh_TW" w:bidi="zh_TW"/>
-          </w:rPr>
-          <w:rPr>
-            <w:color w:val="0000EE"/>
-            <w:u w:val="single"/>
-          </w:rPr>
-          <w:t>羅馬書15:30–32</w:t>
-        </w:r>
-      </w:hyperlink>
-    </w:p>
-    <w:p>
-      <w:pPr>
-        <w:pStyle w:val="ListBullet"/>
-        <w:spacing w:line="240" w:lineRule="auto"/>
-        <w:ind w:left="720"/>
-      </w:pPr>
-      <w:r>
-        <w:rPr>
-          <w:lang w:val="zh_TW" w:bidi="zh_TW"/>
-        </w:rPr>
-      </w:r>
-      <w:hyperlink r:id="rId134">
-        <w:r>
-          <w:rPr>
-            <w:lang w:val="zh_TW" w:bidi="zh_TW"/>
-          </w:rPr>
-          <w:rPr>
-            <w:color w:val="0000EE"/>
-            <w:u w:val="single"/>
-          </w:rPr>
-          <w:t>加拉太書5:23</w:t>
-        </w:r>
-      </w:hyperlink>
-    </w:p>
-    <w:p>
-      <w:pPr>
-        <w:pStyle w:val="ListBullet"/>
-        <w:spacing w:line="240" w:lineRule="auto"/>
-        <w:ind w:left="720"/>
-      </w:pPr>
-      <w:r>
-        <w:rPr>
-          <w:lang w:val="zh_TW" w:bidi="zh_TW"/>
-        </w:rPr>
-      </w:r>
-      <w:hyperlink r:id="rId135">
-        <w:r>
-          <w:rPr>
-            <w:lang w:val="zh_TW" w:bidi="zh_TW"/>
-          </w:rPr>
-          <w:rPr>
-            <w:color w:val="0000EE"/>
-            <w:u w:val="single"/>
-          </w:rPr>
-          <w:t>腓立比書4:10–13</w:t>
-        </w:r>
-      </w:hyperlink>
-    </w:p>
-    <w:p>
-      <w:pPr>
-        <w:pStyle w:val="ListBullet"/>
-        <w:spacing w:line="240" w:lineRule="auto"/>
-        <w:ind w:left="720"/>
-      </w:pPr>
-      <w:r>
-        <w:rPr>
-          <w:lang w:val="zh_TW" w:bidi="zh_TW"/>
-        </w:rPr>
-      </w:r>
-      <w:hyperlink r:id="rId136">
-        <w:r>
-          <w:rPr>
-            <w:lang w:val="zh_TW" w:bidi="zh_TW"/>
-          </w:rPr>
-          <w:rPr>
-            <w:color w:val="0000EE"/>
-            <w:u w:val="single"/>
-          </w:rPr>
-          <w:t>帖撒羅尼迦前書1:6–7</w:t>
-        </w:r>
-      </w:hyperlink>
-    </w:p>
-    <w:p>
-      <w:pPr>
-        <w:pStyle w:val="ListBullet"/>
-        <w:spacing w:line="240" w:lineRule="auto"/>
-        <w:ind w:left="720"/>
-      </w:pPr>
-      <w:r>
-        <w:rPr>
-          <w:lang w:val="zh_TW" w:bidi="zh_TW"/>
-        </w:rPr>
-      </w:r>
-      <w:hyperlink r:id="rId137">
-        <w:r>
-          <w:rPr>
-            <w:lang w:val="zh_TW" w:bidi="zh_TW"/>
-          </w:rPr>
-          <w:rPr>
-            <w:color w:val="0000EE"/>
-            <w:u w:val="single"/>
-          </w:rPr>
-          <w:t>帖撒羅尼迦前書5:16</w:t>
-        </w:r>
-      </w:hyperlink>
-    </w:p>
-    <w:p>
-      <w:pPr>
-        <w:pStyle w:val="ListBullet"/>
-        <w:spacing w:line="240" w:lineRule="auto"/>
-        <w:ind w:left="720"/>
-      </w:pPr>
-      <w:r>
-        <w:rPr>
-          <w:lang w:val="zh_TW" w:bidi="zh_TW"/>
-        </w:rPr>
-      </w:r>
-      <w:hyperlink r:id="rId138">
-        <w:r>
-          <w:rPr>
-            <w:lang w:val="zh_TW" w:bidi="zh_TW"/>
-          </w:rPr>
-          <w:rPr>
-            <w:color w:val="0000EE"/>
-            <w:u w:val="single"/>
-          </w:rPr>
-          <w:t>腓利門書1:4–7</w:t>
-        </w:r>
-      </w:hyperlink>
-    </w:p>
-    <w:p>
-      <w:pPr>
-        <w:pStyle w:val="ListBullet"/>
-        <w:spacing w:line="240" w:lineRule="auto"/>
-        <w:ind w:left="720"/>
-      </w:pPr>
-      <w:r>
-        <w:rPr>
-          <w:lang w:val="zh_TW" w:bidi="zh_TW"/>
-        </w:rPr>
-      </w:r>
-      <w:hyperlink r:id="rId139">
-        <w:r>
-          <w:rPr>
-            <w:lang w:val="zh_TW" w:bidi="zh_TW"/>
-          </w:rPr>
-          <w:rPr>
-            <w:color w:val="0000EE"/>
-            <w:u w:val="single"/>
-          </w:rPr>
-          <w:t>雅各書1:2</w:t>
-        </w:r>
-      </w:hyperlink>
-    </w:p>
-    <w:p>
-      <w:pPr>
-        <w:pStyle w:val="ListBullet"/>
-        <w:spacing w:line="240" w:lineRule="auto"/>
-        <w:ind w:left="720"/>
-      </w:pPr>
-      <w:r>
-        <w:rPr>
-          <w:lang w:val="zh_TW" w:bidi="zh_TW"/>
-        </w:rPr>
-      </w:r>
-      <w:hyperlink r:id="rId140">
-        <w:r>
-          <w:rPr>
-            <w:lang w:val="zh_TW" w:bidi="zh_TW"/>
-          </w:rPr>
-          <w:rPr>
-            <w:color w:val="0000EE"/>
-            <w:u w:val="single"/>
-          </w:rPr>
-          <w:t>約翰三書1:1–4</w:t>
-        </w:r>
-      </w:hyperlink>
+      <w:r>
+        <w:rPr>
+          <w:lang w:val="zh_TW" w:bidi="zh_TW"/>
+        </w:rPr>
+        <w:t>尼希米記8:10</w:t>
+      </w:r>
+    </w:p>
+    <w:p>
+      <w:pPr>
+        <w:pStyle w:val="ListBullet"/>
+        <w:spacing w:line="240" w:lineRule="auto"/>
+        <w:ind w:left="720"/>
+      </w:pPr>
+      <w:r>
+        <w:rPr>
+          <w:lang w:val="zh_TW" w:bidi="zh_TW"/>
+        </w:rPr>
+      </w:r>
+      <w:r>
+        <w:rPr>
+          <w:lang w:val="zh_TW" w:bidi="zh_TW"/>
+        </w:rPr>
+        <w:t>詩篇48:2</w:t>
+      </w:r>
+    </w:p>
+    <w:p>
+      <w:pPr>
+        <w:pStyle w:val="ListBullet"/>
+        <w:spacing w:line="240" w:lineRule="auto"/>
+        <w:ind w:left="720"/>
+      </w:pPr>
+      <w:r>
+        <w:rPr>
+          <w:lang w:val="zh_TW" w:bidi="zh_TW"/>
+        </w:rPr>
+      </w:r>
+      <w:r>
+        <w:rPr>
+          <w:lang w:val="zh_TW" w:bidi="zh_TW"/>
+        </w:rPr>
+        <w:t>以賽亞書56:6–7</w:t>
+      </w:r>
+    </w:p>
+    <w:p>
+      <w:pPr>
+        <w:pStyle w:val="ListBullet"/>
+        <w:spacing w:line="240" w:lineRule="auto"/>
+        <w:ind w:left="720"/>
+      </w:pPr>
+      <w:r>
+        <w:rPr>
+          <w:lang w:val="zh_TW" w:bidi="zh_TW"/>
+        </w:rPr>
+      </w:r>
+      <w:r>
+        <w:rPr>
+          <w:lang w:val="zh_TW" w:bidi="zh_TW"/>
+        </w:rPr>
+        <w:t>耶利米書15:15–16</w:t>
+      </w:r>
+    </w:p>
+    <w:p>
+      <w:pPr>
+        <w:pStyle w:val="ListBullet"/>
+        <w:spacing w:line="240" w:lineRule="auto"/>
+        <w:ind w:left="720"/>
+      </w:pPr>
+      <w:r>
+        <w:rPr>
+          <w:lang w:val="zh_TW" w:bidi="zh_TW"/>
+        </w:rPr>
+      </w:r>
+      <w:r>
+        <w:rPr>
+          <w:lang w:val="zh_TW" w:bidi="zh_TW"/>
+        </w:rPr>
+        <w:t>馬太福音2:9–10</w:t>
+      </w:r>
+    </w:p>
+    <w:p>
+      <w:pPr>
+        <w:pStyle w:val="ListBullet"/>
+        <w:spacing w:line="240" w:lineRule="auto"/>
+        <w:ind w:left="720"/>
+      </w:pPr>
+      <w:r>
+        <w:rPr>
+          <w:lang w:val="zh_TW" w:bidi="zh_TW"/>
+        </w:rPr>
+      </w:r>
+      <w:r>
+        <w:rPr>
+          <w:lang w:val="zh_TW" w:bidi="zh_TW"/>
+        </w:rPr>
+        <w:t>路加福音15:7</w:t>
+      </w:r>
+    </w:p>
+    <w:p>
+      <w:pPr>
+        <w:pStyle w:val="ListBullet"/>
+        <w:spacing w:line="240" w:lineRule="auto"/>
+        <w:ind w:left="720"/>
+      </w:pPr>
+      <w:r>
+        <w:rPr>
+          <w:lang w:val="zh_TW" w:bidi="zh_TW"/>
+        </w:rPr>
+      </w:r>
+      <w:r>
+        <w:rPr>
+          <w:lang w:val="zh_TW" w:bidi="zh_TW"/>
+        </w:rPr>
+        <w:t>路加福音19:37–38</w:t>
+      </w:r>
+    </w:p>
+    <w:p>
+      <w:pPr>
+        <w:pStyle w:val="ListBullet"/>
+        <w:spacing w:line="240" w:lineRule="auto"/>
+        <w:ind w:left="720"/>
+      </w:pPr>
+      <w:r>
+        <w:rPr>
+          <w:lang w:val="zh_TW" w:bidi="zh_TW"/>
+        </w:rPr>
+      </w:r>
+      <w:r>
+        <w:rPr>
+          <w:lang w:val="zh_TW" w:bidi="zh_TW"/>
+        </w:rPr>
+        <w:t>約翰福音3:29</w:t>
+      </w:r>
+    </w:p>
+    <w:p>
+      <w:pPr>
+        <w:pStyle w:val="ListBullet"/>
+        <w:spacing w:line="240" w:lineRule="auto"/>
+        <w:ind w:left="720"/>
+      </w:pPr>
+      <w:r>
+        <w:rPr>
+          <w:lang w:val="zh_TW" w:bidi="zh_TW"/>
+        </w:rPr>
+      </w:r>
+      <w:r>
+        <w:rPr>
+          <w:lang w:val="zh_TW" w:bidi="zh_TW"/>
+        </w:rPr>
+        <w:t>使徒行傳16:32–34</w:t>
+      </w:r>
+    </w:p>
+    <w:p>
+      <w:pPr>
+        <w:pStyle w:val="ListBullet"/>
+        <w:spacing w:line="240" w:lineRule="auto"/>
+        <w:ind w:left="720"/>
+      </w:pPr>
+      <w:r>
+        <w:rPr>
+          <w:lang w:val="zh_TW" w:bidi="zh_TW"/>
+        </w:rPr>
+      </w:r>
+      <w:r>
+        <w:rPr>
+          <w:lang w:val="zh_TW" w:bidi="zh_TW"/>
+        </w:rPr>
+        <w:t>羅馬書5:1–2</w:t>
+      </w:r>
+    </w:p>
+    <w:p>
+      <w:pPr>
+        <w:pStyle w:val="ListBullet"/>
+        <w:spacing w:line="240" w:lineRule="auto"/>
+        <w:ind w:left="720"/>
+      </w:pPr>
+      <w:r>
+        <w:rPr>
+          <w:lang w:val="zh_TW" w:bidi="zh_TW"/>
+        </w:rPr>
+      </w:r>
+      <w:r>
+        <w:rPr>
+          <w:lang w:val="zh_TW" w:bidi="zh_TW"/>
+        </w:rPr>
+        <w:t>羅馬書15:30–32</w:t>
+      </w:r>
+    </w:p>
+    <w:p>
+      <w:pPr>
+        <w:pStyle w:val="ListBullet"/>
+        <w:spacing w:line="240" w:lineRule="auto"/>
+        <w:ind w:left="720"/>
+      </w:pPr>
+      <w:r>
+        <w:rPr>
+          <w:lang w:val="zh_TW" w:bidi="zh_TW"/>
+        </w:rPr>
+      </w:r>
+      <w:r>
+        <w:rPr>
+          <w:lang w:val="zh_TW" w:bidi="zh_TW"/>
+        </w:rPr>
+        <w:t>加拉太書5:23</w:t>
+      </w:r>
+    </w:p>
+    <w:p>
+      <w:pPr>
+        <w:pStyle w:val="ListBullet"/>
+        <w:spacing w:line="240" w:lineRule="auto"/>
+        <w:ind w:left="720"/>
+      </w:pPr>
+      <w:r>
+        <w:rPr>
+          <w:lang w:val="zh_TW" w:bidi="zh_TW"/>
+        </w:rPr>
+      </w:r>
+      <w:r>
+        <w:rPr>
+          <w:lang w:val="zh_TW" w:bidi="zh_TW"/>
+        </w:rPr>
+        <w:t>腓立比書4:10–13</w:t>
+      </w:r>
+    </w:p>
+    <w:p>
+      <w:pPr>
+        <w:pStyle w:val="ListBullet"/>
+        <w:spacing w:line="240" w:lineRule="auto"/>
+        <w:ind w:left="720"/>
+      </w:pPr>
+      <w:r>
+        <w:rPr>
+          <w:lang w:val="zh_TW" w:bidi="zh_TW"/>
+        </w:rPr>
+      </w:r>
+      <w:r>
+        <w:rPr>
+          <w:lang w:val="zh_TW" w:bidi="zh_TW"/>
+        </w:rPr>
+        <w:t>帖撒羅尼迦前書1:6–7</w:t>
+      </w:r>
+    </w:p>
+    <w:p>
+      <w:pPr>
+        <w:pStyle w:val="ListBullet"/>
+        <w:spacing w:line="240" w:lineRule="auto"/>
+        <w:ind w:left="720"/>
+      </w:pPr>
+      <w:r>
+        <w:rPr>
+          <w:lang w:val="zh_TW" w:bidi="zh_TW"/>
+        </w:rPr>
+      </w:r>
+      <w:r>
+        <w:rPr>
+          <w:lang w:val="zh_TW" w:bidi="zh_TW"/>
+        </w:rPr>
+        <w:t>帖撒羅尼迦前書5:16</w:t>
+      </w:r>
+    </w:p>
+    <w:p>
+      <w:pPr>
+        <w:pStyle w:val="ListBullet"/>
+        <w:spacing w:line="240" w:lineRule="auto"/>
+        <w:ind w:left="720"/>
+      </w:pPr>
+      <w:r>
+        <w:rPr>
+          <w:lang w:val="zh_TW" w:bidi="zh_TW"/>
+        </w:rPr>
+      </w:r>
+      <w:r>
+        <w:rPr>
+          <w:lang w:val="zh_TW" w:bidi="zh_TW"/>
+        </w:rPr>
+        <w:t>腓利門書1:4–7</w:t>
+      </w:r>
+    </w:p>
+    <w:p>
+      <w:pPr>
+        <w:pStyle w:val="ListBullet"/>
+        <w:spacing w:line="240" w:lineRule="auto"/>
+        <w:ind w:left="720"/>
+      </w:pPr>
+      <w:r>
+        <w:rPr>
+          <w:lang w:val="zh_TW" w:bidi="zh_TW"/>
+        </w:rPr>
+      </w:r>
+      <w:r>
+        <w:rPr>
+          <w:lang w:val="zh_TW" w:bidi="zh_TW"/>
+        </w:rPr>
+        <w:t>雅各書1:2</w:t>
+      </w:r>
+    </w:p>
+    <w:p>
+      <w:pPr>
+        <w:pStyle w:val="ListBullet"/>
+        <w:spacing w:line="240" w:lineRule="auto"/>
+        <w:ind w:left="720"/>
+      </w:pPr>
+      <w:r>
+        <w:rPr>
+          <w:lang w:val="zh_TW" w:bidi="zh_TW"/>
+        </w:rPr>
+      </w:r>
+      <w:r>
+        <w:rPr>
+          <w:lang w:val="zh_TW" w:bidi="zh_TW"/>
+        </w:rPr>
+        <w:t>約翰三書1:1–4</w:t>
+      </w:r>
     </w:p>
     <w:p>
       <w:pPr>
@@ -10499,90 +9707,66 @@
           <w:lang w:val="zh_TW" w:bidi="zh_TW"/>
         </w:rPr>
       </w:r>
-      <w:hyperlink r:id="rId141">
-        <w:r>
-          <w:rPr>
-            <w:lang w:val="zh_TW" w:bidi="zh_TW"/>
-          </w:rPr>
-          <w:rPr>
-            <w:color w:val="0000EE"/>
-            <w:u w:val="single"/>
-          </w:rPr>
-          <w:t>箴言8:30</w:t>
-        </w:r>
-      </w:hyperlink>
-    </w:p>
-    <w:p>
-      <w:pPr>
-        <w:pStyle w:val="ListBullet"/>
-        <w:spacing w:line="240" w:lineRule="auto"/>
-        <w:ind w:left="720"/>
-      </w:pPr>
-      <w:r>
-        <w:rPr>
-          <w:lang w:val="zh_TW" w:bidi="zh_TW"/>
-        </w:rPr>
-      </w:r>
-      <w:hyperlink r:id="rId142">
-        <w:r>
-          <w:rPr>
-            <w:lang w:val="zh_TW" w:bidi="zh_TW"/>
-          </w:rPr>
-          <w:rPr>
-            <w:color w:val="0000EE"/>
-            <w:u w:val="single"/>
-          </w:rPr>
-          <w:t>詩篇1:2</w:t>
-        </w:r>
-      </w:hyperlink>
-    </w:p>
-    <w:p>
-      <w:pPr>
-        <w:pStyle w:val="ListBullet"/>
-        <w:spacing w:line="240" w:lineRule="auto"/>
-        <w:ind w:left="720"/>
-      </w:pPr>
-      <w:r>
-        <w:rPr>
-          <w:lang w:val="zh_TW" w:bidi="zh_TW"/>
-        </w:rPr>
-      </w:r>
-      <w:hyperlink r:id="rId143">
-        <w:r>
-          <w:rPr>
-            <w:lang w:val="zh_TW" w:bidi="zh_TW"/>
-          </w:rPr>
-          <w:rPr>
-            <w:color w:val="0000EE"/>
-            <w:u w:val="single"/>
-          </w:rPr>
-          <w:t>詩篇119:69–70</w:t>
-        </w:r>
-      </w:hyperlink>
-    </w:p>
-    <w:p>
-      <w:pPr>
-        <w:pStyle w:val="ListBullet"/>
-        <w:spacing w:line="240" w:lineRule="auto"/>
-        <w:ind w:left="720"/>
-      </w:pPr>
-      <w:r>
-        <w:rPr>
-          <w:lang w:val="zh_TW" w:bidi="zh_TW"/>
-        </w:rPr>
-      </w:r>
-      <w:hyperlink r:id="rId144">
-        <w:r>
-          <w:rPr>
-            <w:lang w:val="zh_TW" w:bidi="zh_TW"/>
-          </w:rPr>
-          <w:rPr>
-            <w:color w:val="0000EE"/>
-            <w:u w:val="single"/>
-          </w:rPr>
-          <w:t>雅歌1:3</w:t>
-        </w:r>
-      </w:hyperlink>
+      <w:r>
+        <w:rPr>
+          <w:lang w:val="zh_TW" w:bidi="zh_TW"/>
+        </w:rPr>
+        <w:t>箴言8:30</w:t>
+      </w:r>
+    </w:p>
+    <w:p>
+      <w:pPr>
+        <w:pStyle w:val="ListBullet"/>
+        <w:spacing w:line="240" w:lineRule="auto"/>
+        <w:ind w:left="720"/>
+      </w:pPr>
+      <w:r>
+        <w:rPr>
+          <w:lang w:val="zh_TW" w:bidi="zh_TW"/>
+        </w:rPr>
+      </w:r>
+      <w:r>
+        <w:rPr>
+          <w:lang w:val="zh_TW" w:bidi="zh_TW"/>
+        </w:rPr>
+        <w:t>詩篇1:2</w:t>
+      </w:r>
+    </w:p>
+    <w:p>
+      <w:pPr>
+        <w:pStyle w:val="ListBullet"/>
+        <w:spacing w:line="240" w:lineRule="auto"/>
+        <w:ind w:left="720"/>
+      </w:pPr>
+      <w:r>
+        <w:rPr>
+          <w:lang w:val="zh_TW" w:bidi="zh_TW"/>
+        </w:rPr>
+      </w:r>
+      <w:r>
+        <w:rPr>
+          <w:lang w:val="zh_TW" w:bidi="zh_TW"/>
+        </w:rPr>
+        <w:t>詩篇119:69–70</w:t>
+      </w:r>
+    </w:p>
+    <w:p>
+      <w:pPr>
+        <w:pStyle w:val="ListBullet"/>
+        <w:spacing w:line="240" w:lineRule="auto"/>
+        <w:ind w:left="720"/>
+      </w:pPr>
+      <w:r>
+        <w:rPr>
+          <w:lang w:val="zh_TW" w:bidi="zh_TW"/>
+        </w:rPr>
+      </w:r>
+      <w:r>
+        <w:rPr>
+          <w:lang w:val="zh_TW" w:bidi="zh_TW"/>
+        </w:rPr>
+        <w:t>雅歌1:3</w:t>
+      </w:r>
     </w:p>
     <w:p>
       <w:pPr>
@@ -10756,66 +9940,48 @@
           <w:lang w:val="zh_TW" w:bidi="zh_TW"/>
         </w:rPr>
       </w:r>
-      <w:hyperlink r:id="rId145">
-        <w:r>
-          <w:rPr>
-            <w:lang w:val="zh_TW" w:bidi="zh_TW"/>
-          </w:rPr>
-          <w:rPr>
-            <w:color w:val="0000EE"/>
-            <w:u w:val="single"/>
-          </w:rPr>
-          <w:t>詩篇3:3–4</w:t>
-        </w:r>
-      </w:hyperlink>
-    </w:p>
-    <w:p>
-      <w:pPr>
-        <w:pStyle w:val="ListBullet"/>
-        <w:spacing w:line="240" w:lineRule="auto"/>
-        <w:ind w:left="720"/>
-      </w:pPr>
-      <w:r>
-        <w:rPr>
-          <w:lang w:val="zh_TW" w:bidi="zh_TW"/>
-        </w:rPr>
-      </w:r>
-      <w:hyperlink r:id="rId146">
-        <w:r>
-          <w:rPr>
-            <w:lang w:val="zh_TW" w:bidi="zh_TW"/>
-          </w:rPr>
-          <w:rPr>
-            <w:color w:val="0000EE"/>
-            <w:u w:val="single"/>
-          </w:rPr>
-          <w:t>詩篇24:5–6</w:t>
-        </w:r>
-      </w:hyperlink>
-    </w:p>
-    <w:p>
-      <w:pPr>
-        <w:pStyle w:val="ListBullet"/>
-        <w:spacing w:line="240" w:lineRule="auto"/>
-        <w:ind w:left="720"/>
-      </w:pPr>
-      <w:r>
-        <w:rPr>
-          <w:lang w:val="zh_TW" w:bidi="zh_TW"/>
-        </w:rPr>
-      </w:r>
-      <w:hyperlink r:id="rId147">
-        <w:r>
-          <w:rPr>
-            <w:lang w:val="zh_TW" w:bidi="zh_TW"/>
-          </w:rPr>
-          <w:rPr>
-            <w:color w:val="0000EE"/>
-            <w:u w:val="single"/>
-          </w:rPr>
-          <w:t>詩篇46:6–7</w:t>
-        </w:r>
-      </w:hyperlink>
+      <w:r>
+        <w:rPr>
+          <w:lang w:val="zh_TW" w:bidi="zh_TW"/>
+        </w:rPr>
+        <w:t>詩篇3:3–4</w:t>
+      </w:r>
+    </w:p>
+    <w:p>
+      <w:pPr>
+        <w:pStyle w:val="ListBullet"/>
+        <w:spacing w:line="240" w:lineRule="auto"/>
+        <w:ind w:left="720"/>
+      </w:pPr>
+      <w:r>
+        <w:rPr>
+          <w:lang w:val="zh_TW" w:bidi="zh_TW"/>
+        </w:rPr>
+      </w:r>
+      <w:r>
+        <w:rPr>
+          <w:lang w:val="zh_TW" w:bidi="zh_TW"/>
+        </w:rPr>
+        <w:t>詩篇24:5–6</w:t>
+      </w:r>
+    </w:p>
+    <w:p>
+      <w:pPr>
+        <w:pStyle w:val="ListBullet"/>
+        <w:spacing w:line="240" w:lineRule="auto"/>
+        <w:ind w:left="720"/>
+      </w:pPr>
+      <w:r>
+        <w:rPr>
+          <w:lang w:val="zh_TW" w:bidi="zh_TW"/>
+        </w:rPr>
+      </w:r>
+      <w:r>
+        <w:rPr>
+          <w:lang w:val="zh_TW" w:bidi="zh_TW"/>
+        </w:rPr>
+        <w:t>詩篇46:6–7</w:t>
+      </w:r>
     </w:p>
     <w:p>
       <w:pPr>

--- a/zht/docx/192.content.docx
+++ b/zht/docx/192.content.docx
@@ -1662,13 +1662,916 @@
         <w:rPr>
           <w:lang w:val="zh_TW" w:bidi="zh_TW"/>
         </w:rPr>
+        <w:t>、腓尼基、海、</w:t>
+      </w:r>
+      <w:r>
+        <w:rPr>
+          <w:lang w:val="zh_TW" w:bidi="zh_TW"/>
+        </w:rPr>
+        <w:t>泰爾</w:t>
+      </w:r>
+      <w:r>
+        <w:rPr>
+          <w:lang w:val="zh_TW" w:bidi="zh_TW"/>
+        </w:rPr>
+        <w:t>）</w:t>
+      </w:r>
+    </w:p>
+    <w:p>
+      <w:pPr>
+        <w:pStyle w:val="Heading3"/>
+      </w:pPr>
+      <w:r>
+        <w:rPr>
+          <w:lang w:val="zh_TW" w:bidi="zh_TW"/>
+        </w:rPr>
+        <w:t>參考經文：</w:t>
+      </w:r>
+    </w:p>
+    <w:p>
+      <w:pPr>
+        <w:pStyle w:val="ListBullet"/>
+        <w:spacing w:line="240" w:lineRule="auto"/>
+        <w:ind w:left="720"/>
+      </w:pPr>
+      <w:r>
+        <w:rPr>
+          <w:lang w:val="zh_TW" w:bidi="zh_TW"/>
+        </w:rPr>
+      </w:r>
+      <w:r>
+        <w:rPr>
+          <w:lang w:val="zh_TW" w:bidi="zh_TW"/>
+        </w:rPr>
+        <w:t>使徒行傳12:20</w:t>
+      </w:r>
+    </w:p>
+    <w:p>
+      <w:pPr>
+        <w:pStyle w:val="ListBullet"/>
+        <w:spacing w:line="240" w:lineRule="auto"/>
+        <w:ind w:left="720"/>
+      </w:pPr>
+      <w:r>
+        <w:rPr>
+          <w:lang w:val="zh_TW" w:bidi="zh_TW"/>
+        </w:rPr>
+      </w:r>
+      <w:r>
+        <w:rPr>
+          <w:lang w:val="zh_TW" w:bidi="zh_TW"/>
+        </w:rPr>
+        <w:t>使徒行傳27:3–6</w:t>
+      </w:r>
+    </w:p>
+    <w:p>
+      <w:pPr>
+        <w:pStyle w:val="ListBullet"/>
+        <w:spacing w:line="240" w:lineRule="auto"/>
+        <w:ind w:left="720"/>
+      </w:pPr>
+      <w:r>
+        <w:rPr>
+          <w:lang w:val="zh_TW" w:bidi="zh_TW"/>
+        </w:rPr>
+      </w:r>
+      <w:r>
+        <w:rPr>
+          <w:lang w:val="zh_TW" w:bidi="zh_TW"/>
+        </w:rPr>
+        <w:t>創世記10:15–18</w:t>
+      </w:r>
+    </w:p>
+    <w:p>
+      <w:pPr>
+        <w:pStyle w:val="ListBullet"/>
+        <w:spacing w:line="240" w:lineRule="auto"/>
+        <w:ind w:left="720"/>
+      </w:pPr>
+      <w:r>
+        <w:rPr>
+          <w:lang w:val="zh_TW" w:bidi="zh_TW"/>
+        </w:rPr>
+      </w:r>
+      <w:r>
+        <w:rPr>
+          <w:lang w:val="zh_TW" w:bidi="zh_TW"/>
+        </w:rPr>
+        <w:t>創世記10:19</w:t>
+      </w:r>
+    </w:p>
+    <w:p>
+      <w:pPr>
+        <w:pStyle w:val="ListBullet"/>
+        <w:spacing w:line="240" w:lineRule="auto"/>
+        <w:ind w:left="720"/>
+      </w:pPr>
+      <w:r>
+        <w:rPr>
+          <w:lang w:val="zh_TW" w:bidi="zh_TW"/>
+        </w:rPr>
+      </w:r>
+      <w:r>
+        <w:rPr>
+          <w:lang w:val="zh_TW" w:bidi="zh_TW"/>
+        </w:rPr>
+        <w:t>馬可福音3:7–8</w:t>
+      </w:r>
+    </w:p>
+    <w:p>
+      <w:pPr>
+        <w:pStyle w:val="ListBullet"/>
+        <w:spacing w:line="240" w:lineRule="auto"/>
+        <w:ind w:left="720"/>
+      </w:pPr>
+      <w:r>
+        <w:rPr>
+          <w:lang w:val="zh_TW" w:bidi="zh_TW"/>
+        </w:rPr>
+      </w:r>
+      <w:r>
+        <w:rPr>
+          <w:lang w:val="zh_TW" w:bidi="zh_TW"/>
+        </w:rPr>
+        <w:t>馬太福音11:22</w:t>
+      </w:r>
+    </w:p>
+    <w:p>
+      <w:pPr>
+        <w:pStyle w:val="ListBullet"/>
+        <w:spacing w:line="240" w:lineRule="auto"/>
+        <w:ind w:left="720"/>
+      </w:pPr>
+      <w:r>
+        <w:rPr>
+          <w:lang w:val="zh_TW" w:bidi="zh_TW"/>
+        </w:rPr>
+      </w:r>
+      <w:r>
+        <w:rPr>
+          <w:lang w:val="zh_TW" w:bidi="zh_TW"/>
+        </w:rPr>
+        <w:t>馬太福音15:22</w:t>
+      </w:r>
+    </w:p>
+    <w:p>
+      <w:pPr>
+        <w:pStyle w:val="Heading3"/>
+      </w:pPr>
+      <w:r>
+        <w:rPr>
+          <w:lang w:val="zh_TW" w:bidi="zh_TW"/>
+        </w:rPr>
+        <w:t>原文參照：</w:t>
+      </w:r>
+    </w:p>
+    <w:p>
+      <w:pPr>
+        <w:pStyle w:val="ListBullet"/>
+        <w:spacing w:line="240" w:lineRule="auto"/>
+        <w:ind w:left="720"/>
+      </w:pPr>
+      <w:r>
+        <w:rPr>
+          <w:lang w:val="zh_TW" w:bidi="zh_TW"/>
+        </w:rPr>
+      </w:r>
+      <w:r>
+        <w:rPr>
+          <w:lang w:val="zh_TW" w:bidi="zh_TW"/>
+        </w:rPr>
+        <w:t>史特朗號：H6721，H6722，G46050，G46060</w:t>
+      </w:r>
+      <w:r>
+        <w:rPr>
+          <w:lang w:val="zh_TW" w:bidi="zh_TW"/>
+        </w:rPr>
+      </w:r>
+      <w:r>
+        <w:rPr>
+          <w:lang w:val="zh_TW" w:bidi="zh_TW"/>
+        </w:rPr>
+      </w:r>
+    </w:p>
+    <w:p>
+      <w:pPr/>
+      <w:r>
+        <w:rPr>
+          <w:lang w:val="zh_TW" w:bidi="zh_TW"/>
+        </w:rPr>
+      </w:r>
+    </w:p>
+    <w:p>
+      <w:pPr>
+        <w:pStyle w:val="Heading2"/>
+      </w:pPr>
+      <w:r>
+        <w:rPr>
+          <w:lang w:val="zh_TW" w:bidi="zh_TW"/>
+        </w:rPr>
+        <w:t>西珥</w:t>
+      </w:r>
+      <w:r>
+        <w:rPr>
+          <w:lang w:val="zh_TW" w:bidi="zh_TW"/>
+        </w:rPr>
+      </w:r>
+    </w:p>
+    <w:p>
+      <w:pPr>
+        <w:pStyle w:val="Heading3"/>
+      </w:pPr>
+      <w:r>
+        <w:rPr>
+          <w:lang w:val="zh_TW" w:bidi="zh_TW"/>
+        </w:rPr>
+        <w:t>史實：</w:t>
+      </w:r>
+    </w:p>
+    <w:p>
+      <w:pPr/>
+      <w:r>
+        <w:rPr>
+          <w:lang w:val="zh_TW" w:bidi="zh_TW"/>
+        </w:rPr>
+      </w:r>
+      <w:r>
+        <w:rPr>
+          <w:lang w:val="zh_TW" w:bidi="zh_TW"/>
+        </w:rPr>
+        <w:t>西珥是以掃後裔之中的一個名字。聖經稱西珥的後代為「西珥的子孫」。</w:t>
+      </w:r>
+    </w:p>
+    <w:p>
+      <w:pPr>
+        <w:pStyle w:val="ListBullet"/>
+        <w:spacing w:line="240" w:lineRule="auto"/>
+        <w:ind w:left="720"/>
+      </w:pPr>
+      <w:r>
+        <w:rPr>
+          <w:lang w:val="zh_TW" w:bidi="zh_TW"/>
+        </w:rPr>
+      </w:r>
+      <w:r>
+        <w:rPr>
+          <w:lang w:val="zh_TW" w:bidi="zh_TW"/>
+        </w:rPr>
+        <w:t>在聖經中，西珥的後裔所居住的地區有時被稱為「西珥地」，有時被稱為「西珥」。</w:t>
+      </w:r>
+    </w:p>
+    <w:p>
+      <w:pPr>
+        <w:pStyle w:val="ListBullet"/>
+        <w:spacing w:line="240" w:lineRule="auto"/>
+        <w:ind w:left="720"/>
+      </w:pPr>
+      <w:r>
+        <w:rPr>
+          <w:lang w:val="zh_TW" w:bidi="zh_TW"/>
+        </w:rPr>
+      </w:r>
+      <w:r>
+        <w:rPr>
+          <w:lang w:val="zh_TW" w:bidi="zh_TW"/>
+        </w:rPr>
+        <w:t>聖經稱以東的山脈為「西珥山」。</w:t>
+      </w:r>
+    </w:p>
+    <w:p>
+      <w:pPr>
+        <w:pStyle w:val="ListBullet"/>
+        <w:spacing w:line="240" w:lineRule="auto"/>
+        <w:ind w:left="720"/>
+      </w:pPr>
+      <w:r>
+        <w:rPr>
+          <w:lang w:val="zh_TW" w:bidi="zh_TW"/>
+        </w:rPr>
+      </w:r>
+      <w:r>
+        <w:rPr>
+          <w:lang w:val="zh_TW" w:bidi="zh_TW"/>
+        </w:rPr>
+        <w:t>聖經稱猶大地的一座山為「西珥山」。</w:t>
+      </w:r>
+    </w:p>
+    <w:p>
+      <w:pPr>
+        <w:pStyle w:val="ListBullet"/>
+        <w:spacing w:line="240" w:lineRule="auto"/>
+        <w:ind w:left="720"/>
+      </w:pPr>
+      <w:r>
+        <w:rPr>
+          <w:lang w:val="zh_TW" w:bidi="zh_TW"/>
+        </w:rPr>
+      </w:r>
+      <w:r>
+        <w:rPr>
+          <w:lang w:val="zh_TW" w:bidi="zh_TW"/>
+        </w:rPr>
+        <w:t>上下文或修飾詞（或兩者）會表明「西珥」一詞是指這個人、他的後代、西珥地、西珥山，還是以此命名的山脈。</w:t>
+      </w:r>
+    </w:p>
+    <w:p>
+      <w:pPr>
+        <w:pStyle w:val="ListBullet"/>
+        <w:spacing w:line="240" w:lineRule="auto"/>
+        <w:ind w:left="720"/>
+      </w:pPr>
+      <w:r>
+        <w:rPr>
+          <w:lang w:val="zh_TW" w:bidi="zh_TW"/>
+        </w:rPr>
+      </w:r>
+      <w:r>
+        <w:rPr>
+          <w:lang w:val="zh_TW" w:bidi="zh_TW"/>
+        </w:rPr>
+        <w:t>「西珥的子孫」這個詞在歷代志下二十五章11節及14節中指的是以東人，而以西結書二十五章8節中的「西珥」指的也是以東人。</w:t>
+      </w:r>
+    </w:p>
+    <w:p>
+      <w:pPr>
+        <w:pStyle w:val="ListBullet"/>
+        <w:spacing w:line="240" w:lineRule="auto"/>
+        <w:ind w:left="720"/>
+      </w:pPr>
+      <w:r>
+        <w:rPr>
+          <w:lang w:val="zh_TW" w:bidi="zh_TW"/>
+        </w:rPr>
+      </w:r>
+      <w:r>
+        <w:rPr>
+          <w:lang w:val="zh_TW" w:bidi="zh_TW"/>
+        </w:rPr>
+        <w:t>在聖經中，「西珥」有時與「以東」具有相同的含義。</w:t>
+      </w:r>
+    </w:p>
+    <w:p>
+      <w:pPr/>
+      <w:r>
+        <w:rPr>
+          <w:lang w:val="zh_TW" w:bidi="zh_TW"/>
+        </w:rPr>
+      </w:r>
+      <w:r>
+        <w:rPr>
+          <w:lang w:val="zh_TW" w:bidi="zh_TW"/>
+        </w:rPr>
+        <w:t>（翻譯相關建議：如何翻譯名字）</w:t>
+      </w:r>
+    </w:p>
+    <w:p>
+      <w:pPr/>
+      <w:r>
+        <w:rPr>
+          <w:lang w:val="zh_TW" w:bidi="zh_TW"/>
+        </w:rPr>
+      </w:r>
+      <w:r>
+        <w:rPr>
+          <w:lang w:val="zh_TW" w:bidi="zh_TW"/>
+        </w:rPr>
+        <w:t>（另見：</w:t>
+      </w:r>
+      <w:r>
+        <w:rPr>
+          <w:lang w:val="zh_TW" w:bidi="zh_TW"/>
+        </w:rPr>
+        <w:t>以東</w:t>
+      </w:r>
+      <w:r>
+        <w:rPr>
+          <w:lang w:val="zh_TW" w:bidi="zh_TW"/>
+        </w:rPr>
+        <w:t>）</w:t>
+      </w:r>
+      <w:r>
+        <w:rPr>
+          <w:lang w:val="zh_TW" w:bidi="zh_TW"/>
+        </w:rPr>
+      </w:r>
+      <w:r>
+        <w:rPr>
+          <w:lang w:val="zh_TW" w:bidi="zh_TW"/>
+        </w:rPr>
+      </w:r>
+    </w:p>
+    <w:p>
+      <w:pPr/>
+      <w:r>
+        <w:rPr>
+          <w:lang w:val="zh_TW" w:bidi="zh_TW"/>
+        </w:rPr>
+      </w:r>
+    </w:p>
+    <w:p>
+      <w:pPr>
+        <w:pStyle w:val="Heading2"/>
+      </w:pPr>
+      <w:r>
+        <w:rPr>
+          <w:lang w:val="zh_TW" w:bidi="zh_TW"/>
+        </w:rPr>
+        <w:t>西番雅</w:t>
+      </w:r>
+      <w:r>
+        <w:rPr>
+          <w:lang w:val="zh_TW" w:bidi="zh_TW"/>
+        </w:rPr>
+      </w:r>
+    </w:p>
+    <w:p>
+      <w:pPr>
+        <w:pStyle w:val="Heading3"/>
+      </w:pPr>
+      <w:r>
+        <w:rPr>
+          <w:lang w:val="zh_TW" w:bidi="zh_TW"/>
+        </w:rPr>
+        <w:t>史實：</w:t>
+      </w:r>
+    </w:p>
+    <w:p>
+      <w:pPr/>
+      <w:r>
+        <w:rPr>
+          <w:lang w:val="zh_TW" w:bidi="zh_TW"/>
+        </w:rPr>
+      </w:r>
+      <w:r>
+        <w:rPr>
+          <w:lang w:val="zh_TW" w:bidi="zh_TW"/>
+        </w:rPr>
+        <w:t>西番雅是古示的兒子，是一位住在耶路撒冷的先知，並在約西亞王統治的期間說預言。他與耶利米同時代。</w:t>
+      </w:r>
+    </w:p>
+    <w:p>
+      <w:pPr>
+        <w:pStyle w:val="ListBullet"/>
+        <w:spacing w:line="240" w:lineRule="auto"/>
+        <w:ind w:left="720"/>
+      </w:pPr>
+      <w:r>
+        <w:rPr>
+          <w:lang w:val="zh_TW" w:bidi="zh_TW"/>
+        </w:rPr>
+      </w:r>
+      <w:r>
+        <w:rPr>
+          <w:lang w:val="zh_TW" w:bidi="zh_TW"/>
+        </w:rPr>
+        <w:t>他責備猶大人民崇拜假神。他的預言記載在舊約的西番雅書中。</w:t>
+      </w:r>
+    </w:p>
+    <w:p>
+      <w:pPr>
+        <w:pStyle w:val="ListBullet"/>
+        <w:spacing w:line="240" w:lineRule="auto"/>
+        <w:ind w:left="720"/>
+      </w:pPr>
+      <w:r>
+        <w:rPr>
+          <w:lang w:val="zh_TW" w:bidi="zh_TW"/>
+        </w:rPr>
+      </w:r>
+      <w:r>
+        <w:rPr>
+          <w:lang w:val="zh_TW" w:bidi="zh_TW"/>
+        </w:rPr>
+        <w:t>在舊約中有幾位名叫西番雅的其他人，其中大多數是祭司。</w:t>
+      </w:r>
+    </w:p>
+    <w:p>
+      <w:pPr/>
+      <w:r>
+        <w:rPr>
+          <w:lang w:val="zh_TW" w:bidi="zh_TW"/>
+        </w:rPr>
+      </w:r>
+      <w:r>
+        <w:rPr>
+          <w:lang w:val="zh_TW" w:bidi="zh_TW"/>
+        </w:rPr>
+        <w:t>（翻譯相關建議：翻譯名字）</w:t>
+      </w:r>
+    </w:p>
+    <w:p>
+      <w:pPr/>
+      <w:r>
+        <w:rPr>
+          <w:lang w:val="zh_TW" w:bidi="zh_TW"/>
+        </w:rPr>
+      </w:r>
+      <w:r>
+        <w:rPr>
+          <w:lang w:val="zh_TW" w:bidi="zh_TW"/>
+        </w:rPr>
+        <w:t>（另見：</w:t>
+      </w:r>
+      <w:r>
+        <w:rPr>
+          <w:lang w:val="zh_TW" w:bidi="zh_TW"/>
+        </w:rPr>
+        <w:t>耶利米，</w:t>
+      </w:r>
+      <w:r>
+        <w:rPr>
+          <w:lang w:val="zh_TW" w:bidi="zh_TW"/>
+        </w:rPr>
+        <w:t>約西亞，</w:t>
+      </w:r>
+      <w:r>
+        <w:rPr>
+          <w:lang w:val="zh_TW" w:bidi="zh_TW"/>
+        </w:rPr>
+        <w:t>祭司</w:t>
+      </w:r>
+      <w:r>
+        <w:rPr>
+          <w:lang w:val="zh_TW" w:bidi="zh_TW"/>
+        </w:rPr>
+        <w:t>）</w:t>
+      </w:r>
+    </w:p>
+    <w:p>
+      <w:pPr>
+        <w:pStyle w:val="Heading3"/>
+      </w:pPr>
+      <w:r>
+        <w:rPr>
+          <w:lang w:val="zh_TW" w:bidi="zh_TW"/>
+        </w:rPr>
+        <w:t>參考經文：</w:t>
+      </w:r>
+    </w:p>
+    <w:p>
+      <w:pPr>
+        <w:pStyle w:val="ListBullet"/>
+        <w:spacing w:line="240" w:lineRule="auto"/>
+        <w:ind w:left="720"/>
+      </w:pPr>
+      <w:r>
+        <w:rPr>
+          <w:lang w:val="zh_TW" w:bidi="zh_TW"/>
+        </w:rPr>
+      </w:r>
+      <w:r>
+        <w:rPr>
+          <w:lang w:val="zh_TW" w:bidi="zh_TW"/>
+        </w:rPr>
+        <w:t>列王紀下25:18</w:t>
+      </w:r>
+    </w:p>
+    <w:p>
+      <w:pPr>
+        <w:pStyle w:val="ListBullet"/>
+        <w:spacing w:line="240" w:lineRule="auto"/>
+        <w:ind w:left="720"/>
+      </w:pPr>
+      <w:r>
+        <w:rPr>
+          <w:lang w:val="zh_TW" w:bidi="zh_TW"/>
+        </w:rPr>
+      </w:r>
+      <w:r>
+        <w:rPr>
+          <w:lang w:val="zh_TW" w:bidi="zh_TW"/>
+        </w:rPr>
+        <w:t>耶利米書52:24–25</w:t>
+      </w:r>
+    </w:p>
+    <w:p>
+      <w:pPr>
+        <w:pStyle w:val="ListBullet"/>
+        <w:spacing w:line="240" w:lineRule="auto"/>
+        <w:ind w:left="720"/>
+      </w:pPr>
+      <w:r>
+        <w:rPr>
+          <w:lang w:val="zh_TW" w:bidi="zh_TW"/>
+        </w:rPr>
+      </w:r>
+      <w:r>
+        <w:rPr>
+          <w:lang w:val="zh_TW" w:bidi="zh_TW"/>
+        </w:rPr>
+        <w:t>撒迦利亞書6:9–11</w:t>
+      </w:r>
+    </w:p>
+    <w:p>
+      <w:pPr>
+        <w:pStyle w:val="ListBullet"/>
+        <w:spacing w:line="240" w:lineRule="auto"/>
+        <w:ind w:left="720"/>
+      </w:pPr>
+      <w:r>
+        <w:rPr>
+          <w:lang w:val="zh_TW" w:bidi="zh_TW"/>
+        </w:rPr>
+      </w:r>
+      <w:r>
+        <w:rPr>
+          <w:lang w:val="zh_TW" w:bidi="zh_TW"/>
+        </w:rPr>
+        <w:t>西番雅書1:3</w:t>
+      </w:r>
+    </w:p>
+    <w:p>
+      <w:pPr>
+        <w:pStyle w:val="Heading3"/>
+      </w:pPr>
+      <w:r>
+        <w:rPr>
+          <w:lang w:val="zh_TW" w:bidi="zh_TW"/>
+        </w:rPr>
+        <w:t>原文參照：</w:t>
+      </w:r>
+    </w:p>
+    <w:p>
+      <w:pPr>
+        <w:pStyle w:val="ListBullet"/>
+        <w:spacing w:line="240" w:lineRule="auto"/>
+        <w:ind w:left="720"/>
+      </w:pPr>
+      <w:r>
+        <w:rPr>
+          <w:lang w:val="zh_TW" w:bidi="zh_TW"/>
+        </w:rPr>
+      </w:r>
+      <w:r>
+        <w:rPr>
+          <w:lang w:val="zh_TW" w:bidi="zh_TW"/>
+        </w:rPr>
+        <w:t>史特朗號：H6846</w:t>
+      </w:r>
+      <w:r>
+        <w:rPr>
+          <w:lang w:val="zh_TW" w:bidi="zh_TW"/>
+        </w:rPr>
+      </w:r>
+      <w:r>
+        <w:rPr>
+          <w:lang w:val="zh_TW" w:bidi="zh_TW"/>
+        </w:rPr>
+      </w:r>
+    </w:p>
+    <w:p>
+      <w:pPr/>
+      <w:r>
+        <w:rPr>
+          <w:lang w:val="zh_TW" w:bidi="zh_TW"/>
+        </w:rPr>
+      </w:r>
+    </w:p>
+    <w:p>
+      <w:pPr>
+        <w:pStyle w:val="Heading2"/>
+      </w:pPr>
+      <w:r>
+        <w:rPr>
+          <w:lang w:val="zh_TW" w:bidi="zh_TW"/>
+        </w:rPr>
+        <w:t>西宏</w:t>
+      </w:r>
+      <w:r>
+        <w:rPr>
+          <w:lang w:val="zh_TW" w:bidi="zh_TW"/>
+        </w:rPr>
+      </w:r>
+    </w:p>
+    <w:p>
+      <w:pPr/>
+      <w:r>
+        <w:rPr>
+          <w:lang w:val="zh_TW" w:bidi="zh_TW"/>
+        </w:rPr>
+      </w:r>
+      <w:r>
+        <w:rPr>
+          <w:lang w:val="zh_TW" w:bidi="zh_TW"/>
+        </w:rPr>
+        <w:t>西宏是亞摩利人的王，統治希實本地區。</w:t>
+      </w:r>
+    </w:p>
+    <w:p>
+      <w:pPr>
+        <w:pStyle w:val="ListBullet"/>
+        <w:spacing w:line="240" w:lineRule="auto"/>
+        <w:ind w:left="720"/>
+      </w:pPr>
+      <w:r>
+        <w:rPr>
+          <w:lang w:val="zh_TW" w:bidi="zh_TW"/>
+        </w:rPr>
+      </w:r>
+      <w:r>
+        <w:rPr>
+          <w:lang w:val="zh_TW" w:bidi="zh_TW"/>
+        </w:rPr>
+        <w:t>以色列人征服了西宏和他的百姓及土地。</w:t>
+      </w:r>
+    </w:p>
+    <w:p>
+      <w:pPr/>
+      <w:r>
+        <w:rPr>
+          <w:lang w:val="zh_TW" w:bidi="zh_TW"/>
+        </w:rPr>
+      </w:r>
+      <w:r>
+        <w:rPr>
+          <w:lang w:val="zh_TW" w:bidi="zh_TW"/>
+        </w:rPr>
+        <w:t>（翻譯相關建議：如何翻譯名字）</w:t>
+      </w:r>
+    </w:p>
+    <w:p>
+      <w:pPr/>
+      <w:r>
+        <w:rPr>
+          <w:lang w:val="zh_TW" w:bidi="zh_TW"/>
+        </w:rPr>
+      </w:r>
+      <w:r>
+        <w:rPr>
+          <w:lang w:val="zh_TW" w:bidi="zh_TW"/>
+        </w:rPr>
+        <w:t>（另見：</w:t>
+      </w:r>
+      <w:r>
+        <w:rPr>
+          <w:lang w:val="zh_TW" w:bidi="zh_TW"/>
+        </w:rPr>
+        <w:t>亞摩利人</w:t>
+      </w:r>
+      <w:r>
+        <w:rPr>
+          <w:lang w:val="zh_TW" w:bidi="zh_TW"/>
+        </w:rPr>
         <w:t>、</w:t>
       </w:r>
       <w:r>
         <w:rPr>
           <w:lang w:val="zh_TW" w:bidi="zh_TW"/>
         </w:rPr>
-        <w:t>腓尼基</w:t>
+        <w:t>希實本</w:t>
+      </w:r>
+      <w:r>
+        <w:rPr>
+          <w:lang w:val="zh_TW" w:bidi="zh_TW"/>
+        </w:rPr>
+        <w:t>）</w:t>
+      </w:r>
+      <w:r>
+        <w:rPr>
+          <w:lang w:val="zh_TW" w:bidi="zh_TW"/>
+        </w:rPr>
+      </w:r>
+      <w:r>
+        <w:rPr>
+          <w:lang w:val="zh_TW" w:bidi="zh_TW"/>
+        </w:rPr>
+      </w:r>
+    </w:p>
+    <w:p>
+      <w:pPr/>
+      <w:r>
+        <w:rPr>
+          <w:lang w:val="zh_TW" w:bidi="zh_TW"/>
+        </w:rPr>
+      </w:r>
+    </w:p>
+    <w:p>
+      <w:pPr>
+        <w:pStyle w:val="Heading2"/>
+      </w:pPr>
+      <w:r>
+        <w:rPr>
+          <w:lang w:val="zh_TW" w:bidi="zh_TW"/>
+        </w:rPr>
+        <w:t>西拉</w:t>
+      </w:r>
+      <w:r>
+        <w:rPr>
+          <w:lang w:val="zh_TW" w:bidi="zh_TW"/>
+        </w:rPr>
+      </w:r>
+    </w:p>
+    <w:p>
+      <w:pPr>
+        <w:pStyle w:val="Heading3"/>
+      </w:pPr>
+      <w:r>
+        <w:rPr>
+          <w:lang w:val="zh_TW" w:bidi="zh_TW"/>
+        </w:rPr>
+        <w:t>史實：</w:t>
+      </w:r>
+    </w:p>
+    <w:p>
+      <w:pPr/>
+      <w:r>
+        <w:rPr>
+          <w:lang w:val="zh_TW" w:bidi="zh_TW"/>
+        </w:rPr>
+      </w:r>
+      <w:r>
+        <w:rPr>
+          <w:lang w:val="zh_TW" w:bidi="zh_TW"/>
+        </w:rPr>
+        <w:t>西拉是耶路撒冷信徒中的領袖。</w:t>
+      </w:r>
+    </w:p>
+    <w:p>
+      <w:pPr>
+        <w:pStyle w:val="ListBullet"/>
+        <w:spacing w:line="240" w:lineRule="auto"/>
+        <w:ind w:left="720"/>
+      </w:pPr>
+      <w:r>
+        <w:rPr>
+          <w:lang w:val="zh_TW" w:bidi="zh_TW"/>
+        </w:rPr>
+      </w:r>
+      <w:r>
+        <w:rPr>
+          <w:lang w:val="zh_TW" w:bidi="zh_TW"/>
+        </w:rPr>
+        <w:t>耶路撒冷教會的長老指派西拉與保羅和巴拿巴一起去安提阿送信。</w:t>
+      </w:r>
+    </w:p>
+    <w:p>
+      <w:pPr>
+        <w:pStyle w:val="ListBullet"/>
+        <w:spacing w:line="240" w:lineRule="auto"/>
+        <w:ind w:left="720"/>
+      </w:pPr>
+      <w:r>
+        <w:rPr>
+          <w:lang w:val="zh_TW" w:bidi="zh_TW"/>
+        </w:rPr>
+      </w:r>
+      <w:r>
+        <w:rPr>
+          <w:lang w:val="zh_TW" w:bidi="zh_TW"/>
+        </w:rPr>
+        <w:t>西拉後來與保羅一起前往其他城市教導人們關於耶穌的事。</w:t>
+      </w:r>
+    </w:p>
+    <w:p>
+      <w:pPr>
+        <w:pStyle w:val="ListBullet"/>
+        <w:spacing w:line="240" w:lineRule="auto"/>
+        <w:ind w:left="720"/>
+      </w:pPr>
+      <w:r>
+        <w:rPr>
+          <w:lang w:val="zh_TW" w:bidi="zh_TW"/>
+        </w:rPr>
+      </w:r>
+      <w:r>
+        <w:rPr>
+          <w:lang w:val="zh_TW" w:bidi="zh_TW"/>
+        </w:rPr>
+        <w:t>保羅和西拉在腓立比城被關進監牢。他們在監牢裡唱詩讚美神，神釋放了他們。獄卒因他們的見證而成為基督徒。</w:t>
+      </w:r>
+    </w:p>
+    <w:p>
+      <w:pPr/>
+      <w:r>
+        <w:rPr>
+          <w:lang w:val="zh_TW" w:bidi="zh_TW"/>
+        </w:rPr>
+      </w:r>
+      <w:r>
+        <w:rPr>
+          <w:lang w:val="zh_TW" w:bidi="zh_TW"/>
+        </w:rPr>
+        <w:t>（翻譯相關建議：如何翻譯名字）</w:t>
+      </w:r>
+    </w:p>
+    <w:p>
+      <w:pPr/>
+      <w:r>
+        <w:rPr>
+          <w:lang w:val="zh_TW" w:bidi="zh_TW"/>
+        </w:rPr>
+      </w:r>
+      <w:r>
+        <w:rPr>
+          <w:lang w:val="zh_TW" w:bidi="zh_TW"/>
+        </w:rPr>
+        <w:t>（另見：</w:t>
+      </w:r>
+      <w:r>
+        <w:rPr>
+          <w:lang w:val="zh_TW" w:bidi="zh_TW"/>
+        </w:rPr>
+        <w:t>安提阿</w:t>
       </w:r>
       <w:r>
         <w:rPr>
@@ -1680,7 +2583,7 @@
         <w:rPr>
           <w:lang w:val="zh_TW" w:bidi="zh_TW"/>
         </w:rPr>
-        <w:t>海</w:t>
+        <w:t>巴拿巴</w:t>
       </w:r>
       <w:r>
         <w:rPr>
@@ -1692,745 +2595,7 @@
         <w:rPr>
           <w:lang w:val="zh_TW" w:bidi="zh_TW"/>
         </w:rPr>
-        <w:t>泰爾</w:t>
-      </w:r>
-      <w:r>
-        <w:rPr>
-          <w:lang w:val="zh_TW" w:bidi="zh_TW"/>
-        </w:rPr>
-        <w:t>）</w:t>
-      </w:r>
-    </w:p>
-    <w:p>
-      <w:pPr>
-        <w:pStyle w:val="Heading3"/>
-      </w:pPr>
-      <w:r>
-        <w:rPr>
-          <w:lang w:val="zh_TW" w:bidi="zh_TW"/>
-        </w:rPr>
-        <w:t>參考經文：</w:t>
-      </w:r>
-    </w:p>
-    <w:p>
-      <w:pPr>
-        <w:pStyle w:val="ListBullet"/>
-        <w:spacing w:line="240" w:lineRule="auto"/>
-        <w:ind w:left="720"/>
-      </w:pPr>
-      <w:r>
-        <w:rPr>
-          <w:lang w:val="zh_TW" w:bidi="zh_TW"/>
-        </w:rPr>
-      </w:r>
-      <w:r>
-        <w:rPr>
-          <w:lang w:val="zh_TW" w:bidi="zh_TW"/>
-        </w:rPr>
-        <w:t>使徒行傳12:20</w:t>
-      </w:r>
-    </w:p>
-    <w:p>
-      <w:pPr>
-        <w:pStyle w:val="ListBullet"/>
-        <w:spacing w:line="240" w:lineRule="auto"/>
-        <w:ind w:left="720"/>
-      </w:pPr>
-      <w:r>
-        <w:rPr>
-          <w:lang w:val="zh_TW" w:bidi="zh_TW"/>
-        </w:rPr>
-      </w:r>
-      <w:r>
-        <w:rPr>
-          <w:lang w:val="zh_TW" w:bidi="zh_TW"/>
-        </w:rPr>
-        <w:t>使徒行傳27:3–6</w:t>
-      </w:r>
-    </w:p>
-    <w:p>
-      <w:pPr>
-        <w:pStyle w:val="ListBullet"/>
-        <w:spacing w:line="240" w:lineRule="auto"/>
-        <w:ind w:left="720"/>
-      </w:pPr>
-      <w:r>
-        <w:rPr>
-          <w:lang w:val="zh_TW" w:bidi="zh_TW"/>
-        </w:rPr>
-      </w:r>
-      <w:r>
-        <w:rPr>
-          <w:lang w:val="zh_TW" w:bidi="zh_TW"/>
-        </w:rPr>
-        <w:t>創世記10:15–18</w:t>
-      </w:r>
-    </w:p>
-    <w:p>
-      <w:pPr>
-        <w:pStyle w:val="ListBullet"/>
-        <w:spacing w:line="240" w:lineRule="auto"/>
-        <w:ind w:left="720"/>
-      </w:pPr>
-      <w:r>
-        <w:rPr>
-          <w:lang w:val="zh_TW" w:bidi="zh_TW"/>
-        </w:rPr>
-      </w:r>
-      <w:r>
-        <w:rPr>
-          <w:lang w:val="zh_TW" w:bidi="zh_TW"/>
-        </w:rPr>
-        <w:t>創世記10:19</w:t>
-      </w:r>
-    </w:p>
-    <w:p>
-      <w:pPr>
-        <w:pStyle w:val="ListBullet"/>
-        <w:spacing w:line="240" w:lineRule="auto"/>
-        <w:ind w:left="720"/>
-      </w:pPr>
-      <w:r>
-        <w:rPr>
-          <w:lang w:val="zh_TW" w:bidi="zh_TW"/>
-        </w:rPr>
-      </w:r>
-      <w:r>
-        <w:rPr>
-          <w:lang w:val="zh_TW" w:bidi="zh_TW"/>
-        </w:rPr>
-        <w:t>馬可福音3:7–8</w:t>
-      </w:r>
-    </w:p>
-    <w:p>
-      <w:pPr>
-        <w:pStyle w:val="ListBullet"/>
-        <w:spacing w:line="240" w:lineRule="auto"/>
-        <w:ind w:left="720"/>
-      </w:pPr>
-      <w:r>
-        <w:rPr>
-          <w:lang w:val="zh_TW" w:bidi="zh_TW"/>
-        </w:rPr>
-      </w:r>
-      <w:r>
-        <w:rPr>
-          <w:lang w:val="zh_TW" w:bidi="zh_TW"/>
-        </w:rPr>
-        <w:t>馬太福音11:22</w:t>
-      </w:r>
-    </w:p>
-    <w:p>
-      <w:pPr>
-        <w:pStyle w:val="ListBullet"/>
-        <w:spacing w:line="240" w:lineRule="auto"/>
-        <w:ind w:left="720"/>
-      </w:pPr>
-      <w:r>
-        <w:rPr>
-          <w:lang w:val="zh_TW" w:bidi="zh_TW"/>
-        </w:rPr>
-      </w:r>
-      <w:r>
-        <w:rPr>
-          <w:lang w:val="zh_TW" w:bidi="zh_TW"/>
-        </w:rPr>
-        <w:t>馬太福音15:22</w:t>
-      </w:r>
-    </w:p>
-    <w:p>
-      <w:pPr>
-        <w:pStyle w:val="Heading3"/>
-      </w:pPr>
-      <w:r>
-        <w:rPr>
-          <w:lang w:val="zh_TW" w:bidi="zh_TW"/>
-        </w:rPr>
-        <w:t>原文參照：</w:t>
-      </w:r>
-    </w:p>
-    <w:p>
-      <w:pPr>
-        <w:pStyle w:val="ListBullet"/>
-        <w:spacing w:line="240" w:lineRule="auto"/>
-        <w:ind w:left="720"/>
-      </w:pPr>
-      <w:r>
-        <w:rPr>
-          <w:lang w:val="zh_TW" w:bidi="zh_TW"/>
-        </w:rPr>
-      </w:r>
-      <w:r>
-        <w:rPr>
-          <w:lang w:val="zh_TW" w:bidi="zh_TW"/>
-        </w:rPr>
-        <w:t>史特朗號：H6721，H6722，G46050，G46060</w:t>
-      </w:r>
-      <w:r>
-        <w:rPr>
-          <w:lang w:val="zh_TW" w:bidi="zh_TW"/>
-        </w:rPr>
-      </w:r>
-      <w:r>
-        <w:rPr>
-          <w:lang w:val="zh_TW" w:bidi="zh_TW"/>
-        </w:rPr>
-      </w:r>
-    </w:p>
-    <w:p>
-      <w:pPr/>
-      <w:r>
-        <w:rPr>
-          <w:lang w:val="zh_TW" w:bidi="zh_TW"/>
-        </w:rPr>
-      </w:r>
-    </w:p>
-    <w:p>
-      <w:pPr>
-        <w:pStyle w:val="Heading2"/>
-      </w:pPr>
-      <w:r>
-        <w:rPr>
-          <w:lang w:val="zh_TW" w:bidi="zh_TW"/>
-        </w:rPr>
-        <w:t>西珥</w:t>
-      </w:r>
-      <w:r>
-        <w:rPr>
-          <w:lang w:val="zh_TW" w:bidi="zh_TW"/>
-        </w:rPr>
-      </w:r>
-    </w:p>
-    <w:p>
-      <w:pPr>
-        <w:pStyle w:val="Heading3"/>
-      </w:pPr>
-      <w:r>
-        <w:rPr>
-          <w:lang w:val="zh_TW" w:bidi="zh_TW"/>
-        </w:rPr>
-        <w:t>史實：</w:t>
-      </w:r>
-    </w:p>
-    <w:p>
-      <w:pPr/>
-      <w:r>
-        <w:rPr>
-          <w:lang w:val="zh_TW" w:bidi="zh_TW"/>
-        </w:rPr>
-      </w:r>
-      <w:r>
-        <w:rPr>
-          <w:lang w:val="zh_TW" w:bidi="zh_TW"/>
-        </w:rPr>
-        <w:t>西珥是以掃後裔之中的一個名字。聖經稱西珥的後代為「西珥的子孫」。</w:t>
-      </w:r>
-    </w:p>
-    <w:p>
-      <w:pPr>
-        <w:pStyle w:val="ListBullet"/>
-        <w:spacing w:line="240" w:lineRule="auto"/>
-        <w:ind w:left="720"/>
-      </w:pPr>
-      <w:r>
-        <w:rPr>
-          <w:lang w:val="zh_TW" w:bidi="zh_TW"/>
-        </w:rPr>
-      </w:r>
-      <w:r>
-        <w:rPr>
-          <w:lang w:val="zh_TW" w:bidi="zh_TW"/>
-        </w:rPr>
-        <w:t>在聖經中，西珥的後裔所居住的地區有時被稱為「西珥地」，有時被稱為「西珥」。</w:t>
-      </w:r>
-    </w:p>
-    <w:p>
-      <w:pPr>
-        <w:pStyle w:val="ListBullet"/>
-        <w:spacing w:line="240" w:lineRule="auto"/>
-        <w:ind w:left="720"/>
-      </w:pPr>
-      <w:r>
-        <w:rPr>
-          <w:lang w:val="zh_TW" w:bidi="zh_TW"/>
-        </w:rPr>
-      </w:r>
-      <w:r>
-        <w:rPr>
-          <w:lang w:val="zh_TW" w:bidi="zh_TW"/>
-        </w:rPr>
-        <w:t>聖經稱以東的山脈為「西珥山」。</w:t>
-      </w:r>
-    </w:p>
-    <w:p>
-      <w:pPr>
-        <w:pStyle w:val="ListBullet"/>
-        <w:spacing w:line="240" w:lineRule="auto"/>
-        <w:ind w:left="720"/>
-      </w:pPr>
-      <w:r>
-        <w:rPr>
-          <w:lang w:val="zh_TW" w:bidi="zh_TW"/>
-        </w:rPr>
-      </w:r>
-      <w:r>
-        <w:rPr>
-          <w:lang w:val="zh_TW" w:bidi="zh_TW"/>
-        </w:rPr>
-        <w:t>聖經稱猶大地的一座山為「西珥山」。</w:t>
-      </w:r>
-    </w:p>
-    <w:p>
-      <w:pPr>
-        <w:pStyle w:val="ListBullet"/>
-        <w:spacing w:line="240" w:lineRule="auto"/>
-        <w:ind w:left="720"/>
-      </w:pPr>
-      <w:r>
-        <w:rPr>
-          <w:lang w:val="zh_TW" w:bidi="zh_TW"/>
-        </w:rPr>
-      </w:r>
-      <w:r>
-        <w:rPr>
-          <w:lang w:val="zh_TW" w:bidi="zh_TW"/>
-        </w:rPr>
-        <w:t>上下文或修飾詞（或兩者）會表明「西珥」一詞是指這個人、他的後代、西珥地、西珥山，還是以此命名的山脈。</w:t>
-      </w:r>
-    </w:p>
-    <w:p>
-      <w:pPr>
-        <w:pStyle w:val="ListBullet"/>
-        <w:spacing w:line="240" w:lineRule="auto"/>
-        <w:ind w:left="720"/>
-      </w:pPr>
-      <w:r>
-        <w:rPr>
-          <w:lang w:val="zh_TW" w:bidi="zh_TW"/>
-        </w:rPr>
-      </w:r>
-      <w:r>
-        <w:rPr>
-          <w:lang w:val="zh_TW" w:bidi="zh_TW"/>
-        </w:rPr>
-        <w:t>「西珥的子孫」這個詞在歷代志下二十五章11節及14節中指的是以東人，而以西結書二十五章8節中的「西珥」指的也是以東人。</w:t>
-      </w:r>
-    </w:p>
-    <w:p>
-      <w:pPr>
-        <w:pStyle w:val="ListBullet"/>
-        <w:spacing w:line="240" w:lineRule="auto"/>
-        <w:ind w:left="720"/>
-      </w:pPr>
-      <w:r>
-        <w:rPr>
-          <w:lang w:val="zh_TW" w:bidi="zh_TW"/>
-        </w:rPr>
-      </w:r>
-      <w:r>
-        <w:rPr>
-          <w:lang w:val="zh_TW" w:bidi="zh_TW"/>
-        </w:rPr>
-        <w:t>在聖經中，「西珥」有時與「以東」具有相同的含義。</w:t>
-      </w:r>
-    </w:p>
-    <w:p>
-      <w:pPr/>
-      <w:r>
-        <w:rPr>
-          <w:lang w:val="zh_TW" w:bidi="zh_TW"/>
-        </w:rPr>
-      </w:r>
-      <w:r>
-        <w:rPr>
-          <w:lang w:val="zh_TW" w:bidi="zh_TW"/>
-        </w:rPr>
-        <w:t>（翻譯相關建議：如何翻譯名字）</w:t>
-      </w:r>
-    </w:p>
-    <w:p>
-      <w:pPr/>
-      <w:r>
-        <w:rPr>
-          <w:lang w:val="zh_TW" w:bidi="zh_TW"/>
-        </w:rPr>
-      </w:r>
-      <w:r>
-        <w:rPr>
-          <w:lang w:val="zh_TW" w:bidi="zh_TW"/>
-        </w:rPr>
-        <w:t>（另見：</w:t>
-      </w:r>
-      <w:r>
-        <w:rPr>
-          <w:lang w:val="zh_TW" w:bidi="zh_TW"/>
-        </w:rPr>
-        <w:t>以東</w:t>
-      </w:r>
-      <w:r>
-        <w:rPr>
-          <w:lang w:val="zh_TW" w:bidi="zh_TW"/>
-        </w:rPr>
-        <w:t>）</w:t>
-      </w:r>
-      <w:r>
-        <w:rPr>
-          <w:lang w:val="zh_TW" w:bidi="zh_TW"/>
-        </w:rPr>
-      </w:r>
-      <w:r>
-        <w:rPr>
-          <w:lang w:val="zh_TW" w:bidi="zh_TW"/>
-        </w:rPr>
-      </w:r>
-    </w:p>
-    <w:p>
-      <w:pPr/>
-      <w:r>
-        <w:rPr>
-          <w:lang w:val="zh_TW" w:bidi="zh_TW"/>
-        </w:rPr>
-      </w:r>
-    </w:p>
-    <w:p>
-      <w:pPr>
-        <w:pStyle w:val="Heading2"/>
-      </w:pPr>
-      <w:r>
-        <w:rPr>
-          <w:lang w:val="zh_TW" w:bidi="zh_TW"/>
-        </w:rPr>
-        <w:t>西番雅</w:t>
-      </w:r>
-      <w:r>
-        <w:rPr>
-          <w:lang w:val="zh_TW" w:bidi="zh_TW"/>
-        </w:rPr>
-      </w:r>
-    </w:p>
-    <w:p>
-      <w:pPr>
-        <w:pStyle w:val="Heading3"/>
-      </w:pPr>
-      <w:r>
-        <w:rPr>
-          <w:lang w:val="zh_TW" w:bidi="zh_TW"/>
-        </w:rPr>
-        <w:t>史實：</w:t>
-      </w:r>
-    </w:p>
-    <w:p>
-      <w:pPr/>
-      <w:r>
-        <w:rPr>
-          <w:lang w:val="zh_TW" w:bidi="zh_TW"/>
-        </w:rPr>
-      </w:r>
-      <w:r>
-        <w:rPr>
-          <w:lang w:val="zh_TW" w:bidi="zh_TW"/>
-        </w:rPr>
-        <w:t>西番雅是古示的兒子，是一位住在耶路撒冷的先知，並在約西亞王統治的期間說預言。他與耶利米同時代。</w:t>
-      </w:r>
-    </w:p>
-    <w:p>
-      <w:pPr>
-        <w:pStyle w:val="ListBullet"/>
-        <w:spacing w:line="240" w:lineRule="auto"/>
-        <w:ind w:left="720"/>
-      </w:pPr>
-      <w:r>
-        <w:rPr>
-          <w:lang w:val="zh_TW" w:bidi="zh_TW"/>
-        </w:rPr>
-      </w:r>
-      <w:r>
-        <w:rPr>
-          <w:lang w:val="zh_TW" w:bidi="zh_TW"/>
-        </w:rPr>
-        <w:t>他責備猶大人民崇拜假神。他的預言記載在舊約的西番雅書中。</w:t>
-      </w:r>
-    </w:p>
-    <w:p>
-      <w:pPr>
-        <w:pStyle w:val="ListBullet"/>
-        <w:spacing w:line="240" w:lineRule="auto"/>
-        <w:ind w:left="720"/>
-      </w:pPr>
-      <w:r>
-        <w:rPr>
-          <w:lang w:val="zh_TW" w:bidi="zh_TW"/>
-        </w:rPr>
-      </w:r>
-      <w:r>
-        <w:rPr>
-          <w:lang w:val="zh_TW" w:bidi="zh_TW"/>
-        </w:rPr>
-        <w:t>在舊約中有幾位名叫西番雅的其他人，其中大多數是祭司。</w:t>
-      </w:r>
-    </w:p>
-    <w:p>
-      <w:pPr/>
-      <w:r>
-        <w:rPr>
-          <w:lang w:val="zh_TW" w:bidi="zh_TW"/>
-        </w:rPr>
-      </w:r>
-      <w:r>
-        <w:rPr>
-          <w:lang w:val="zh_TW" w:bidi="zh_TW"/>
-        </w:rPr>
-        <w:t>（翻譯相關建議：翻譯名字）</w:t>
-      </w:r>
-    </w:p>
-    <w:p>
-      <w:pPr/>
-      <w:r>
-        <w:rPr>
-          <w:lang w:val="zh_TW" w:bidi="zh_TW"/>
-        </w:rPr>
-      </w:r>
-      <w:r>
-        <w:rPr>
-          <w:lang w:val="zh_TW" w:bidi="zh_TW"/>
-        </w:rPr>
-        <w:t>（另見：</w:t>
-      </w:r>
-      <w:r>
-        <w:rPr>
-          <w:lang w:val="zh_TW" w:bidi="zh_TW"/>
-        </w:rPr>
-        <w:t>耶利米，</w:t>
-      </w:r>
-      <w:r>
-        <w:rPr>
-          <w:lang w:val="zh_TW" w:bidi="zh_TW"/>
-        </w:rPr>
-        <w:t>約西亞，</w:t>
-      </w:r>
-      <w:r>
-        <w:rPr>
-          <w:lang w:val="zh_TW" w:bidi="zh_TW"/>
-        </w:rPr>
-        <w:t>祭司</w:t>
-      </w:r>
-      <w:r>
-        <w:rPr>
-          <w:lang w:val="zh_TW" w:bidi="zh_TW"/>
-        </w:rPr>
-        <w:t>）</w:t>
-      </w:r>
-    </w:p>
-    <w:p>
-      <w:pPr>
-        <w:pStyle w:val="Heading3"/>
-      </w:pPr>
-      <w:r>
-        <w:rPr>
-          <w:lang w:val="zh_TW" w:bidi="zh_TW"/>
-        </w:rPr>
-        <w:t>參考經文：</w:t>
-      </w:r>
-    </w:p>
-    <w:p>
-      <w:pPr>
-        <w:pStyle w:val="ListBullet"/>
-        <w:spacing w:line="240" w:lineRule="auto"/>
-        <w:ind w:left="720"/>
-      </w:pPr>
-      <w:r>
-        <w:rPr>
-          <w:lang w:val="zh_TW" w:bidi="zh_TW"/>
-        </w:rPr>
-      </w:r>
-      <w:r>
-        <w:rPr>
-          <w:lang w:val="zh_TW" w:bidi="zh_TW"/>
-        </w:rPr>
-        <w:t>列王紀下25:18</w:t>
-      </w:r>
-    </w:p>
-    <w:p>
-      <w:pPr>
-        <w:pStyle w:val="ListBullet"/>
-        <w:spacing w:line="240" w:lineRule="auto"/>
-        <w:ind w:left="720"/>
-      </w:pPr>
-      <w:r>
-        <w:rPr>
-          <w:lang w:val="zh_TW" w:bidi="zh_TW"/>
-        </w:rPr>
-      </w:r>
-      <w:r>
-        <w:rPr>
-          <w:lang w:val="zh_TW" w:bidi="zh_TW"/>
-        </w:rPr>
-        <w:t>耶利米書52:24–25</w:t>
-      </w:r>
-    </w:p>
-    <w:p>
-      <w:pPr>
-        <w:pStyle w:val="ListBullet"/>
-        <w:spacing w:line="240" w:lineRule="auto"/>
-        <w:ind w:left="720"/>
-      </w:pPr>
-      <w:r>
-        <w:rPr>
-          <w:lang w:val="zh_TW" w:bidi="zh_TW"/>
-        </w:rPr>
-      </w:r>
-      <w:r>
-        <w:rPr>
-          <w:lang w:val="zh_TW" w:bidi="zh_TW"/>
-        </w:rPr>
-        <w:t>撒迦利亞書6:9–11</w:t>
-      </w:r>
-    </w:p>
-    <w:p>
-      <w:pPr>
-        <w:pStyle w:val="ListBullet"/>
-        <w:spacing w:line="240" w:lineRule="auto"/>
-        <w:ind w:left="720"/>
-      </w:pPr>
-      <w:r>
-        <w:rPr>
-          <w:lang w:val="zh_TW" w:bidi="zh_TW"/>
-        </w:rPr>
-      </w:r>
-      <w:r>
-        <w:rPr>
-          <w:lang w:val="zh_TW" w:bidi="zh_TW"/>
-        </w:rPr>
-        <w:t>西番雅書1:3</w:t>
-      </w:r>
-    </w:p>
-    <w:p>
-      <w:pPr>
-        <w:pStyle w:val="Heading3"/>
-      </w:pPr>
-      <w:r>
-        <w:rPr>
-          <w:lang w:val="zh_TW" w:bidi="zh_TW"/>
-        </w:rPr>
-        <w:t>原文參照：</w:t>
-      </w:r>
-    </w:p>
-    <w:p>
-      <w:pPr>
-        <w:pStyle w:val="ListBullet"/>
-        <w:spacing w:line="240" w:lineRule="auto"/>
-        <w:ind w:left="720"/>
-      </w:pPr>
-      <w:r>
-        <w:rPr>
-          <w:lang w:val="zh_TW" w:bidi="zh_TW"/>
-        </w:rPr>
-      </w:r>
-      <w:r>
-        <w:rPr>
-          <w:lang w:val="zh_TW" w:bidi="zh_TW"/>
-        </w:rPr>
-        <w:t>史特朗號：H6846</w:t>
-      </w:r>
-      <w:r>
-        <w:rPr>
-          <w:lang w:val="zh_TW" w:bidi="zh_TW"/>
-        </w:rPr>
-      </w:r>
-      <w:r>
-        <w:rPr>
-          <w:lang w:val="zh_TW" w:bidi="zh_TW"/>
-        </w:rPr>
-      </w:r>
-    </w:p>
-    <w:p>
-      <w:pPr/>
-      <w:r>
-        <w:rPr>
-          <w:lang w:val="zh_TW" w:bidi="zh_TW"/>
-        </w:rPr>
-      </w:r>
-    </w:p>
-    <w:p>
-      <w:pPr>
-        <w:pStyle w:val="Heading2"/>
-      </w:pPr>
-      <w:r>
-        <w:rPr>
-          <w:lang w:val="zh_TW" w:bidi="zh_TW"/>
-        </w:rPr>
-        <w:t>西宏</w:t>
-      </w:r>
-      <w:r>
-        <w:rPr>
-          <w:lang w:val="zh_TW" w:bidi="zh_TW"/>
-        </w:rPr>
-      </w:r>
-    </w:p>
-    <w:p>
-      <w:pPr/>
-      <w:r>
-        <w:rPr>
-          <w:lang w:val="zh_TW" w:bidi="zh_TW"/>
-        </w:rPr>
-      </w:r>
-      <w:r>
-        <w:rPr>
-          <w:lang w:val="zh_TW" w:bidi="zh_TW"/>
-        </w:rPr>
-        <w:t>西宏是亞摩利人的王，統治希實本地區。</w:t>
-      </w:r>
-    </w:p>
-    <w:p>
-      <w:pPr>
-        <w:pStyle w:val="ListBullet"/>
-        <w:spacing w:line="240" w:lineRule="auto"/>
-        <w:ind w:left="720"/>
-      </w:pPr>
-      <w:r>
-        <w:rPr>
-          <w:lang w:val="zh_TW" w:bidi="zh_TW"/>
-        </w:rPr>
-      </w:r>
-      <w:r>
-        <w:rPr>
-          <w:lang w:val="zh_TW" w:bidi="zh_TW"/>
-        </w:rPr>
-        <w:t>以色列人征服了西宏和他的百姓及土地。</w:t>
-      </w:r>
-    </w:p>
-    <w:p>
-      <w:pPr/>
-      <w:r>
-        <w:rPr>
-          <w:lang w:val="zh_TW" w:bidi="zh_TW"/>
-        </w:rPr>
-      </w:r>
-      <w:r>
-        <w:rPr>
-          <w:lang w:val="zh_TW" w:bidi="zh_TW"/>
-        </w:rPr>
-        <w:t>（翻譯相關建議：如何翻譯名字）</w:t>
-      </w:r>
-    </w:p>
-    <w:p>
-      <w:pPr/>
-      <w:r>
-        <w:rPr>
-          <w:lang w:val="zh_TW" w:bidi="zh_TW"/>
-        </w:rPr>
-      </w:r>
-      <w:r>
-        <w:rPr>
-          <w:lang w:val="zh_TW" w:bidi="zh_TW"/>
-        </w:rPr>
-        <w:t>（另見：</w:t>
-      </w:r>
-      <w:r>
-        <w:rPr>
-          <w:lang w:val="zh_TW" w:bidi="zh_TW"/>
-        </w:rPr>
-        <w:t>亞摩利人</w:t>
+        <w:t>耶路撒冷</w:t>
       </w:r>
       <w:r>
         <w:rPr>
@@ -2442,160 +2607,7 @@
         <w:rPr>
           <w:lang w:val="zh_TW" w:bidi="zh_TW"/>
         </w:rPr>
-        <w:t>希實本</w:t>
-      </w:r>
-      <w:r>
-        <w:rPr>
-          <w:lang w:val="zh_TW" w:bidi="zh_TW"/>
-        </w:rPr>
-        <w:t>）</w:t>
-      </w:r>
-      <w:r>
-        <w:rPr>
-          <w:lang w:val="zh_TW" w:bidi="zh_TW"/>
-        </w:rPr>
-      </w:r>
-      <w:r>
-        <w:rPr>
-          <w:lang w:val="zh_TW" w:bidi="zh_TW"/>
-        </w:rPr>
-      </w:r>
-    </w:p>
-    <w:p>
-      <w:pPr/>
-      <w:r>
-        <w:rPr>
-          <w:lang w:val="zh_TW" w:bidi="zh_TW"/>
-        </w:rPr>
-      </w:r>
-    </w:p>
-    <w:p>
-      <w:pPr>
-        <w:pStyle w:val="Heading2"/>
-      </w:pPr>
-      <w:r>
-        <w:rPr>
-          <w:lang w:val="zh_TW" w:bidi="zh_TW"/>
-        </w:rPr>
-        <w:t>西拉</w:t>
-      </w:r>
-      <w:r>
-        <w:rPr>
-          <w:lang w:val="zh_TW" w:bidi="zh_TW"/>
-        </w:rPr>
-      </w:r>
-    </w:p>
-    <w:p>
-      <w:pPr>
-        <w:pStyle w:val="Heading3"/>
-      </w:pPr>
-      <w:r>
-        <w:rPr>
-          <w:lang w:val="zh_TW" w:bidi="zh_TW"/>
-        </w:rPr>
-        <w:t>史實：</w:t>
-      </w:r>
-    </w:p>
-    <w:p>
-      <w:pPr/>
-      <w:r>
-        <w:rPr>
-          <w:lang w:val="zh_TW" w:bidi="zh_TW"/>
-        </w:rPr>
-      </w:r>
-      <w:r>
-        <w:rPr>
-          <w:lang w:val="zh_TW" w:bidi="zh_TW"/>
-        </w:rPr>
-        <w:t>西拉是耶路撒冷信徒中的領袖。</w:t>
-      </w:r>
-    </w:p>
-    <w:p>
-      <w:pPr>
-        <w:pStyle w:val="ListBullet"/>
-        <w:spacing w:line="240" w:lineRule="auto"/>
-        <w:ind w:left="720"/>
-      </w:pPr>
-      <w:r>
-        <w:rPr>
-          <w:lang w:val="zh_TW" w:bidi="zh_TW"/>
-        </w:rPr>
-      </w:r>
-      <w:r>
-        <w:rPr>
-          <w:lang w:val="zh_TW" w:bidi="zh_TW"/>
-        </w:rPr>
-        <w:t>耶路撒冷教會的長老指派西拉與保羅和巴拿巴一起去安提阿送信。</w:t>
-      </w:r>
-    </w:p>
-    <w:p>
-      <w:pPr>
-        <w:pStyle w:val="ListBullet"/>
-        <w:spacing w:line="240" w:lineRule="auto"/>
-        <w:ind w:left="720"/>
-      </w:pPr>
-      <w:r>
-        <w:rPr>
-          <w:lang w:val="zh_TW" w:bidi="zh_TW"/>
-        </w:rPr>
-      </w:r>
-      <w:r>
-        <w:rPr>
-          <w:lang w:val="zh_TW" w:bidi="zh_TW"/>
-        </w:rPr>
-        <w:t>西拉後來與保羅一起前往其他城市教導人們關於耶穌的事。</w:t>
-      </w:r>
-    </w:p>
-    <w:p>
-      <w:pPr>
-        <w:pStyle w:val="ListBullet"/>
-        <w:spacing w:line="240" w:lineRule="auto"/>
-        <w:ind w:left="720"/>
-      </w:pPr>
-      <w:r>
-        <w:rPr>
-          <w:lang w:val="zh_TW" w:bidi="zh_TW"/>
-        </w:rPr>
-      </w:r>
-      <w:r>
-        <w:rPr>
-          <w:lang w:val="zh_TW" w:bidi="zh_TW"/>
-        </w:rPr>
-        <w:t>保羅和西拉在腓立比城被關進監牢。他們在監牢裡唱詩讚美神，神釋放了他們。獄卒因他們的見證而成為基督徒。</w:t>
-      </w:r>
-    </w:p>
-    <w:p>
-      <w:pPr/>
-      <w:r>
-        <w:rPr>
-          <w:lang w:val="zh_TW" w:bidi="zh_TW"/>
-        </w:rPr>
-      </w:r>
-      <w:r>
-        <w:rPr>
-          <w:lang w:val="zh_TW" w:bidi="zh_TW"/>
-        </w:rPr>
-        <w:t>（翻譯相關建議：如何翻譯名字）</w:t>
-      </w:r>
-    </w:p>
-    <w:p>
-      <w:pPr/>
-      <w:r>
-        <w:rPr>
-          <w:lang w:val="zh_TW" w:bidi="zh_TW"/>
-        </w:rPr>
-      </w:r>
-      <w:r>
-        <w:rPr>
-          <w:lang w:val="zh_TW" w:bidi="zh_TW"/>
-        </w:rPr>
-        <w:t>（另見：</w:t>
-      </w:r>
-      <w:r>
-        <w:rPr>
-          <w:lang w:val="zh_TW" w:bidi="zh_TW"/>
-        </w:rPr>
-        <w:t>安提阿</w:t>
+        <w:t>保羅</w:t>
       </w:r>
       <w:r>
         <w:rPr>
@@ -2607,61 +2619,13 @@
         <w:rPr>
           <w:lang w:val="zh_TW" w:bidi="zh_TW"/>
         </w:rPr>
-        <w:t>巴拿巴</w:t>
-      </w:r>
-      <w:r>
-        <w:rPr>
-          <w:lang w:val="zh_TW" w:bidi="zh_TW"/>
-        </w:rPr>
-        <w:t>、</w:t>
-      </w:r>
-      <w:r>
-        <w:rPr>
-          <w:lang w:val="zh_TW" w:bidi="zh_TW"/>
-        </w:rPr>
-        <w:t>耶路撒冷</w:t>
-      </w:r>
-      <w:r>
-        <w:rPr>
-          <w:lang w:val="zh_TW" w:bidi="zh_TW"/>
-        </w:rPr>
-        <w:t>、</w:t>
-      </w:r>
-      <w:r>
-        <w:rPr>
-          <w:lang w:val="zh_TW" w:bidi="zh_TW"/>
-        </w:rPr>
-        <w:t>保羅</w:t>
-      </w:r>
-      <w:r>
-        <w:rPr>
-          <w:lang w:val="zh_TW" w:bidi="zh_TW"/>
-        </w:rPr>
-        <w:t>、</w:t>
-      </w:r>
-      <w:r>
-        <w:rPr>
-          <w:lang w:val="zh_TW" w:bidi="zh_TW"/>
-        </w:rPr>
         <w:t>腓立比</w:t>
       </w:r>
       <w:r>
         <w:rPr>
           <w:lang w:val="zh_TW" w:bidi="zh_TW"/>
         </w:rPr>
-        <w:t>、</w:t>
-      </w:r>
-      <w:r>
-        <w:rPr>
-          <w:lang w:val="zh_TW" w:bidi="zh_TW"/>
-        </w:rPr>
-        <w:t>監牢</w:t>
-      </w:r>
-      <w:r>
-        <w:rPr>
-          <w:lang w:val="zh_TW" w:bidi="zh_TW"/>
-        </w:rPr>
-        <w:t>、</w:t>
+        <w:t>、監牢、</w:t>
       </w:r>
       <w:r>
         <w:rPr>
